--- a/reports/canary_report_short.docx
+++ b/reports/canary_report_short.docx
@@ -235,9 +235,351 @@
           <w:sz w:val="24"/>
           <w:szCs w:val="24"/>
         </w:rPr>
-        <w:t xml:space="preserve">This is not a fraud detector. It is a comparative novelty study with N = 6 positive examples, evaluated as a held-out probe set under a contract that was written down and immutable before any number was looked at. The discipline of the contract is the deliverable; the numbers it produced are evidence the contract held. The components map to the CSC 44800 lecture sequence: AI 27 Neural networks and AI 35 Encoders/decoders (the autoencoder); AI 33 Attention and transformers and Meetings 22-23 LLMs (MiniLM embeddings); AI 28 Tensors, AI 31 Computational graphs, AI 10 Optimizers (the PyTorch implementation); AI 12 Introduction to machine learning (the post-hoc TF-IDF baseline).</w:t>
-      </w:r>
-    </w:p>
+        <w:t xml:space="preserve">This is not a fraud detector. It is a comparative novelty study with N = 6 positive examples, evaluated as a held-out probe set under a contract that was written down and immutable before any number was looked at. The discipline of the contract is the deliverable; the numbers it produced are evidence the contract held.</w:t>
+      </w:r>
+    </w:p>
+    <w:p>
+      <w:pPr>
+        <w:spacing w:line="240" w:lineRule="auto"/>
+        <w:jc w:val="center"/>
+      </w:pPr>
+      <w:r>
+        <w:rPr>
+          <w:rFonts w:ascii="Times New Roman" w:cs="Times New Roman" w:eastAsia="Times New Roman" w:hAnsi="Times New Roman"/>
+          <w:i/>
+          <w:iCs/>
+          <w:sz w:val="20"/>
+          <w:szCs w:val="20"/>
+        </w:rPr>
+        <w:t xml:space="preserve">Table 0. Mapping of project components to CSC 44800 lectures.</w:t>
+      </w:r>
+    </w:p>
+    <w:tbl>
+      <w:tblPr>
+        <w:tblW w:type="dxa" w:w="9360"/>
+        <w:tblBorders>
+          <w:top w:val="single" w:color="auto" w:sz="4"/>
+          <w:left w:val="single" w:color="auto" w:sz="4"/>
+          <w:bottom w:val="single" w:color="auto" w:sz="4"/>
+          <w:right w:val="single" w:color="auto" w:sz="4"/>
+          <w:insideH w:val="single" w:color="auto" w:sz="4"/>
+          <w:insideV w:val="single" w:color="auto" w:sz="4"/>
+        </w:tblBorders>
+      </w:tblPr>
+      <w:tblGrid>
+        <w:gridCol w:w="3500"/>
+        <w:gridCol w:w="5860"/>
+      </w:tblGrid>
+      <w:tr>
+        <w:trPr>
+          <w:tblHeader/>
+        </w:trPr>
+        <w:tc>
+          <w:tcPr>
+            <w:tcBorders>
+              <w:top w:val="single" w:color="000000" w:sz="1"/>
+              <w:left w:val="single" w:color="000000" w:sz="1"/>
+              <w:bottom w:val="single" w:color="000000" w:sz="1"/>
+              <w:right w:val="single" w:color="000000" w:sz="1"/>
+            </w:tcBorders>
+            <w:shd w:fill="EDEDED" w:color="auto" w:val="clear"/>
+            <w:tcMar>
+              <w:top w:type="dxa" w:w="80"/>
+              <w:left w:type="dxa" w:w="120"/>
+              <w:bottom w:type="dxa" w:w="80"/>
+              <w:right w:type="dxa" w:w="120"/>
+            </w:tcMar>
+          </w:tcPr>
+          <w:p>
+            <w:pPr>
+              <w:spacing w:line="240" w:lineRule="auto"/>
+            </w:pPr>
+            <w:r>
+              <w:rPr>
+                <w:rFonts w:ascii="Times New Roman" w:cs="Times New Roman" w:eastAsia="Times New Roman" w:hAnsi="Times New Roman"/>
+                <w:b/>
+                <w:bCs/>
+                <w:sz w:val="20"/>
+                <w:szCs w:val="20"/>
+              </w:rPr>
+              <w:t xml:space="preserve">Component</w:t>
+            </w:r>
+          </w:p>
+        </w:tc>
+        <w:tc>
+          <w:tcPr>
+            <w:tcBorders>
+              <w:top w:val="single" w:color="000000" w:sz="1"/>
+              <w:left w:val="single" w:color="000000" w:sz="1"/>
+              <w:bottom w:val="single" w:color="000000" w:sz="1"/>
+              <w:right w:val="single" w:color="000000" w:sz="1"/>
+            </w:tcBorders>
+            <w:shd w:fill="EDEDED" w:color="auto" w:val="clear"/>
+            <w:tcMar>
+              <w:top w:type="dxa" w:w="80"/>
+              <w:left w:type="dxa" w:w="120"/>
+              <w:bottom w:type="dxa" w:w="80"/>
+              <w:right w:type="dxa" w:w="120"/>
+            </w:tcMar>
+          </w:tcPr>
+          <w:p>
+            <w:pPr>
+              <w:spacing w:line="240" w:lineRule="auto"/>
+            </w:pPr>
+            <w:r>
+              <w:rPr>
+                <w:rFonts w:ascii="Times New Roman" w:cs="Times New Roman" w:eastAsia="Times New Roman" w:hAnsi="Times New Roman"/>
+                <w:b/>
+                <w:bCs/>
+                <w:sz w:val="20"/>
+                <w:szCs w:val="20"/>
+              </w:rPr>
+              <w:t xml:space="preserve">Course coverage</w:t>
+            </w:r>
+          </w:p>
+        </w:tc>
+      </w:tr>
+      <w:tr>
+        <w:tc>
+          <w:tcPr>
+            <w:tcBorders>
+              <w:top w:val="single" w:color="000000" w:sz="1"/>
+              <w:left w:val="single" w:color="000000" w:sz="1"/>
+              <w:bottom w:val="single" w:color="000000" w:sz="1"/>
+              <w:right w:val="single" w:color="000000" w:sz="1"/>
+            </w:tcBorders>
+            <w:tcMar>
+              <w:top w:type="dxa" w:w="80"/>
+              <w:left w:type="dxa" w:w="120"/>
+              <w:bottom w:type="dxa" w:w="80"/>
+              <w:right w:type="dxa" w:w="120"/>
+            </w:tcMar>
+          </w:tcPr>
+          <w:p>
+            <w:pPr>
+              <w:spacing w:line="240" w:lineRule="auto"/>
+            </w:pPr>
+            <w:r>
+              <w:rPr>
+                <w:rFonts w:ascii="Times New Roman" w:cs="Times New Roman" w:eastAsia="Times New Roman" w:hAnsi="Times New Roman"/>
+                <w:sz w:val="20"/>
+                <w:szCs w:val="20"/>
+              </w:rPr>
+              <w:t xml:space="preserve">MiniLM sentence embeddings (the input to every model)</w:t>
+            </w:r>
+          </w:p>
+        </w:tc>
+        <w:tc>
+          <w:tcPr>
+            <w:tcBorders>
+              <w:top w:val="single" w:color="000000" w:sz="1"/>
+              <w:left w:val="single" w:color="000000" w:sz="1"/>
+              <w:bottom w:val="single" w:color="000000" w:sz="1"/>
+              <w:right w:val="single" w:color="000000" w:sz="1"/>
+            </w:tcBorders>
+            <w:tcMar>
+              <w:top w:type="dxa" w:w="80"/>
+              <w:left w:type="dxa" w:w="120"/>
+              <w:bottom w:type="dxa" w:w="80"/>
+              <w:right w:type="dxa" w:w="120"/>
+            </w:tcMar>
+          </w:tcPr>
+          <w:p>
+            <w:pPr>
+              <w:spacing w:line="240" w:lineRule="auto"/>
+            </w:pPr>
+            <w:r>
+              <w:rPr>
+                <w:rFonts w:ascii="Times New Roman" w:cs="Times New Roman" w:eastAsia="Times New Roman" w:hAnsi="Times New Roman"/>
+                <w:sz w:val="20"/>
+                <w:szCs w:val="20"/>
+              </w:rPr>
+              <w:t xml:space="preserve">AI 33 Attention and transformers; AI 35 Encoders and decoders; Meetings 22–23 (LLMs, Apr 30 / May 5)</w:t>
+            </w:r>
+          </w:p>
+        </w:tc>
+      </w:tr>
+      <w:tr>
+        <w:tc>
+          <w:tcPr>
+            <w:tcBorders>
+              <w:top w:val="single" w:color="000000" w:sz="1"/>
+              <w:left w:val="single" w:color="000000" w:sz="1"/>
+              <w:bottom w:val="single" w:color="000000" w:sz="1"/>
+              <w:right w:val="single" w:color="000000" w:sz="1"/>
+            </w:tcBorders>
+            <w:tcMar>
+              <w:top w:type="dxa" w:w="80"/>
+              <w:left w:type="dxa" w:w="120"/>
+              <w:bottom w:type="dxa" w:w="80"/>
+              <w:right w:type="dxa" w:w="120"/>
+            </w:tcMar>
+          </w:tcPr>
+          <w:p>
+            <w:pPr>
+              <w:spacing w:line="240" w:lineRule="auto"/>
+            </w:pPr>
+            <w:r>
+              <w:rPr>
+                <w:rFonts w:ascii="Times New Roman" w:cs="Times New Roman" w:eastAsia="Times New Roman" w:hAnsi="Times New Roman"/>
+                <w:sz w:val="20"/>
+                <w:szCs w:val="20"/>
+              </w:rPr>
+              <w:t xml:space="preserve">Custom autoencoder, 384 → 128 → 32 → 128 → 384 ReLU, MSE, Adam</w:t>
+            </w:r>
+          </w:p>
+        </w:tc>
+        <w:tc>
+          <w:tcPr>
+            <w:tcBorders>
+              <w:top w:val="single" w:color="000000" w:sz="1"/>
+              <w:left w:val="single" w:color="000000" w:sz="1"/>
+              <w:bottom w:val="single" w:color="000000" w:sz="1"/>
+              <w:right w:val="single" w:color="000000" w:sz="1"/>
+            </w:tcBorders>
+            <w:tcMar>
+              <w:top w:type="dxa" w:w="80"/>
+              <w:left w:type="dxa" w:w="120"/>
+              <w:bottom w:type="dxa" w:w="80"/>
+              <w:right w:type="dxa" w:w="120"/>
+            </w:tcMar>
+          </w:tcPr>
+          <w:p>
+            <w:pPr>
+              <w:spacing w:line="240" w:lineRule="auto"/>
+            </w:pPr>
+            <w:r>
+              <w:rPr>
+                <w:rFonts w:ascii="Times New Roman" w:cs="Times New Roman" w:eastAsia="Times New Roman" w:hAnsi="Times New Roman"/>
+                <w:sz w:val="20"/>
+                <w:szCs w:val="20"/>
+              </w:rPr>
+              <w:t xml:space="preserve">AI 27 Neural networks; AI 35 Encoders and decoders; AI 28 Tensors; AI 31 Computational graphs; AI 10 Optimizers</w:t>
+            </w:r>
+          </w:p>
+        </w:tc>
+      </w:tr>
+      <w:tr>
+        <w:tc>
+          <w:tcPr>
+            <w:tcBorders>
+              <w:top w:val="single" w:color="000000" w:sz="1"/>
+              <w:left w:val="single" w:color="000000" w:sz="1"/>
+              <w:bottom w:val="single" w:color="000000" w:sz="1"/>
+              <w:right w:val="single" w:color="000000" w:sz="1"/>
+            </w:tcBorders>
+            <w:tcMar>
+              <w:top w:type="dxa" w:w="80"/>
+              <w:left w:type="dxa" w:w="120"/>
+              <w:bottom w:type="dxa" w:w="80"/>
+              <w:right w:type="dxa" w:w="120"/>
+            </w:tcMar>
+          </w:tcPr>
+          <w:p>
+            <w:pPr>
+              <w:spacing w:line="240" w:lineRule="auto"/>
+            </w:pPr>
+            <w:r>
+              <w:rPr>
+                <w:rFonts w:ascii="Times New Roman" w:cs="Times New Roman" w:eastAsia="Times New Roman" w:hAnsi="Times New Roman"/>
+                <w:sz w:val="20"/>
+                <w:szCs w:val="20"/>
+              </w:rPr>
+              <w:t xml:space="preserve">Post-hoc TF-IDF + truncated-SVD baseline</w:t>
+            </w:r>
+          </w:p>
+        </w:tc>
+        <w:tc>
+          <w:tcPr>
+            <w:tcBorders>
+              <w:top w:val="single" w:color="000000" w:sz="1"/>
+              <w:left w:val="single" w:color="000000" w:sz="1"/>
+              <w:bottom w:val="single" w:color="000000" w:sz="1"/>
+              <w:right w:val="single" w:color="000000" w:sz="1"/>
+            </w:tcBorders>
+            <w:tcMar>
+              <w:top w:type="dxa" w:w="80"/>
+              <w:left w:type="dxa" w:w="120"/>
+              <w:bottom w:type="dxa" w:w="80"/>
+              <w:right w:type="dxa" w:w="120"/>
+            </w:tcMar>
+          </w:tcPr>
+          <w:p>
+            <w:pPr>
+              <w:spacing w:line="240" w:lineRule="auto"/>
+            </w:pPr>
+            <w:r>
+              <w:rPr>
+                <w:rFonts w:ascii="Times New Roman" w:cs="Times New Roman" w:eastAsia="Times New Roman" w:hAnsi="Times New Roman"/>
+                <w:sz w:val="20"/>
+                <w:szCs w:val="20"/>
+              </w:rPr>
+              <w:t xml:space="preserve">AI 12 Introduction to machine learning</w:t>
+            </w:r>
+          </w:p>
+        </w:tc>
+      </w:tr>
+      <w:tr>
+        <w:tc>
+          <w:tcPr>
+            <w:tcBorders>
+              <w:top w:val="single" w:color="000000" w:sz="1"/>
+              <w:left w:val="single" w:color="000000" w:sz="1"/>
+              <w:bottom w:val="single" w:color="000000" w:sz="1"/>
+              <w:right w:val="single" w:color="000000" w:sz="1"/>
+            </w:tcBorders>
+            <w:tcMar>
+              <w:top w:type="dxa" w:w="80"/>
+              <w:left w:type="dxa" w:w="120"/>
+              <w:bottom w:type="dxa" w:w="80"/>
+              <w:right w:type="dxa" w:w="120"/>
+            </w:tcMar>
+          </w:tcPr>
+          <w:p>
+            <w:pPr>
+              <w:spacing w:line="240" w:lineRule="auto"/>
+            </w:pPr>
+            <w:r>
+              <w:rPr>
+                <w:rFonts w:ascii="Times New Roman" w:cs="Times New Roman" w:eastAsia="Times New Roman" w:hAnsi="Times New Roman"/>
+                <w:sz w:val="20"/>
+                <w:szCs w:val="20"/>
+              </w:rPr>
+              <w:t xml:space="preserve">Mann-Whitney U + bootstrap + null permutation</w:t>
+            </w:r>
+          </w:p>
+        </w:tc>
+        <w:tc>
+          <w:tcPr>
+            <w:tcBorders>
+              <w:top w:val="single" w:color="000000" w:sz="1"/>
+              <w:left w:val="single" w:color="000000" w:sz="1"/>
+              <w:bottom w:val="single" w:color="000000" w:sz="1"/>
+              <w:right w:val="single" w:color="000000" w:sz="1"/>
+            </w:tcBorders>
+            <w:tcMar>
+              <w:top w:type="dxa" w:w="80"/>
+              <w:left w:type="dxa" w:w="120"/>
+              <w:bottom w:type="dxa" w:w="80"/>
+              <w:right w:type="dxa" w:w="120"/>
+            </w:tcMar>
+          </w:tcPr>
+          <w:p>
+            <w:pPr>
+              <w:spacing w:line="240" w:lineRule="auto"/>
+            </w:pPr>
+            <w:r>
+              <w:rPr>
+                <w:rFonts w:ascii="Times New Roman" w:cs="Times New Roman" w:eastAsia="Times New Roman" w:hAnsi="Times New Roman"/>
+                <w:sz w:val="20"/>
+                <w:szCs w:val="20"/>
+              </w:rPr>
+              <w:t xml:space="preserve">Adjacent — Russell &amp; Norvig general framing of empirical evaluation</w:t>
+            </w:r>
+          </w:p>
+        </w:tc>
+      </w:tr>
+    </w:tbl>
     <w:p>
       <w:pPr>
         <w:pStyle w:val="Heading1"/>
@@ -4787,6 +5129,68 @@
     </w:tbl>
     <w:p>
       <w:pPr>
+        <w:spacing w:after="120" w:before="120" w:line="240" w:lineRule="auto"/>
+        <w:jc w:val="center"/>
+      </w:pPr>
+      <w:r>
+        <w:drawing>
+          <wp:inline distT="0" distB="0" distL="0" distR="0">
+            <wp:extent cx="5029200" cy="3143250"/>
+            <wp:effectExtent t="0" r="0" b="0" l="0"/>
+            <wp:docPr id="1" name="ae_vs_tfidf_rank.png" descr="ae_vs_tfidf_rank.png" title="ae_vs_tfidf_rank.png"/>
+            <wp:cNvGraphicFramePr>
+              <a:graphicFrameLocks xmlns:a="http://schemas.openxmlformats.org/drawingml/2006/main" noChangeAspect="1"/>
+            </wp:cNvGraphicFramePr>
+            <a:graphic xmlns:a="http://schemas.openxmlformats.org/drawingml/2006/main">
+              <a:graphicData uri="http://schemas.openxmlformats.org/drawingml/2006/picture">
+                <pic:pic xmlns:pic="http://schemas.openxmlformats.org/drawingml/2006/picture">
+                  <pic:nvPicPr>
+                    <pic:cNvPr id="0" name="" descr=""/>
+                    <pic:cNvPicPr>
+                      <a:picLocks noChangeAspect="1" noChangeArrowheads="1"/>
+                    </pic:cNvPicPr>
+                  </pic:nvPicPr>
+                  <pic:blipFill>
+                    <a:blip r:embed="rId8" cstate="none"/>
+                    <a:srcRect/>
+                    <a:stretch>
+                      <a:fillRect/>
+                    </a:stretch>
+                  </pic:blipFill>
+                  <pic:spPr bwMode="auto">
+                    <a:xfrm>
+                      <a:off x="0" y="0"/>
+                      <a:ext cx="5029200" cy="3143250"/>
+                    </a:xfrm>
+                    <a:prstGeom prst="rect">
+                      <a:avLst/>
+                    </a:prstGeom>
+                  </pic:spPr>
+                </pic:pic>
+              </a:graphicData>
+            </a:graphic>
+          </wp:inline>
+        </w:drawing>
+      </w:r>
+    </w:p>
+    <w:p>
+      <w:pPr>
+        <w:spacing w:line="240" w:lineRule="auto"/>
+        <w:jc w:val="center"/>
+      </w:pPr>
+      <w:r>
+        <w:rPr>
+          <w:rFonts w:ascii="Times New Roman" w:cs="Times New Roman" w:eastAsia="Times New Roman" w:hAnsi="Times New Roman"/>
+          <w:i/>
+          <w:iCs/>
+          <w:sz w:val="20"/>
+          <w:szCs w:val="20"/>
+        </w:rPr>
+        <w:t xml:space="preserve">Figure 1. Per-fraud rank: pre-registered autoencoder vs post-hoc TF-IDF + SVD32 baseline. The trivial baseline matches the autoencoder on Valeant and WorldCom and outperforms it on Lehman, HealthSouth, and Tyco.</w:t>
+      </w:r>
+    </w:p>
+    <w:p>
+      <w:pPr>
         <w:spacing w:line="480" w:lineRule="auto"/>
         <w:ind w:firstLine="360"/>
       </w:pPr>
@@ -4840,7 +5244,957 @@
           <w:sz w:val="24"/>
           <w:szCs w:val="24"/>
         </w:rPr>
-        <w:t xml:space="preserve">The post-hoc entity-masking ablation tests whether MiniLM's web-pretraining seeded Lehman's rank by memorizing literal mentions of "Lehman," "Fuld," "Repo 105," or auditor names. After masking 93 such mentions with the literal token [ENTITY] and rescoring, Lehman's rank is invariant: 3/13 → 3/13. Other cohorts show small or no movement. The literal-name-leakage hypothesis fails. Topical leakage (post-2008 commentary on repo accounting or off-balance-sheet vehicles) remains disclosed but unaddressed empirically.</w:t>
+        <w:t xml:space="preserve">The post-hoc entity-masking ablation tests whether MiniLM's web-pretraining seeded Lehman's rank by memorizing literal mentions of "Lehman," "Fuld," "Repo 105," or auditor names. For each cohort that has an autoencoder I hard-coded a per-cohort entity list (company name, key executives, auditor of record), replaced every case-insensitive whole-word match with [ENTITY] in the parsed MD&amp;A, re-encoded, and rescored against the existing cohort autoencoder.</w:t>
+      </w:r>
+    </w:p>
+    <w:p>
+      <w:pPr>
+        <w:spacing w:line="240" w:lineRule="auto"/>
+        <w:jc w:val="center"/>
+      </w:pPr>
+      <w:r>
+        <w:rPr>
+          <w:rFonts w:ascii="Times New Roman" w:cs="Times New Roman" w:eastAsia="Times New Roman" w:hAnsi="Times New Roman"/>
+          <w:i/>
+          <w:iCs/>
+          <w:sz w:val="20"/>
+          <w:szCs w:val="20"/>
+        </w:rPr>
+        <w:t xml:space="preserve">Table 4. Post-hoc entity-masking on the five LOCO cohorts.</w:t>
+      </w:r>
+    </w:p>
+    <w:tbl>
+      <w:tblPr>
+        <w:tblW w:type="dxa" w:w="7400"/>
+        <w:tblBorders>
+          <w:top w:val="single" w:color="auto" w:sz="4"/>
+          <w:left w:val="single" w:color="auto" w:sz="4"/>
+          <w:bottom w:val="single" w:color="auto" w:sz="4"/>
+          <w:right w:val="single" w:color="auto" w:sz="4"/>
+          <w:insideH w:val="single" w:color="auto" w:sz="4"/>
+          <w:insideV w:val="single" w:color="auto" w:sz="4"/>
+        </w:tblBorders>
+      </w:tblPr>
+      <w:tblGrid>
+        <w:gridCol w:w="1300"/>
+        <w:gridCol w:w="1700"/>
+        <w:gridCol w:w="1700"/>
+        <w:gridCol w:w="1700"/>
+        <w:gridCol w:w="1000"/>
+      </w:tblGrid>
+      <w:tr>
+        <w:trPr>
+          <w:tblHeader/>
+        </w:trPr>
+        <w:tc>
+          <w:tcPr>
+            <w:tcBorders>
+              <w:top w:val="single" w:color="000000" w:sz="1"/>
+              <w:left w:val="single" w:color="000000" w:sz="1"/>
+              <w:bottom w:val="single" w:color="000000" w:sz="1"/>
+              <w:right w:val="single" w:color="000000" w:sz="1"/>
+            </w:tcBorders>
+            <w:shd w:fill="EDEDED" w:color="auto" w:val="clear"/>
+            <w:tcMar>
+              <w:top w:type="dxa" w:w="80"/>
+              <w:left w:type="dxa" w:w="120"/>
+              <w:bottom w:type="dxa" w:w="80"/>
+              <w:right w:type="dxa" w:w="120"/>
+            </w:tcMar>
+          </w:tcPr>
+          <w:p>
+            <w:pPr>
+              <w:spacing w:line="240" w:lineRule="auto"/>
+            </w:pPr>
+            <w:r>
+              <w:rPr>
+                <w:rFonts w:ascii="Times New Roman" w:cs="Times New Roman" w:eastAsia="Times New Roman" w:hAnsi="Times New Roman"/>
+                <w:b/>
+                <w:bCs/>
+                <w:sz w:val="20"/>
+                <w:szCs w:val="20"/>
+              </w:rPr>
+              <w:t xml:space="preserve">Cohort</w:t>
+            </w:r>
+          </w:p>
+        </w:tc>
+        <w:tc>
+          <w:tcPr>
+            <w:tcBorders>
+              <w:top w:val="single" w:color="000000" w:sz="1"/>
+              <w:left w:val="single" w:color="000000" w:sz="1"/>
+              <w:bottom w:val="single" w:color="000000" w:sz="1"/>
+              <w:right w:val="single" w:color="000000" w:sz="1"/>
+            </w:tcBorders>
+            <w:shd w:fill="EDEDED" w:color="auto" w:val="clear"/>
+            <w:tcMar>
+              <w:top w:type="dxa" w:w="80"/>
+              <w:left w:type="dxa" w:w="120"/>
+              <w:bottom w:type="dxa" w:w="80"/>
+              <w:right w:type="dxa" w:w="120"/>
+            </w:tcMar>
+          </w:tcPr>
+          <w:p>
+            <w:pPr>
+              <w:spacing w:line="240" w:lineRule="auto"/>
+            </w:pPr>
+            <w:r>
+              <w:rPr>
+                <w:rFonts w:ascii="Times New Roman" w:cs="Times New Roman" w:eastAsia="Times New Roman" w:hAnsi="Times New Roman"/>
+                <w:b/>
+                <w:bCs/>
+                <w:sz w:val="20"/>
+                <w:szCs w:val="20"/>
+              </w:rPr>
+              <w:t xml:space="preserve">Replacements</w:t>
+            </w:r>
+          </w:p>
+        </w:tc>
+        <w:tc>
+          <w:tcPr>
+            <w:tcBorders>
+              <w:top w:val="single" w:color="000000" w:sz="1"/>
+              <w:left w:val="single" w:color="000000" w:sz="1"/>
+              <w:bottom w:val="single" w:color="000000" w:sz="1"/>
+              <w:right w:val="single" w:color="000000" w:sz="1"/>
+            </w:tcBorders>
+            <w:shd w:fill="EDEDED" w:color="auto" w:val="clear"/>
+            <w:tcMar>
+              <w:top w:type="dxa" w:w="80"/>
+              <w:left w:type="dxa" w:w="120"/>
+              <w:bottom w:type="dxa" w:w="80"/>
+              <w:right w:type="dxa" w:w="120"/>
+            </w:tcMar>
+          </w:tcPr>
+          <w:p>
+            <w:pPr>
+              <w:spacing w:line="240" w:lineRule="auto"/>
+            </w:pPr>
+            <w:r>
+              <w:rPr>
+                <w:rFonts w:ascii="Times New Roman" w:cs="Times New Roman" w:eastAsia="Times New Roman" w:hAnsi="Times New Roman"/>
+                <w:b/>
+                <w:bCs/>
+                <w:sz w:val="20"/>
+                <w:szCs w:val="20"/>
+              </w:rPr>
+              <w:t xml:space="preserve">Original rank</w:t>
+            </w:r>
+          </w:p>
+        </w:tc>
+        <w:tc>
+          <w:tcPr>
+            <w:tcBorders>
+              <w:top w:val="single" w:color="000000" w:sz="1"/>
+              <w:left w:val="single" w:color="000000" w:sz="1"/>
+              <w:bottom w:val="single" w:color="000000" w:sz="1"/>
+              <w:right w:val="single" w:color="000000" w:sz="1"/>
+            </w:tcBorders>
+            <w:shd w:fill="EDEDED" w:color="auto" w:val="clear"/>
+            <w:tcMar>
+              <w:top w:type="dxa" w:w="80"/>
+              <w:left w:type="dxa" w:w="120"/>
+              <w:bottom w:type="dxa" w:w="80"/>
+              <w:right w:type="dxa" w:w="120"/>
+            </w:tcMar>
+          </w:tcPr>
+          <w:p>
+            <w:pPr>
+              <w:spacing w:line="240" w:lineRule="auto"/>
+            </w:pPr>
+            <w:r>
+              <w:rPr>
+                <w:rFonts w:ascii="Times New Roman" w:cs="Times New Roman" w:eastAsia="Times New Roman" w:hAnsi="Times New Roman"/>
+                <w:b/>
+                <w:bCs/>
+                <w:sz w:val="20"/>
+                <w:szCs w:val="20"/>
+              </w:rPr>
+              <w:t xml:space="preserve">Masked rank</w:t>
+            </w:r>
+          </w:p>
+        </w:tc>
+        <w:tc>
+          <w:tcPr>
+            <w:tcBorders>
+              <w:top w:val="single" w:color="000000" w:sz="1"/>
+              <w:left w:val="single" w:color="000000" w:sz="1"/>
+              <w:bottom w:val="single" w:color="000000" w:sz="1"/>
+              <w:right w:val="single" w:color="000000" w:sz="1"/>
+            </w:tcBorders>
+            <w:shd w:fill="EDEDED" w:color="auto" w:val="clear"/>
+            <w:tcMar>
+              <w:top w:type="dxa" w:w="80"/>
+              <w:left w:type="dxa" w:w="120"/>
+              <w:bottom w:type="dxa" w:w="80"/>
+              <w:right w:type="dxa" w:w="120"/>
+            </w:tcMar>
+          </w:tcPr>
+          <w:p>
+            <w:pPr>
+              <w:spacing w:line="240" w:lineRule="auto"/>
+            </w:pPr>
+            <w:r>
+              <w:rPr>
+                <w:rFonts w:ascii="Times New Roman" w:cs="Times New Roman" w:eastAsia="Times New Roman" w:hAnsi="Times New Roman"/>
+                <w:b/>
+                <w:bCs/>
+                <w:sz w:val="20"/>
+                <w:szCs w:val="20"/>
+              </w:rPr>
+              <w:t xml:space="preserve">Δ</w:t>
+            </w:r>
+          </w:p>
+        </w:tc>
+      </w:tr>
+      <w:tr>
+        <w:tc>
+          <w:tcPr>
+            <w:tcBorders>
+              <w:top w:val="single" w:color="000000" w:sz="1"/>
+              <w:left w:val="single" w:color="000000" w:sz="1"/>
+              <w:bottom w:val="single" w:color="000000" w:sz="1"/>
+              <w:right w:val="single" w:color="000000" w:sz="1"/>
+            </w:tcBorders>
+            <w:tcMar>
+              <w:top w:type="dxa" w:w="80"/>
+              <w:left w:type="dxa" w:w="120"/>
+              <w:bottom w:type="dxa" w:w="80"/>
+              <w:right w:type="dxa" w:w="120"/>
+            </w:tcMar>
+          </w:tcPr>
+          <w:p>
+            <w:pPr>
+              <w:spacing w:line="240" w:lineRule="auto"/>
+            </w:pPr>
+            <w:r>
+              <w:rPr>
+                <w:rFonts w:ascii="Times New Roman" w:cs="Times New Roman" w:eastAsia="Times New Roman" w:hAnsi="Times New Roman"/>
+                <w:sz w:val="20"/>
+                <w:szCs w:val="20"/>
+              </w:rPr>
+              <w:t xml:space="preserve">LEH</w:t>
+            </w:r>
+          </w:p>
+        </w:tc>
+        <w:tc>
+          <w:tcPr>
+            <w:tcBorders>
+              <w:top w:val="single" w:color="000000" w:sz="1"/>
+              <w:left w:val="single" w:color="000000" w:sz="1"/>
+              <w:bottom w:val="single" w:color="000000" w:sz="1"/>
+              <w:right w:val="single" w:color="000000" w:sz="1"/>
+            </w:tcBorders>
+            <w:tcMar>
+              <w:top w:type="dxa" w:w="80"/>
+              <w:left w:type="dxa" w:w="120"/>
+              <w:bottom w:type="dxa" w:w="80"/>
+              <w:right w:type="dxa" w:w="120"/>
+            </w:tcMar>
+          </w:tcPr>
+          <w:p>
+            <w:pPr>
+              <w:spacing w:line="240" w:lineRule="auto"/>
+            </w:pPr>
+            <w:r>
+              <w:rPr>
+                <w:rFonts w:ascii="Times New Roman" w:cs="Times New Roman" w:eastAsia="Times New Roman" w:hAnsi="Times New Roman"/>
+                <w:sz w:val="20"/>
+                <w:szCs w:val="20"/>
+              </w:rPr>
+              <w:t xml:space="preserve">93</w:t>
+            </w:r>
+          </w:p>
+        </w:tc>
+        <w:tc>
+          <w:tcPr>
+            <w:tcBorders>
+              <w:top w:val="single" w:color="000000" w:sz="1"/>
+              <w:left w:val="single" w:color="000000" w:sz="1"/>
+              <w:bottom w:val="single" w:color="000000" w:sz="1"/>
+              <w:right w:val="single" w:color="000000" w:sz="1"/>
+            </w:tcBorders>
+            <w:tcMar>
+              <w:top w:type="dxa" w:w="80"/>
+              <w:left w:type="dxa" w:w="120"/>
+              <w:bottom w:type="dxa" w:w="80"/>
+              <w:right w:type="dxa" w:w="120"/>
+            </w:tcMar>
+          </w:tcPr>
+          <w:p>
+            <w:pPr>
+              <w:spacing w:line="240" w:lineRule="auto"/>
+            </w:pPr>
+            <w:r>
+              <w:rPr>
+                <w:rFonts w:ascii="Times New Roman" w:cs="Times New Roman" w:eastAsia="Times New Roman" w:hAnsi="Times New Roman"/>
+                <w:sz w:val="20"/>
+                <w:szCs w:val="20"/>
+              </w:rPr>
+              <w:t xml:space="preserve">3 / 13</w:t>
+            </w:r>
+          </w:p>
+        </w:tc>
+        <w:tc>
+          <w:tcPr>
+            <w:tcBorders>
+              <w:top w:val="single" w:color="000000" w:sz="1"/>
+              <w:left w:val="single" w:color="000000" w:sz="1"/>
+              <w:bottom w:val="single" w:color="000000" w:sz="1"/>
+              <w:right w:val="single" w:color="000000" w:sz="1"/>
+            </w:tcBorders>
+            <w:tcMar>
+              <w:top w:type="dxa" w:w="80"/>
+              <w:left w:type="dxa" w:w="120"/>
+              <w:bottom w:type="dxa" w:w="80"/>
+              <w:right w:type="dxa" w:w="120"/>
+            </w:tcMar>
+          </w:tcPr>
+          <w:p>
+            <w:pPr>
+              <w:spacing w:line="240" w:lineRule="auto"/>
+            </w:pPr>
+            <w:r>
+              <w:rPr>
+                <w:rFonts w:ascii="Times New Roman" w:cs="Times New Roman" w:eastAsia="Times New Roman" w:hAnsi="Times New Roman"/>
+                <w:sz w:val="20"/>
+                <w:szCs w:val="20"/>
+              </w:rPr>
+              <w:t xml:space="preserve">3 / 13</w:t>
+            </w:r>
+          </w:p>
+        </w:tc>
+        <w:tc>
+          <w:tcPr>
+            <w:tcBorders>
+              <w:top w:val="single" w:color="000000" w:sz="1"/>
+              <w:left w:val="single" w:color="000000" w:sz="1"/>
+              <w:bottom w:val="single" w:color="000000" w:sz="1"/>
+              <w:right w:val="single" w:color="000000" w:sz="1"/>
+            </w:tcBorders>
+            <w:tcMar>
+              <w:top w:type="dxa" w:w="80"/>
+              <w:left w:type="dxa" w:w="120"/>
+              <w:bottom w:type="dxa" w:w="80"/>
+              <w:right w:type="dxa" w:w="120"/>
+            </w:tcMar>
+          </w:tcPr>
+          <w:p>
+            <w:pPr>
+              <w:spacing w:line="240" w:lineRule="auto"/>
+            </w:pPr>
+            <w:r>
+              <w:rPr>
+                <w:rFonts w:ascii="Times New Roman" w:cs="Times New Roman" w:eastAsia="Times New Roman" w:hAnsi="Times New Roman"/>
+                <w:sz w:val="20"/>
+                <w:szCs w:val="20"/>
+              </w:rPr>
+              <w:t xml:space="preserve">0</w:t>
+            </w:r>
+          </w:p>
+        </w:tc>
+      </w:tr>
+      <w:tr>
+        <w:tc>
+          <w:tcPr>
+            <w:tcBorders>
+              <w:top w:val="single" w:color="000000" w:sz="1"/>
+              <w:left w:val="single" w:color="000000" w:sz="1"/>
+              <w:bottom w:val="single" w:color="000000" w:sz="1"/>
+              <w:right w:val="single" w:color="000000" w:sz="1"/>
+            </w:tcBorders>
+            <w:tcMar>
+              <w:top w:type="dxa" w:w="80"/>
+              <w:left w:type="dxa" w:w="120"/>
+              <w:bottom w:type="dxa" w:w="80"/>
+              <w:right w:type="dxa" w:w="120"/>
+            </w:tcMar>
+          </w:tcPr>
+          <w:p>
+            <w:pPr>
+              <w:spacing w:line="240" w:lineRule="auto"/>
+            </w:pPr>
+            <w:r>
+              <w:rPr>
+                <w:rFonts w:ascii="Times New Roman" w:cs="Times New Roman" w:eastAsia="Times New Roman" w:hAnsi="Times New Roman"/>
+                <w:sz w:val="20"/>
+                <w:szCs w:val="20"/>
+              </w:rPr>
+              <w:t xml:space="preserve">HRC</w:t>
+            </w:r>
+          </w:p>
+        </w:tc>
+        <w:tc>
+          <w:tcPr>
+            <w:tcBorders>
+              <w:top w:val="single" w:color="000000" w:sz="1"/>
+              <w:left w:val="single" w:color="000000" w:sz="1"/>
+              <w:bottom w:val="single" w:color="000000" w:sz="1"/>
+              <w:right w:val="single" w:color="000000" w:sz="1"/>
+            </w:tcBorders>
+            <w:tcMar>
+              <w:top w:type="dxa" w:w="80"/>
+              <w:left w:type="dxa" w:w="120"/>
+              <w:bottom w:type="dxa" w:w="80"/>
+              <w:right w:type="dxa" w:w="120"/>
+            </w:tcMar>
+          </w:tcPr>
+          <w:p>
+            <w:pPr>
+              <w:spacing w:line="240" w:lineRule="auto"/>
+            </w:pPr>
+            <w:r>
+              <w:rPr>
+                <w:rFonts w:ascii="Times New Roman" w:cs="Times New Roman" w:eastAsia="Times New Roman" w:hAnsi="Times New Roman"/>
+                <w:sz w:val="20"/>
+                <w:szCs w:val="20"/>
+              </w:rPr>
+              <w:t xml:space="preserve">6</w:t>
+            </w:r>
+          </w:p>
+        </w:tc>
+        <w:tc>
+          <w:tcPr>
+            <w:tcBorders>
+              <w:top w:val="single" w:color="000000" w:sz="1"/>
+              <w:left w:val="single" w:color="000000" w:sz="1"/>
+              <w:bottom w:val="single" w:color="000000" w:sz="1"/>
+              <w:right w:val="single" w:color="000000" w:sz="1"/>
+            </w:tcBorders>
+            <w:tcMar>
+              <w:top w:type="dxa" w:w="80"/>
+              <w:left w:type="dxa" w:w="120"/>
+              <w:bottom w:type="dxa" w:w="80"/>
+              <w:right w:type="dxa" w:w="120"/>
+            </w:tcMar>
+          </w:tcPr>
+          <w:p>
+            <w:pPr>
+              <w:spacing w:line="240" w:lineRule="auto"/>
+            </w:pPr>
+            <w:r>
+              <w:rPr>
+                <w:rFonts w:ascii="Times New Roman" w:cs="Times New Roman" w:eastAsia="Times New Roman" w:hAnsi="Times New Roman"/>
+                <w:sz w:val="20"/>
+                <w:szCs w:val="20"/>
+              </w:rPr>
+              <w:t xml:space="preserve">7 / 12</w:t>
+            </w:r>
+          </w:p>
+        </w:tc>
+        <w:tc>
+          <w:tcPr>
+            <w:tcBorders>
+              <w:top w:val="single" w:color="000000" w:sz="1"/>
+              <w:left w:val="single" w:color="000000" w:sz="1"/>
+              <w:bottom w:val="single" w:color="000000" w:sz="1"/>
+              <w:right w:val="single" w:color="000000" w:sz="1"/>
+            </w:tcBorders>
+            <w:tcMar>
+              <w:top w:type="dxa" w:w="80"/>
+              <w:left w:type="dxa" w:w="120"/>
+              <w:bottom w:type="dxa" w:w="80"/>
+              <w:right w:type="dxa" w:w="120"/>
+            </w:tcMar>
+          </w:tcPr>
+          <w:p>
+            <w:pPr>
+              <w:spacing w:line="240" w:lineRule="auto"/>
+            </w:pPr>
+            <w:r>
+              <w:rPr>
+                <w:rFonts w:ascii="Times New Roman" w:cs="Times New Roman" w:eastAsia="Times New Roman" w:hAnsi="Times New Roman"/>
+                <w:sz w:val="20"/>
+                <w:szCs w:val="20"/>
+              </w:rPr>
+              <w:t xml:space="preserve">7 / 12</w:t>
+            </w:r>
+          </w:p>
+        </w:tc>
+        <w:tc>
+          <w:tcPr>
+            <w:tcBorders>
+              <w:top w:val="single" w:color="000000" w:sz="1"/>
+              <w:left w:val="single" w:color="000000" w:sz="1"/>
+              <w:bottom w:val="single" w:color="000000" w:sz="1"/>
+              <w:right w:val="single" w:color="000000" w:sz="1"/>
+            </w:tcBorders>
+            <w:tcMar>
+              <w:top w:type="dxa" w:w="80"/>
+              <w:left w:type="dxa" w:w="120"/>
+              <w:bottom w:type="dxa" w:w="80"/>
+              <w:right w:type="dxa" w:w="120"/>
+            </w:tcMar>
+          </w:tcPr>
+          <w:p>
+            <w:pPr>
+              <w:spacing w:line="240" w:lineRule="auto"/>
+            </w:pPr>
+            <w:r>
+              <w:rPr>
+                <w:rFonts w:ascii="Times New Roman" w:cs="Times New Roman" w:eastAsia="Times New Roman" w:hAnsi="Times New Roman"/>
+                <w:sz w:val="20"/>
+                <w:szCs w:val="20"/>
+              </w:rPr>
+              <w:t xml:space="preserve">0</w:t>
+            </w:r>
+          </w:p>
+        </w:tc>
+      </w:tr>
+      <w:tr>
+        <w:tc>
+          <w:tcPr>
+            <w:tcBorders>
+              <w:top w:val="single" w:color="000000" w:sz="1"/>
+              <w:left w:val="single" w:color="000000" w:sz="1"/>
+              <w:bottom w:val="single" w:color="000000" w:sz="1"/>
+              <w:right w:val="single" w:color="000000" w:sz="1"/>
+            </w:tcBorders>
+            <w:tcMar>
+              <w:top w:type="dxa" w:w="80"/>
+              <w:left w:type="dxa" w:w="120"/>
+              <w:bottom w:type="dxa" w:w="80"/>
+              <w:right w:type="dxa" w:w="120"/>
+            </w:tcMar>
+          </w:tcPr>
+          <w:p>
+            <w:pPr>
+              <w:spacing w:line="240" w:lineRule="auto"/>
+            </w:pPr>
+            <w:r>
+              <w:rPr>
+                <w:rFonts w:ascii="Times New Roman" w:cs="Times New Roman" w:eastAsia="Times New Roman" w:hAnsi="Times New Roman"/>
+                <w:sz w:val="20"/>
+                <w:szCs w:val="20"/>
+              </w:rPr>
+              <w:t xml:space="preserve">TYC</w:t>
+            </w:r>
+          </w:p>
+        </w:tc>
+        <w:tc>
+          <w:tcPr>
+            <w:tcBorders>
+              <w:top w:val="single" w:color="000000" w:sz="1"/>
+              <w:left w:val="single" w:color="000000" w:sz="1"/>
+              <w:bottom w:val="single" w:color="000000" w:sz="1"/>
+              <w:right w:val="single" w:color="000000" w:sz="1"/>
+            </w:tcBorders>
+            <w:tcMar>
+              <w:top w:type="dxa" w:w="80"/>
+              <w:left w:type="dxa" w:w="120"/>
+              <w:bottom w:type="dxa" w:w="80"/>
+              <w:right w:type="dxa" w:w="120"/>
+            </w:tcMar>
+          </w:tcPr>
+          <w:p>
+            <w:pPr>
+              <w:spacing w:line="240" w:lineRule="auto"/>
+            </w:pPr>
+            <w:r>
+              <w:rPr>
+                <w:rFonts w:ascii="Times New Roman" w:cs="Times New Roman" w:eastAsia="Times New Roman" w:hAnsi="Times New Roman"/>
+                <w:sz w:val="20"/>
+                <w:szCs w:val="20"/>
+              </w:rPr>
+              <w:t xml:space="preserve">93</w:t>
+            </w:r>
+          </w:p>
+        </w:tc>
+        <w:tc>
+          <w:tcPr>
+            <w:tcBorders>
+              <w:top w:val="single" w:color="000000" w:sz="1"/>
+              <w:left w:val="single" w:color="000000" w:sz="1"/>
+              <w:bottom w:val="single" w:color="000000" w:sz="1"/>
+              <w:right w:val="single" w:color="000000" w:sz="1"/>
+            </w:tcBorders>
+            <w:tcMar>
+              <w:top w:type="dxa" w:w="80"/>
+              <w:left w:type="dxa" w:w="120"/>
+              <w:bottom w:type="dxa" w:w="80"/>
+              <w:right w:type="dxa" w:w="120"/>
+            </w:tcMar>
+          </w:tcPr>
+          <w:p>
+            <w:pPr>
+              <w:spacing w:line="240" w:lineRule="auto"/>
+            </w:pPr>
+            <w:r>
+              <w:rPr>
+                <w:rFonts w:ascii="Times New Roman" w:cs="Times New Roman" w:eastAsia="Times New Roman" w:hAnsi="Times New Roman"/>
+                <w:sz w:val="20"/>
+                <w:szCs w:val="20"/>
+              </w:rPr>
+              <w:t xml:space="preserve">9 / 13</w:t>
+            </w:r>
+          </w:p>
+        </w:tc>
+        <w:tc>
+          <w:tcPr>
+            <w:tcBorders>
+              <w:top w:val="single" w:color="000000" w:sz="1"/>
+              <w:left w:val="single" w:color="000000" w:sz="1"/>
+              <w:bottom w:val="single" w:color="000000" w:sz="1"/>
+              <w:right w:val="single" w:color="000000" w:sz="1"/>
+            </w:tcBorders>
+            <w:tcMar>
+              <w:top w:type="dxa" w:w="80"/>
+              <w:left w:type="dxa" w:w="120"/>
+              <w:bottom w:type="dxa" w:w="80"/>
+              <w:right w:type="dxa" w:w="120"/>
+            </w:tcMar>
+          </w:tcPr>
+          <w:p>
+            <w:pPr>
+              <w:spacing w:line="240" w:lineRule="auto"/>
+            </w:pPr>
+            <w:r>
+              <w:rPr>
+                <w:rFonts w:ascii="Times New Roman" w:cs="Times New Roman" w:eastAsia="Times New Roman" w:hAnsi="Times New Roman"/>
+                <w:sz w:val="20"/>
+                <w:szCs w:val="20"/>
+              </w:rPr>
+              <w:t xml:space="preserve">11 / 13</w:t>
+            </w:r>
+          </w:p>
+        </w:tc>
+        <w:tc>
+          <w:tcPr>
+            <w:tcBorders>
+              <w:top w:val="single" w:color="000000" w:sz="1"/>
+              <w:left w:val="single" w:color="000000" w:sz="1"/>
+              <w:bottom w:val="single" w:color="000000" w:sz="1"/>
+              <w:right w:val="single" w:color="000000" w:sz="1"/>
+            </w:tcBorders>
+            <w:tcMar>
+              <w:top w:type="dxa" w:w="80"/>
+              <w:left w:type="dxa" w:w="120"/>
+              <w:bottom w:type="dxa" w:w="80"/>
+              <w:right w:type="dxa" w:w="120"/>
+            </w:tcMar>
+          </w:tcPr>
+          <w:p>
+            <w:pPr>
+              <w:spacing w:line="240" w:lineRule="auto"/>
+            </w:pPr>
+            <w:r>
+              <w:rPr>
+                <w:rFonts w:ascii="Times New Roman" w:cs="Times New Roman" w:eastAsia="Times New Roman" w:hAnsi="Times New Roman"/>
+                <w:sz w:val="20"/>
+                <w:szCs w:val="20"/>
+              </w:rPr>
+              <w:t xml:space="preserve">+2</w:t>
+            </w:r>
+          </w:p>
+        </w:tc>
+      </w:tr>
+      <w:tr>
+        <w:tc>
+          <w:tcPr>
+            <w:tcBorders>
+              <w:top w:val="single" w:color="000000" w:sz="1"/>
+              <w:left w:val="single" w:color="000000" w:sz="1"/>
+              <w:bottom w:val="single" w:color="000000" w:sz="1"/>
+              <w:right w:val="single" w:color="000000" w:sz="1"/>
+            </w:tcBorders>
+            <w:tcMar>
+              <w:top w:type="dxa" w:w="80"/>
+              <w:left w:type="dxa" w:w="120"/>
+              <w:bottom w:type="dxa" w:w="80"/>
+              <w:right w:type="dxa" w:w="120"/>
+            </w:tcMar>
+          </w:tcPr>
+          <w:p>
+            <w:pPr>
+              <w:spacing w:line="240" w:lineRule="auto"/>
+            </w:pPr>
+            <w:r>
+              <w:rPr>
+                <w:rFonts w:ascii="Times New Roman" w:cs="Times New Roman" w:eastAsia="Times New Roman" w:hAnsi="Times New Roman"/>
+                <w:sz w:val="20"/>
+                <w:szCs w:val="20"/>
+              </w:rPr>
+              <w:t xml:space="preserve">VRX</w:t>
+            </w:r>
+          </w:p>
+        </w:tc>
+        <w:tc>
+          <w:tcPr>
+            <w:tcBorders>
+              <w:top w:val="single" w:color="000000" w:sz="1"/>
+              <w:left w:val="single" w:color="000000" w:sz="1"/>
+              <w:bottom w:val="single" w:color="000000" w:sz="1"/>
+              <w:right w:val="single" w:color="000000" w:sz="1"/>
+            </w:tcBorders>
+            <w:tcMar>
+              <w:top w:type="dxa" w:w="80"/>
+              <w:left w:type="dxa" w:w="120"/>
+              <w:bottom w:type="dxa" w:w="80"/>
+              <w:right w:type="dxa" w:w="120"/>
+            </w:tcMar>
+          </w:tcPr>
+          <w:p>
+            <w:pPr>
+              <w:spacing w:line="240" w:lineRule="auto"/>
+            </w:pPr>
+            <w:r>
+              <w:rPr>
+                <w:rFonts w:ascii="Times New Roman" w:cs="Times New Roman" w:eastAsia="Times New Roman" w:hAnsi="Times New Roman"/>
+                <w:sz w:val="20"/>
+                <w:szCs w:val="20"/>
+              </w:rPr>
+              <w:t xml:space="preserve">31</w:t>
+            </w:r>
+          </w:p>
+        </w:tc>
+        <w:tc>
+          <w:tcPr>
+            <w:tcBorders>
+              <w:top w:val="single" w:color="000000" w:sz="1"/>
+              <w:left w:val="single" w:color="000000" w:sz="1"/>
+              <w:bottom w:val="single" w:color="000000" w:sz="1"/>
+              <w:right w:val="single" w:color="000000" w:sz="1"/>
+            </w:tcBorders>
+            <w:tcMar>
+              <w:top w:type="dxa" w:w="80"/>
+              <w:left w:type="dxa" w:w="120"/>
+              <w:bottom w:type="dxa" w:w="80"/>
+              <w:right w:type="dxa" w:w="120"/>
+            </w:tcMar>
+          </w:tcPr>
+          <w:p>
+            <w:pPr>
+              <w:spacing w:line="240" w:lineRule="auto"/>
+            </w:pPr>
+            <w:r>
+              <w:rPr>
+                <w:rFonts w:ascii="Times New Roman" w:cs="Times New Roman" w:eastAsia="Times New Roman" w:hAnsi="Times New Roman"/>
+                <w:sz w:val="20"/>
+                <w:szCs w:val="20"/>
+              </w:rPr>
+              <w:t xml:space="preserve">8 / 13</w:t>
+            </w:r>
+          </w:p>
+        </w:tc>
+        <w:tc>
+          <w:tcPr>
+            <w:tcBorders>
+              <w:top w:val="single" w:color="000000" w:sz="1"/>
+              <w:left w:val="single" w:color="000000" w:sz="1"/>
+              <w:bottom w:val="single" w:color="000000" w:sz="1"/>
+              <w:right w:val="single" w:color="000000" w:sz="1"/>
+            </w:tcBorders>
+            <w:tcMar>
+              <w:top w:type="dxa" w:w="80"/>
+              <w:left w:type="dxa" w:w="120"/>
+              <w:bottom w:type="dxa" w:w="80"/>
+              <w:right w:type="dxa" w:w="120"/>
+            </w:tcMar>
+          </w:tcPr>
+          <w:p>
+            <w:pPr>
+              <w:spacing w:line="240" w:lineRule="auto"/>
+            </w:pPr>
+            <w:r>
+              <w:rPr>
+                <w:rFonts w:ascii="Times New Roman" w:cs="Times New Roman" w:eastAsia="Times New Roman" w:hAnsi="Times New Roman"/>
+                <w:sz w:val="20"/>
+                <w:szCs w:val="20"/>
+              </w:rPr>
+              <w:t xml:space="preserve">9 / 13</w:t>
+            </w:r>
+          </w:p>
+        </w:tc>
+        <w:tc>
+          <w:tcPr>
+            <w:tcBorders>
+              <w:top w:val="single" w:color="000000" w:sz="1"/>
+              <w:left w:val="single" w:color="000000" w:sz="1"/>
+              <w:bottom w:val="single" w:color="000000" w:sz="1"/>
+              <w:right w:val="single" w:color="000000" w:sz="1"/>
+            </w:tcBorders>
+            <w:tcMar>
+              <w:top w:type="dxa" w:w="80"/>
+              <w:left w:type="dxa" w:w="120"/>
+              <w:bottom w:type="dxa" w:w="80"/>
+              <w:right w:type="dxa" w:w="120"/>
+            </w:tcMar>
+          </w:tcPr>
+          <w:p>
+            <w:pPr>
+              <w:spacing w:line="240" w:lineRule="auto"/>
+            </w:pPr>
+            <w:r>
+              <w:rPr>
+                <w:rFonts w:ascii="Times New Roman" w:cs="Times New Roman" w:eastAsia="Times New Roman" w:hAnsi="Times New Roman"/>
+                <w:sz w:val="20"/>
+                <w:szCs w:val="20"/>
+              </w:rPr>
+              <w:t xml:space="preserve">+1</w:t>
+            </w:r>
+          </w:p>
+        </w:tc>
+      </w:tr>
+      <w:tr>
+        <w:tc>
+          <w:tcPr>
+            <w:tcBorders>
+              <w:top w:val="single" w:color="000000" w:sz="1"/>
+              <w:left w:val="single" w:color="000000" w:sz="1"/>
+              <w:bottom w:val="single" w:color="000000" w:sz="1"/>
+              <w:right w:val="single" w:color="000000" w:sz="1"/>
+            </w:tcBorders>
+            <w:tcMar>
+              <w:top w:type="dxa" w:w="80"/>
+              <w:left w:type="dxa" w:w="120"/>
+              <w:bottom w:type="dxa" w:w="80"/>
+              <w:right w:type="dxa" w:w="120"/>
+            </w:tcMar>
+          </w:tcPr>
+          <w:p>
+            <w:pPr>
+              <w:spacing w:line="240" w:lineRule="auto"/>
+            </w:pPr>
+            <w:r>
+              <w:rPr>
+                <w:rFonts w:ascii="Times New Roman" w:cs="Times New Roman" w:eastAsia="Times New Roman" w:hAnsi="Times New Roman"/>
+                <w:sz w:val="20"/>
+                <w:szCs w:val="20"/>
+              </w:rPr>
+              <w:t xml:space="preserve">WCOM</w:t>
+            </w:r>
+          </w:p>
+        </w:tc>
+        <w:tc>
+          <w:tcPr>
+            <w:tcBorders>
+              <w:top w:val="single" w:color="000000" w:sz="1"/>
+              <w:left w:val="single" w:color="000000" w:sz="1"/>
+              <w:bottom w:val="single" w:color="000000" w:sz="1"/>
+              <w:right w:val="single" w:color="000000" w:sz="1"/>
+            </w:tcBorders>
+            <w:tcMar>
+              <w:top w:type="dxa" w:w="80"/>
+              <w:left w:type="dxa" w:w="120"/>
+              <w:bottom w:type="dxa" w:w="80"/>
+              <w:right w:type="dxa" w:w="120"/>
+            </w:tcMar>
+          </w:tcPr>
+          <w:p>
+            <w:pPr>
+              <w:spacing w:line="240" w:lineRule="auto"/>
+            </w:pPr>
+            <w:r>
+              <w:rPr>
+                <w:rFonts w:ascii="Times New Roman" w:cs="Times New Roman" w:eastAsia="Times New Roman" w:hAnsi="Times New Roman"/>
+                <w:sz w:val="20"/>
+                <w:szCs w:val="20"/>
+              </w:rPr>
+              <w:t xml:space="preserve">267</w:t>
+            </w:r>
+          </w:p>
+        </w:tc>
+        <w:tc>
+          <w:tcPr>
+            <w:tcBorders>
+              <w:top w:val="single" w:color="000000" w:sz="1"/>
+              <w:left w:val="single" w:color="000000" w:sz="1"/>
+              <w:bottom w:val="single" w:color="000000" w:sz="1"/>
+              <w:right w:val="single" w:color="000000" w:sz="1"/>
+            </w:tcBorders>
+            <w:tcMar>
+              <w:top w:type="dxa" w:w="80"/>
+              <w:left w:type="dxa" w:w="120"/>
+              <w:bottom w:type="dxa" w:w="80"/>
+              <w:right w:type="dxa" w:w="120"/>
+            </w:tcMar>
+          </w:tcPr>
+          <w:p>
+            <w:pPr>
+              <w:spacing w:line="240" w:lineRule="auto"/>
+            </w:pPr>
+            <w:r>
+              <w:rPr>
+                <w:rFonts w:ascii="Times New Roman" w:cs="Times New Roman" w:eastAsia="Times New Roman" w:hAnsi="Times New Roman"/>
+                <w:sz w:val="20"/>
+                <w:szCs w:val="20"/>
+              </w:rPr>
+              <w:t xml:space="preserve">12 / 13</w:t>
+            </w:r>
+          </w:p>
+        </w:tc>
+        <w:tc>
+          <w:tcPr>
+            <w:tcBorders>
+              <w:top w:val="single" w:color="000000" w:sz="1"/>
+              <w:left w:val="single" w:color="000000" w:sz="1"/>
+              <w:bottom w:val="single" w:color="000000" w:sz="1"/>
+              <w:right w:val="single" w:color="000000" w:sz="1"/>
+            </w:tcBorders>
+            <w:tcMar>
+              <w:top w:type="dxa" w:w="80"/>
+              <w:left w:type="dxa" w:w="120"/>
+              <w:bottom w:type="dxa" w:w="80"/>
+              <w:right w:type="dxa" w:w="120"/>
+            </w:tcMar>
+          </w:tcPr>
+          <w:p>
+            <w:pPr>
+              <w:spacing w:line="240" w:lineRule="auto"/>
+            </w:pPr>
+            <w:r>
+              <w:rPr>
+                <w:rFonts w:ascii="Times New Roman" w:cs="Times New Roman" w:eastAsia="Times New Roman" w:hAnsi="Times New Roman"/>
+                <w:sz w:val="20"/>
+                <w:szCs w:val="20"/>
+              </w:rPr>
+              <w:t xml:space="preserve">12 / 13</w:t>
+            </w:r>
+          </w:p>
+        </w:tc>
+        <w:tc>
+          <w:tcPr>
+            <w:tcBorders>
+              <w:top w:val="single" w:color="000000" w:sz="1"/>
+              <w:left w:val="single" w:color="000000" w:sz="1"/>
+              <w:bottom w:val="single" w:color="000000" w:sz="1"/>
+              <w:right w:val="single" w:color="000000" w:sz="1"/>
+            </w:tcBorders>
+            <w:tcMar>
+              <w:top w:type="dxa" w:w="80"/>
+              <w:left w:type="dxa" w:w="120"/>
+              <w:bottom w:type="dxa" w:w="80"/>
+              <w:right w:type="dxa" w:w="120"/>
+            </w:tcMar>
+          </w:tcPr>
+          <w:p>
+            <w:pPr>
+              <w:spacing w:line="240" w:lineRule="auto"/>
+            </w:pPr>
+            <w:r>
+              <w:rPr>
+                <w:rFonts w:ascii="Times New Roman" w:cs="Times New Roman" w:eastAsia="Times New Roman" w:hAnsi="Times New Roman"/>
+                <w:sz w:val="20"/>
+                <w:szCs w:val="20"/>
+              </w:rPr>
+              <w:t xml:space="preserve">0</w:t>
+            </w:r>
+          </w:p>
+        </w:tc>
+      </w:tr>
+    </w:tbl>
+    <w:p>
+      <w:pPr>
+        <w:spacing w:line="480" w:lineRule="auto"/>
+        <w:ind w:firstLine="360"/>
+      </w:pPr>
+      <w:r>
+        <w:rPr>
+          <w:rFonts w:ascii="Times New Roman" w:cs="Times New Roman" w:eastAsia="Times New Roman" w:hAnsi="Times New Roman"/>
+          <w:sz w:val="24"/>
+          <w:szCs w:val="24"/>
+        </w:rPr>
+        <w:t xml:space="preserve">Lehman's rank is invariant under masking 93 mentions, the literal-name-leakage hypothesis fails. The matching 93-replacement totals for LEH and TYC are coincidental: LEH = 64 "Lehman" + 29 "Lehman Brothers"; TYC = 87 "Tyco" + 6 "ADT". Topical leakage (post-2008 commentary on repo accounting or off-balance-sheet vehicles) remains disclosed but unaddressed empirically.</w:t>
       </w:r>
     </w:p>
     <w:p>
@@ -5117,7 +6471,338 @@
     </w:p>
     <w:p>
       <w:pPr>
-        <w:spacing w:before="240" w:line="480" w:lineRule="auto"/>
+        <w:pStyle w:val="Heading1"/>
+        <w:spacing w:after="180" w:before="360" w:line="280" w:lineRule="auto"/>
+      </w:pPr>
+      <w:r>
+        <w:rPr>
+          <w:rFonts w:ascii="Times New Roman" w:cs="Times New Roman" w:eastAsia="Times New Roman" w:hAnsi="Times New Roman"/>
+          <w:b/>
+          <w:bCs/>
+          <w:sz w:val="32"/>
+          <w:szCs w:val="32"/>
+        </w:rPr>
+        <w:t xml:space="preserve">Appendix A — Frozen analysis spec</w:t>
+      </w:r>
+    </w:p>
+    <w:p>
+      <w:pPr>
+        <w:spacing w:line="480" w:lineRule="auto"/>
+        <w:ind w:firstLine="360"/>
+      </w:pPr>
+      <w:r>
+        <w:rPr>
+          <w:rFonts w:ascii="Times New Roman" w:cs="Times New Roman" w:eastAsia="Times New Roman" w:hAnsi="Times New Roman"/>
+          <w:sz w:val="24"/>
+          <w:szCs w:val="24"/>
+        </w:rPr>
+        <w:t xml:space="preserve">Committed at analysis_spec.md in the project repository, git-tagged validation-spec-frozen at commit 98d2585 on 2026-05-01 13:42:42 EDT before any validation script ran. Contains exact accession numbers for all six fraud filings, verified pre-discovery dates and sources, and the full primary-configuration block (architecture, optimizer, seeds, sentence cap, statistical methods, peer-matching rule, and operational "clean" definition).</w:t>
+      </w:r>
+    </w:p>
+    <w:p>
+      <w:pPr>
+        <w:pStyle w:val="Heading1"/>
+        <w:spacing w:after="180" w:before="360" w:line="280" w:lineRule="auto"/>
+      </w:pPr>
+      <w:r>
+        <w:rPr>
+          <w:rFonts w:ascii="Times New Roman" w:cs="Times New Roman" w:eastAsia="Times New Roman" w:hAnsi="Times New Roman"/>
+          <w:b/>
+          <w:bCs/>
+          <w:sz w:val="32"/>
+          <w:szCs w:val="32"/>
+        </w:rPr>
+        <w:t xml:space="preserve">Appendix B — Cohort overview</w:t>
+      </w:r>
+    </w:p>
+    <w:p>
+      <w:pPr>
+        <w:spacing w:line="480" w:lineRule="auto"/>
+        <w:ind w:firstLine="360"/>
+      </w:pPr>
+      <w:r>
+        <w:rPr>
+          <w:rFonts w:ascii="Times New Roman" w:cs="Times New Roman" w:eastAsia="Times New Roman" w:hAnsi="Times New Roman"/>
+          <w:sz w:val="24"/>
+          <w:szCs w:val="24"/>
+        </w:rPr>
+        <w:t xml:space="preserve">Per-cohort peer lists, clean-rule outcomes per peer, and SIC-distribution within each cohort are in reports/cohort_overview.md. The five trained autoencoders had training-set sizes: WCOM 1,477 sentences from 19 filings; TYC 861 from 11; HRC 2,283 from 29; VRX 4,327 from 55; LEH 3,367 from 43.</w:t>
+      </w:r>
+    </w:p>
+    <w:p>
+      <w:pPr>
+        <w:pStyle w:val="Heading1"/>
+        <w:spacing w:after="180" w:before="360" w:line="280" w:lineRule="auto"/>
+      </w:pPr>
+      <w:r>
+        <w:rPr>
+          <w:rFonts w:ascii="Times New Roman" w:cs="Times New Roman" w:eastAsia="Times New Roman" w:hAnsi="Times New Roman"/>
+          <w:b/>
+          <w:bCs/>
+          <w:sz w:val="32"/>
+          <w:szCs w:val="32"/>
+        </w:rPr>
+        <w:t xml:space="preserve">Appendix C — Parsing QA</w:t>
+      </w:r>
+    </w:p>
+    <w:p>
+      <w:pPr>
+        <w:spacing w:line="480" w:lineRule="auto"/>
+        <w:ind w:firstLine="360"/>
+      </w:pPr>
+      <w:r>
+        <w:rPr>
+          <w:rFonts w:ascii="Times New Roman" w:cs="Times New Roman" w:eastAsia="Times New Roman" w:hAnsi="Times New Roman"/>
+          <w:sz w:val="24"/>
+          <w:szCs w:val="24"/>
+        </w:rPr>
+        <w:t xml:space="preserve">Extraction success rate by fraud-vs-peer status and by year, per-filing parse method and character/sentence counts, and the failure list are in reports/parsing_qa.md. Total: 73/78 filings successfully extracted (93.6%); fraud filings: 6/6 (100%); five failures all in pre-2001-vintage peer filings with missing primary documents or missing Item 7A end-anchors.</w:t>
+      </w:r>
+    </w:p>
+    <w:p>
+      <w:pPr>
+        <w:pStyle w:val="Heading1"/>
+        <w:spacing w:after="180" w:before="360" w:line="280" w:lineRule="auto"/>
+      </w:pPr>
+      <w:r>
+        <w:rPr>
+          <w:rFonts w:ascii="Times New Roman" w:cs="Times New Roman" w:eastAsia="Times New Roman" w:hAnsi="Times New Roman"/>
+          <w:b/>
+          <w:bCs/>
+          <w:sz w:val="32"/>
+          <w:szCs w:val="32"/>
+        </w:rPr>
+        <w:t xml:space="preserve">Appendix D — Post-hoc analyses (script paths)</w:t>
+      </w:r>
+    </w:p>
+    <w:p>
+      <w:pPr>
+        <w:spacing w:line="480" w:lineRule="auto"/>
+        <w:ind w:firstLine="360"/>
+      </w:pPr>
+      <w:r>
+        <w:rPr>
+          <w:rFonts w:ascii="Times New Roman" w:cs="Times New Roman" w:eastAsia="Times New Roman" w:hAnsi="Times New Roman"/>
+          <w:sz w:val="24"/>
+          <w:szCs w:val="24"/>
+        </w:rPr>
+        <w:t xml:space="preserve">TF-IDF + SVD32 trivial baseline: scripts/09_tfidf_baseline.py; outputs at data/results/scores_tfidf.csv and data/results/per_fraud_metrics_tfidf.json. Entity-masking ablation: scripts/10_entity_masking_posthoc.py; output at data/results/entity_masking_posthoc.json. Both clearly labeled post-hoc and exploratory; neither displaces the primary numbers in data/results/per_fraud_metrics.json.</w:t>
+      </w:r>
+    </w:p>
+    <w:p>
+      <w:pPr>
+        <w:pStyle w:val="Heading1"/>
+        <w:spacing w:after="180" w:before="360" w:line="280" w:lineRule="auto"/>
+      </w:pPr>
+      <w:r>
+        <w:rPr>
+          <w:rFonts w:ascii="Times New Roman" w:cs="Times New Roman" w:eastAsia="Times New Roman" w:hAnsi="Times New Roman"/>
+          <w:b/>
+          <w:bCs/>
+          <w:sz w:val="32"/>
+          <w:szCs w:val="32"/>
+        </w:rPr>
+        <w:t xml:space="preserve">Appendix E — Reproducibility</w:t>
+      </w:r>
+    </w:p>
+    <w:p>
+      <w:pPr>
+        <w:spacing w:line="240" w:lineRule="auto"/>
+      </w:pPr>
+      <w:r>
+        <w:rPr>
+          <w:rFonts w:ascii="Consolas" w:cs="Consolas" w:eastAsia="Consolas" w:hAnsi="Consolas"/>
+          <w:sz w:val="20"/>
+          <w:szCs w:val="20"/>
+        </w:rPr>
+        <w:t xml:space="preserve">make install                                          # one-time
+make pin-accessions                                   # Phase 0; commits + tags spec
+make reproduce                                        # full pipeline through figures
+make test                                             # 36 unit tests
+.venv/bin/python scripts/09_tfidf_baseline.py         # post-hoc baseline
+.venv/bin/python scripts/10_entity_masking_posthoc.py # post-hoc masking
+.venv/bin/python scripts/14_training_quality_diagnostics.py  # Appendix G figures</w:t>
+      </w:r>
+    </w:p>
+    <w:p>
+      <w:pPr>
+        <w:spacing w:line="480" w:lineRule="auto"/>
+        <w:ind w:firstLine="360"/>
+      </w:pPr>
+      <w:r>
+        <w:rPr>
+          <w:rFonts w:ascii="Times New Roman" w:cs="Times New Roman" w:eastAsia="Times New Roman" w:hAnsi="Times New Roman"/>
+          <w:sz w:val="24"/>
+          <w:szCs w:val="24"/>
+        </w:rPr>
+        <w:t xml:space="preserve">Random seeds for numpy, torch, and Python random are fixed at 42. Embeddings are cached on disk per (filing, model). Every figure in reports/figures/ regenerates from data/results/.</w:t>
+      </w:r>
+    </w:p>
+    <w:p>
+      <w:pPr>
+        <w:pStyle w:val="Heading1"/>
+        <w:spacing w:after="180" w:before="360" w:line="280" w:lineRule="auto"/>
+      </w:pPr>
+      <w:r>
+        <w:rPr>
+          <w:rFonts w:ascii="Times New Roman" w:cs="Times New Roman" w:eastAsia="Times New Roman" w:hAnsi="Times New Roman"/>
+          <w:b/>
+          <w:bCs/>
+          <w:sz w:val="32"/>
+          <w:szCs w:val="32"/>
+        </w:rPr>
+        <w:t xml:space="preserve">Appendix F — Model inventory</w:t>
+      </w:r>
+    </w:p>
+    <w:p>
+      <w:pPr>
+        <w:spacing w:line="480" w:lineRule="auto"/>
+        <w:ind w:firstLine="360"/>
+      </w:pPr>
+      <w:r>
+        <w:rPr>
+          <w:rFonts w:ascii="Times New Roman" w:cs="Times New Roman" w:eastAsia="Times New Roman" w:hAnsi="Times New Roman"/>
+          <w:sz w:val="24"/>
+          <w:szCs w:val="24"/>
+        </w:rPr>
+        <w:t xml:space="preserve">The Canary project uses three distinct kinds of model, totalling eleven model instances:</w:t>
+      </w:r>
+    </w:p>
+    <w:p>
+      <w:pPr>
+        <w:spacing w:line="480" w:lineRule="auto"/>
+        <w:ind w:firstLine="360"/>
+      </w:pPr>
+      <w:r>
+        <w:rPr>
+          <w:rFonts w:ascii="Times New Roman" w:cs="Times New Roman" w:eastAsia="Times New Roman" w:hAnsi="Times New Roman"/>
+          <w:sz w:val="24"/>
+          <w:szCs w:val="24"/>
+        </w:rPr>
+        <w:t xml:space="preserve">(F.1) Pretrained transformer — used as a frozen feature extractor. sentence-transformers/all-MiniLM-L6-v2, a 6-layer MiniLM-based transformer pretrained by Microsoft Research and the Hugging Face Sentence-Transformers project on more than one billion sentence pairs. Approximately 22M parameters. Outputs 384-dimensional sentence vectors. We do not train this model — we freeze it and use it as the input encoder for every MD&amp;A sentence in the project.</w:t>
+      </w:r>
+    </w:p>
+    <w:p>
+      <w:pPr>
+        <w:spacing w:line="480" w:lineRule="auto"/>
+        <w:ind w:firstLine="360"/>
+      </w:pPr>
+      <w:r>
+        <w:rPr>
+          <w:rFonts w:ascii="Times New Roman" w:cs="Times New Roman" w:eastAsia="Times New Roman" w:hAnsi="Times New Roman"/>
+          <w:sz w:val="24"/>
+          <w:szCs w:val="24"/>
+        </w:rPr>
+        <w:t xml:space="preserve">(F.2) Custom autoencoders — the models trained for this project. Five PyTorch autoencoders, one per cohort (HRC, LEH, TYC, VRX, WCOM), with architecture 384 → 128 → 32 → 128 → 384 and ReLU activations between layers. Approximately 117,000 parameters each. MSE reconstruction loss; Adam at learning rate 1e-3; batch size 16; maximum 200 epochs with early stopping (patience 20) on a 20% validation split; numpy / torch / Python random seeds all 42. Trained from scratch on each cohort's leave-one-cohort-out and time-controlled training corpus. Saved checkpoints at data/processed/models/&lt;TICKER&gt;.pt reload cleanly and reproduce the committed per-cohort fraud scores to six decimal places (verified at the validation freeze and re-verified before the May 7 presentation).</w:t>
+      </w:r>
+    </w:p>
+    <w:p>
+      <w:pPr>
+        <w:spacing w:line="480" w:lineRule="auto"/>
+        <w:ind w:firstLine="360"/>
+      </w:pPr>
+      <w:r>
+        <w:rPr>
+          <w:rFonts w:ascii="Times New Roman" w:cs="Times New Roman" w:eastAsia="Times New Roman" w:hAnsi="Times New Roman"/>
+          <w:sz w:val="24"/>
+          <w:szCs w:val="24"/>
+        </w:rPr>
+        <w:t xml:space="preserve">(F.3) Classical-ML baseline — post-hoc, council-mandated. Five TF-IDF + TruncatedSVD pipelines, one per cohort, trained on the same LOCO + time-controlled training corpora. TF-IDF vectorizer with English stop-word removal, sublinear term-frequency scaling, and a 20,000-feature cap; TruncatedSVD with 32 components — matching the autoencoder bottleneck dimension exactly so the comparison is apples-to-apples on bottleneck capacity.</w:t>
+      </w:r>
+    </w:p>
+    <w:p>
+      <w:pPr>
+        <w:pStyle w:val="Heading1"/>
+        <w:spacing w:after="180" w:before="360" w:line="280" w:lineRule="auto"/>
+      </w:pPr>
+      <w:r>
+        <w:rPr>
+          <w:rFonts w:ascii="Times New Roman" w:cs="Times New Roman" w:eastAsia="Times New Roman" w:hAnsi="Times New Roman"/>
+          <w:b/>
+          <w:bCs/>
+          <w:sz w:val="32"/>
+          <w:szCs w:val="32"/>
+        </w:rPr>
+        <w:t xml:space="preserve">Appendix G — Training-quality diagnostics</w:t>
+      </w:r>
+    </w:p>
+    <w:p>
+      <w:pPr>
+        <w:spacing w:line="480" w:lineRule="auto"/>
+        <w:ind w:firstLine="360"/>
+      </w:pPr>
+      <w:r>
+        <w:rPr>
+          <w:rFonts w:ascii="Times New Roman" w:cs="Times New Roman" w:eastAsia="Times New Roman" w:hAnsi="Times New Roman"/>
+          <w:sz w:val="24"/>
+          <w:szCs w:val="24"/>
+        </w:rPr>
+        <w:t xml:space="preserve">Three diagnostics, all from scripts/14_training_quality_diagnostics.py, prove that the autoencoders trained for this project are real working models, not artifacts that merely compiled.</w:t>
+      </w:r>
+    </w:p>
+    <w:p>
+      <w:pPr>
+        <w:pStyle w:val="Heading2"/>
+        <w:spacing w:after="140" w:before="280" w:line="280" w:lineRule="auto"/>
+      </w:pPr>
+      <w:r>
+        <w:rPr>
+          <w:rFonts w:ascii="Times New Roman" w:cs="Times New Roman" w:eastAsia="Times New Roman" w:hAnsi="Times New Roman"/>
+          <w:b/>
+          <w:bCs/>
+          <w:sz w:val="28"/>
+          <w:szCs w:val="28"/>
+        </w:rPr>
+        <w:t xml:space="preserve">G.1 Per-epoch convergence</w:t>
+      </w:r>
+    </w:p>
+    <w:p>
+      <w:pPr>
+        <w:spacing w:line="480" w:lineRule="auto"/>
+        <w:ind w:firstLine="360"/>
+      </w:pPr>
+      <w:r>
+        <w:rPr>
+          <w:rFonts w:ascii="Times New Roman" w:cs="Times New Roman" w:eastAsia="Times New Roman" w:hAnsi="Times New Roman"/>
+          <w:sz w:val="24"/>
+          <w:szCs w:val="24"/>
+        </w:rPr>
+        <w:t xml:space="preserve">Each of the five cohort autoencoders converged via early stopping at best epoch 50–59 of a 200-epoch maximum, with patience 20. Final train loss ranged from 0.000736 (HRC) to 0.000911 (VRX); final validation loss from 0.000947 (HRC) to 0.001129 (TYC). The train-validation gap was small everywhere — between 0.000111 (VRX, largest training set) and 0.000301 (TYC, smallest training set). Full training log: data/processed/training_log.json.</w:t>
+      </w:r>
+    </w:p>
+    <w:p>
+      <w:pPr>
+        <w:pStyle w:val="Heading2"/>
+        <w:spacing w:after="140" w:before="280" w:line="280" w:lineRule="auto"/>
+      </w:pPr>
+      <w:r>
+        <w:rPr>
+          <w:rFonts w:ascii="Times New Roman" w:cs="Times New Roman" w:eastAsia="Times New Roman" w:hAnsi="Times New Roman"/>
+          <w:b/>
+          <w:bCs/>
+          <w:sz w:val="28"/>
+          <w:szCs w:val="28"/>
+        </w:rPr>
+        <w:t xml:space="preserve">G.2 Noise sanity check</w:t>
+      </w:r>
+    </w:p>
+    <w:p>
+      <w:pPr>
+        <w:spacing w:line="480" w:lineRule="auto"/>
+        <w:ind w:firstLine="360"/>
+      </w:pPr>
+      <w:r>
+        <w:rPr>
+          <w:rFonts w:ascii="Times New Roman" w:cs="Times New Roman" w:eastAsia="Times New Roman" w:hAnsi="Times New Roman"/>
+          <w:sz w:val="24"/>
+          <w:szCs w:val="24"/>
+        </w:rPr>
+        <w:t xml:space="preserve">The decisive test that the autoencoder learned a meaningful manifold rather than a trivial constant function. For each cohort autoencoder, I scored four kinds of input under the same per-sentence MSE reconstruction-error metric: (i) the cohort's clean-peer sentences, (ii) the cohort's fraud-filing sentences, (iii) 1,000 unit-norm Gaussian vectors of the same dimensionality, and (iv) 1,000 raw N(0, 1) vectors.</w:t>
+      </w:r>
+    </w:p>
+    <w:p>
+      <w:pPr>
+        <w:spacing w:line="240" w:lineRule="auto"/>
         <w:jc w:val="center"/>
       </w:pPr>
       <w:r>
@@ -5125,10 +6810,1152 @@
           <w:rFonts w:ascii="Times New Roman" w:cs="Times New Roman" w:eastAsia="Times New Roman" w:hAnsi="Times New Roman"/>
           <w:i/>
           <w:iCs/>
+          <w:sz w:val="20"/>
+          <w:szCs w:val="20"/>
+        </w:rPr>
+        <w:t xml:space="preserve">Table G.1. Mean per-sentence reconstruction error by input type.</w:t>
+      </w:r>
+    </w:p>
+    <w:tbl>
+      <w:tblPr>
+        <w:tblW w:type="dxa" w:w="9360"/>
+        <w:tblBorders>
+          <w:top w:val="single" w:color="auto" w:sz="4"/>
+          <w:left w:val="single" w:color="auto" w:sz="4"/>
+          <w:bottom w:val="single" w:color="auto" w:sz="4"/>
+          <w:right w:val="single" w:color="auto" w:sz="4"/>
+          <w:insideH w:val="single" w:color="auto" w:sz="4"/>
+          <w:insideV w:val="single" w:color="auto" w:sz="4"/>
+        </w:tblBorders>
+      </w:tblPr>
+      <w:tblGrid>
+        <w:gridCol w:w="1100"/>
+        <w:gridCol w:w="1300"/>
+        <w:gridCol w:w="1400"/>
+        <w:gridCol w:w="1900"/>
+        <w:gridCol w:w="1500"/>
+        <w:gridCol w:w="2160"/>
+      </w:tblGrid>
+      <w:tr>
+        <w:trPr>
+          <w:tblHeader/>
+        </w:trPr>
+        <w:tc>
+          <w:tcPr>
+            <w:tcBorders>
+              <w:top w:val="single" w:color="000000" w:sz="1"/>
+              <w:left w:val="single" w:color="000000" w:sz="1"/>
+              <w:bottom w:val="single" w:color="000000" w:sz="1"/>
+              <w:right w:val="single" w:color="000000" w:sz="1"/>
+            </w:tcBorders>
+            <w:shd w:fill="EDEDED" w:color="auto" w:val="clear"/>
+            <w:tcMar>
+              <w:top w:type="dxa" w:w="80"/>
+              <w:left w:type="dxa" w:w="120"/>
+              <w:bottom w:type="dxa" w:w="80"/>
+              <w:right w:type="dxa" w:w="120"/>
+            </w:tcMar>
+          </w:tcPr>
+          <w:p>
+            <w:pPr>
+              <w:spacing w:line="240" w:lineRule="auto"/>
+            </w:pPr>
+            <w:r>
+              <w:rPr>
+                <w:rFonts w:ascii="Times New Roman" w:cs="Times New Roman" w:eastAsia="Times New Roman" w:hAnsi="Times New Roman"/>
+                <w:b/>
+                <w:bCs/>
+                <w:sz w:val="20"/>
+                <w:szCs w:val="20"/>
+              </w:rPr>
+              <w:t xml:space="preserve">Cohort</w:t>
+            </w:r>
+          </w:p>
+        </w:tc>
+        <w:tc>
+          <w:tcPr>
+            <w:tcBorders>
+              <w:top w:val="single" w:color="000000" w:sz="1"/>
+              <w:left w:val="single" w:color="000000" w:sz="1"/>
+              <w:bottom w:val="single" w:color="000000" w:sz="1"/>
+              <w:right w:val="single" w:color="000000" w:sz="1"/>
+            </w:tcBorders>
+            <w:shd w:fill="EDEDED" w:color="auto" w:val="clear"/>
+            <w:tcMar>
+              <w:top w:type="dxa" w:w="80"/>
+              <w:left w:type="dxa" w:w="120"/>
+              <w:bottom w:type="dxa" w:w="80"/>
+              <w:right w:type="dxa" w:w="120"/>
+            </w:tcMar>
+          </w:tcPr>
+          <w:p>
+            <w:pPr>
+              <w:spacing w:line="240" w:lineRule="auto"/>
+            </w:pPr>
+            <w:r>
+              <w:rPr>
+                <w:rFonts w:ascii="Times New Roman" w:cs="Times New Roman" w:eastAsia="Times New Roman" w:hAnsi="Times New Roman"/>
+                <w:b/>
+                <w:bCs/>
+                <w:sz w:val="20"/>
+                <w:szCs w:val="20"/>
+              </w:rPr>
+              <w:t xml:space="preserve">Real peer</w:t>
+            </w:r>
+          </w:p>
+        </w:tc>
+        <w:tc>
+          <w:tcPr>
+            <w:tcBorders>
+              <w:top w:val="single" w:color="000000" w:sz="1"/>
+              <w:left w:val="single" w:color="000000" w:sz="1"/>
+              <w:bottom w:val="single" w:color="000000" w:sz="1"/>
+              <w:right w:val="single" w:color="000000" w:sz="1"/>
+            </w:tcBorders>
+            <w:shd w:fill="EDEDED" w:color="auto" w:val="clear"/>
+            <w:tcMar>
+              <w:top w:type="dxa" w:w="80"/>
+              <w:left w:type="dxa" w:w="120"/>
+              <w:bottom w:type="dxa" w:w="80"/>
+              <w:right w:type="dxa" w:w="120"/>
+            </w:tcMar>
+          </w:tcPr>
+          <w:p>
+            <w:pPr>
+              <w:spacing w:line="240" w:lineRule="auto"/>
+            </w:pPr>
+            <w:r>
+              <w:rPr>
+                <w:rFonts w:ascii="Times New Roman" w:cs="Times New Roman" w:eastAsia="Times New Roman" w:hAnsi="Times New Roman"/>
+                <w:b/>
+                <w:bCs/>
+                <w:sz w:val="20"/>
+                <w:szCs w:val="20"/>
+              </w:rPr>
+              <w:t xml:space="preserve">Real fraud</w:t>
+            </w:r>
+          </w:p>
+        </w:tc>
+        <w:tc>
+          <w:tcPr>
+            <w:tcBorders>
+              <w:top w:val="single" w:color="000000" w:sz="1"/>
+              <w:left w:val="single" w:color="000000" w:sz="1"/>
+              <w:bottom w:val="single" w:color="000000" w:sz="1"/>
+              <w:right w:val="single" w:color="000000" w:sz="1"/>
+            </w:tcBorders>
+            <w:shd w:fill="EDEDED" w:color="auto" w:val="clear"/>
+            <w:tcMar>
+              <w:top w:type="dxa" w:w="80"/>
+              <w:left w:type="dxa" w:w="120"/>
+              <w:bottom w:type="dxa" w:w="80"/>
+              <w:right w:type="dxa" w:w="120"/>
+            </w:tcMar>
+          </w:tcPr>
+          <w:p>
+            <w:pPr>
+              <w:spacing w:line="240" w:lineRule="auto"/>
+            </w:pPr>
+            <w:r>
+              <w:rPr>
+                <w:rFonts w:ascii="Times New Roman" w:cs="Times New Roman" w:eastAsia="Times New Roman" w:hAnsi="Times New Roman"/>
+                <w:b/>
+                <w:bCs/>
+                <w:sz w:val="20"/>
+                <w:szCs w:val="20"/>
+              </w:rPr>
+              <w:t xml:space="preserve">Unit-norm Gaussian</w:t>
+            </w:r>
+          </w:p>
+        </w:tc>
+        <w:tc>
+          <w:tcPr>
+            <w:tcBorders>
+              <w:top w:val="single" w:color="000000" w:sz="1"/>
+              <w:left w:val="single" w:color="000000" w:sz="1"/>
+              <w:bottom w:val="single" w:color="000000" w:sz="1"/>
+              <w:right w:val="single" w:color="000000" w:sz="1"/>
+            </w:tcBorders>
+            <w:shd w:fill="EDEDED" w:color="auto" w:val="clear"/>
+            <w:tcMar>
+              <w:top w:type="dxa" w:w="80"/>
+              <w:left w:type="dxa" w:w="120"/>
+              <w:bottom w:type="dxa" w:w="80"/>
+              <w:right w:type="dxa" w:w="120"/>
+            </w:tcMar>
+          </w:tcPr>
+          <w:p>
+            <w:pPr>
+              <w:spacing w:line="240" w:lineRule="auto"/>
+            </w:pPr>
+            <w:r>
+              <w:rPr>
+                <w:rFonts w:ascii="Times New Roman" w:cs="Times New Roman" w:eastAsia="Times New Roman" w:hAnsi="Times New Roman"/>
+                <w:b/>
+                <w:bCs/>
+                <w:sz w:val="20"/>
+                <w:szCs w:val="20"/>
+              </w:rPr>
+              <w:t xml:space="preserve">Raw N(0,1)</w:t>
+            </w:r>
+          </w:p>
+        </w:tc>
+        <w:tc>
+          <w:tcPr>
+            <w:tcBorders>
+              <w:top w:val="single" w:color="000000" w:sz="1"/>
+              <w:left w:val="single" w:color="000000" w:sz="1"/>
+              <w:bottom w:val="single" w:color="000000" w:sz="1"/>
+              <w:right w:val="single" w:color="000000" w:sz="1"/>
+            </w:tcBorders>
+            <w:shd w:fill="EDEDED" w:color="auto" w:val="clear"/>
+            <w:tcMar>
+              <w:top w:type="dxa" w:w="80"/>
+              <w:left w:type="dxa" w:w="120"/>
+              <w:bottom w:type="dxa" w:w="80"/>
+              <w:right w:type="dxa" w:w="120"/>
+            </w:tcMar>
+          </w:tcPr>
+          <w:p>
+            <w:pPr>
+              <w:spacing w:line="240" w:lineRule="auto"/>
+            </w:pPr>
+            <w:r>
+              <w:rPr>
+                <w:rFonts w:ascii="Times New Roman" w:cs="Times New Roman" w:eastAsia="Times New Roman" w:hAnsi="Times New Roman"/>
+                <w:b/>
+                <w:bCs/>
+                <w:sz w:val="20"/>
+                <w:szCs w:val="20"/>
+              </w:rPr>
+              <w:t xml:space="preserve">Noise / real ratio</w:t>
+            </w:r>
+          </w:p>
+        </w:tc>
+      </w:tr>
+      <w:tr>
+        <w:tc>
+          <w:tcPr>
+            <w:tcBorders>
+              <w:top w:val="single" w:color="000000" w:sz="1"/>
+              <w:left w:val="single" w:color="000000" w:sz="1"/>
+              <w:bottom w:val="single" w:color="000000" w:sz="1"/>
+              <w:right w:val="single" w:color="000000" w:sz="1"/>
+            </w:tcBorders>
+            <w:tcMar>
+              <w:top w:type="dxa" w:w="80"/>
+              <w:left w:type="dxa" w:w="120"/>
+              <w:bottom w:type="dxa" w:w="80"/>
+              <w:right w:type="dxa" w:w="120"/>
+            </w:tcMar>
+          </w:tcPr>
+          <w:p>
+            <w:pPr>
+              <w:spacing w:line="240" w:lineRule="auto"/>
+            </w:pPr>
+            <w:r>
+              <w:rPr>
+                <w:rFonts w:ascii="Times New Roman" w:cs="Times New Roman" w:eastAsia="Times New Roman" w:hAnsi="Times New Roman"/>
+                <w:sz w:val="20"/>
+                <w:szCs w:val="20"/>
+              </w:rPr>
+              <w:t xml:space="preserve">HRC</w:t>
+            </w:r>
+          </w:p>
+        </w:tc>
+        <w:tc>
+          <w:tcPr>
+            <w:tcBorders>
+              <w:top w:val="single" w:color="000000" w:sz="1"/>
+              <w:left w:val="single" w:color="000000" w:sz="1"/>
+              <w:bottom w:val="single" w:color="000000" w:sz="1"/>
+              <w:right w:val="single" w:color="000000" w:sz="1"/>
+            </w:tcBorders>
+            <w:tcMar>
+              <w:top w:type="dxa" w:w="80"/>
+              <w:left w:type="dxa" w:w="120"/>
+              <w:bottom w:type="dxa" w:w="80"/>
+              <w:right w:type="dxa" w:w="120"/>
+            </w:tcMar>
+          </w:tcPr>
+          <w:p>
+            <w:pPr>
+              <w:spacing w:line="240" w:lineRule="auto"/>
+            </w:pPr>
+            <w:r>
+              <w:rPr>
+                <w:rFonts w:ascii="Times New Roman" w:cs="Times New Roman" w:eastAsia="Times New Roman" w:hAnsi="Times New Roman"/>
+                <w:sz w:val="20"/>
+                <w:szCs w:val="20"/>
+              </w:rPr>
+              <w:t xml:space="preserve">0.001406</w:t>
+            </w:r>
+          </w:p>
+        </w:tc>
+        <w:tc>
+          <w:tcPr>
+            <w:tcBorders>
+              <w:top w:val="single" w:color="000000" w:sz="1"/>
+              <w:left w:val="single" w:color="000000" w:sz="1"/>
+              <w:bottom w:val="single" w:color="000000" w:sz="1"/>
+              <w:right w:val="single" w:color="000000" w:sz="1"/>
+            </w:tcBorders>
+            <w:tcMar>
+              <w:top w:type="dxa" w:w="80"/>
+              <w:left w:type="dxa" w:w="120"/>
+              <w:bottom w:type="dxa" w:w="80"/>
+              <w:right w:type="dxa" w:w="120"/>
+            </w:tcMar>
+          </w:tcPr>
+          <w:p>
+            <w:pPr>
+              <w:spacing w:line="240" w:lineRule="auto"/>
+            </w:pPr>
+            <w:r>
+              <w:rPr>
+                <w:rFonts w:ascii="Times New Roman" w:cs="Times New Roman" w:eastAsia="Times New Roman" w:hAnsi="Times New Roman"/>
+                <w:sz w:val="20"/>
+                <w:szCs w:val="20"/>
+              </w:rPr>
+              <w:t xml:space="preserve">0.001266</w:t>
+            </w:r>
+          </w:p>
+        </w:tc>
+        <w:tc>
+          <w:tcPr>
+            <w:tcBorders>
+              <w:top w:val="single" w:color="000000" w:sz="1"/>
+              <w:left w:val="single" w:color="000000" w:sz="1"/>
+              <w:bottom w:val="single" w:color="000000" w:sz="1"/>
+              <w:right w:val="single" w:color="000000" w:sz="1"/>
+            </w:tcBorders>
+            <w:tcMar>
+              <w:top w:type="dxa" w:w="80"/>
+              <w:left w:type="dxa" w:w="120"/>
+              <w:bottom w:type="dxa" w:w="80"/>
+              <w:right w:type="dxa" w:w="120"/>
+            </w:tcMar>
+          </w:tcPr>
+          <w:p>
+            <w:pPr>
+              <w:spacing w:line="240" w:lineRule="auto"/>
+            </w:pPr>
+            <w:r>
+              <w:rPr>
+                <w:rFonts w:ascii="Times New Roman" w:cs="Times New Roman" w:eastAsia="Times New Roman" w:hAnsi="Times New Roman"/>
+                <w:sz w:val="20"/>
+                <w:szCs w:val="20"/>
+              </w:rPr>
+              <w:t xml:space="preserve">0.002954</w:t>
+            </w:r>
+          </w:p>
+        </w:tc>
+        <w:tc>
+          <w:tcPr>
+            <w:tcBorders>
+              <w:top w:val="single" w:color="000000" w:sz="1"/>
+              <w:left w:val="single" w:color="000000" w:sz="1"/>
+              <w:bottom w:val="single" w:color="000000" w:sz="1"/>
+              <w:right w:val="single" w:color="000000" w:sz="1"/>
+            </w:tcBorders>
+            <w:tcMar>
+              <w:top w:type="dxa" w:w="80"/>
+              <w:left w:type="dxa" w:w="120"/>
+              <w:bottom w:type="dxa" w:w="80"/>
+              <w:right w:type="dxa" w:w="120"/>
+            </w:tcMar>
+          </w:tcPr>
+          <w:p>
+            <w:pPr>
+              <w:spacing w:line="240" w:lineRule="auto"/>
+            </w:pPr>
+            <w:r>
+              <w:rPr>
+                <w:rFonts w:ascii="Times New Roman" w:cs="Times New Roman" w:eastAsia="Times New Roman" w:hAnsi="Times New Roman"/>
+                <w:sz w:val="20"/>
+                <w:szCs w:val="20"/>
+              </w:rPr>
+              <w:t xml:space="preserve">1.076235</w:t>
+            </w:r>
+          </w:p>
+        </w:tc>
+        <w:tc>
+          <w:tcPr>
+            <w:tcBorders>
+              <w:top w:val="single" w:color="000000" w:sz="1"/>
+              <w:left w:val="single" w:color="000000" w:sz="1"/>
+              <w:bottom w:val="single" w:color="000000" w:sz="1"/>
+              <w:right w:val="single" w:color="000000" w:sz="1"/>
+            </w:tcBorders>
+            <w:tcMar>
+              <w:top w:type="dxa" w:w="80"/>
+              <w:left w:type="dxa" w:w="120"/>
+              <w:bottom w:type="dxa" w:w="80"/>
+              <w:right w:type="dxa" w:w="120"/>
+            </w:tcMar>
+          </w:tcPr>
+          <w:p>
+            <w:pPr>
+              <w:spacing w:line="240" w:lineRule="auto"/>
+            </w:pPr>
+            <w:r>
+              <w:rPr>
+                <w:rFonts w:ascii="Times New Roman" w:cs="Times New Roman" w:eastAsia="Times New Roman" w:hAnsi="Times New Roman"/>
+                <w:sz w:val="20"/>
+                <w:szCs w:val="20"/>
+              </w:rPr>
+              <w:t xml:space="preserve">2.1× / 765×</w:t>
+            </w:r>
+          </w:p>
+        </w:tc>
+      </w:tr>
+      <w:tr>
+        <w:tc>
+          <w:tcPr>
+            <w:tcBorders>
+              <w:top w:val="single" w:color="000000" w:sz="1"/>
+              <w:left w:val="single" w:color="000000" w:sz="1"/>
+              <w:bottom w:val="single" w:color="000000" w:sz="1"/>
+              <w:right w:val="single" w:color="000000" w:sz="1"/>
+            </w:tcBorders>
+            <w:tcMar>
+              <w:top w:type="dxa" w:w="80"/>
+              <w:left w:type="dxa" w:w="120"/>
+              <w:bottom w:type="dxa" w:w="80"/>
+              <w:right w:type="dxa" w:w="120"/>
+            </w:tcMar>
+          </w:tcPr>
+          <w:p>
+            <w:pPr>
+              <w:spacing w:line="240" w:lineRule="auto"/>
+            </w:pPr>
+            <w:r>
+              <w:rPr>
+                <w:rFonts w:ascii="Times New Roman" w:cs="Times New Roman" w:eastAsia="Times New Roman" w:hAnsi="Times New Roman"/>
+                <w:sz w:val="20"/>
+                <w:szCs w:val="20"/>
+              </w:rPr>
+              <w:t xml:space="preserve">LEH</w:t>
+            </w:r>
+          </w:p>
+        </w:tc>
+        <w:tc>
+          <w:tcPr>
+            <w:tcBorders>
+              <w:top w:val="single" w:color="000000" w:sz="1"/>
+              <w:left w:val="single" w:color="000000" w:sz="1"/>
+              <w:bottom w:val="single" w:color="000000" w:sz="1"/>
+              <w:right w:val="single" w:color="000000" w:sz="1"/>
+            </w:tcBorders>
+            <w:tcMar>
+              <w:top w:type="dxa" w:w="80"/>
+              <w:left w:type="dxa" w:w="120"/>
+              <w:bottom w:type="dxa" w:w="80"/>
+              <w:right w:type="dxa" w:w="120"/>
+            </w:tcMar>
+          </w:tcPr>
+          <w:p>
+            <w:pPr>
+              <w:spacing w:line="240" w:lineRule="auto"/>
+            </w:pPr>
+            <w:r>
+              <w:rPr>
+                <w:rFonts w:ascii="Times New Roman" w:cs="Times New Roman" w:eastAsia="Times New Roman" w:hAnsi="Times New Roman"/>
+                <w:sz w:val="20"/>
+                <w:szCs w:val="20"/>
+              </w:rPr>
+              <w:t xml:space="preserve">0.001337</w:t>
+            </w:r>
+          </w:p>
+        </w:tc>
+        <w:tc>
+          <w:tcPr>
+            <w:tcBorders>
+              <w:top w:val="single" w:color="000000" w:sz="1"/>
+              <w:left w:val="single" w:color="000000" w:sz="1"/>
+              <w:bottom w:val="single" w:color="000000" w:sz="1"/>
+              <w:right w:val="single" w:color="000000" w:sz="1"/>
+            </w:tcBorders>
+            <w:tcMar>
+              <w:top w:type="dxa" w:w="80"/>
+              <w:left w:type="dxa" w:w="120"/>
+              <w:bottom w:type="dxa" w:w="80"/>
+              <w:right w:type="dxa" w:w="120"/>
+            </w:tcMar>
+          </w:tcPr>
+          <w:p>
+            <w:pPr>
+              <w:spacing w:line="240" w:lineRule="auto"/>
+            </w:pPr>
+            <w:r>
+              <w:rPr>
+                <w:rFonts w:ascii="Times New Roman" w:cs="Times New Roman" w:eastAsia="Times New Roman" w:hAnsi="Times New Roman"/>
+                <w:sz w:val="20"/>
+                <w:szCs w:val="20"/>
+              </w:rPr>
+              <w:t xml:space="preserve">0.001395</w:t>
+            </w:r>
+          </w:p>
+        </w:tc>
+        <w:tc>
+          <w:tcPr>
+            <w:tcBorders>
+              <w:top w:val="single" w:color="000000" w:sz="1"/>
+              <w:left w:val="single" w:color="000000" w:sz="1"/>
+              <w:bottom w:val="single" w:color="000000" w:sz="1"/>
+              <w:right w:val="single" w:color="000000" w:sz="1"/>
+            </w:tcBorders>
+            <w:tcMar>
+              <w:top w:type="dxa" w:w="80"/>
+              <w:left w:type="dxa" w:w="120"/>
+              <w:bottom w:type="dxa" w:w="80"/>
+              <w:right w:type="dxa" w:w="120"/>
+            </w:tcMar>
+          </w:tcPr>
+          <w:p>
+            <w:pPr>
+              <w:spacing w:line="240" w:lineRule="auto"/>
+            </w:pPr>
+            <w:r>
+              <w:rPr>
+                <w:rFonts w:ascii="Times New Roman" w:cs="Times New Roman" w:eastAsia="Times New Roman" w:hAnsi="Times New Roman"/>
+                <w:sz w:val="20"/>
+                <w:szCs w:val="20"/>
+              </w:rPr>
+              <w:t xml:space="preserve">0.002966</w:t>
+            </w:r>
+          </w:p>
+        </w:tc>
+        <w:tc>
+          <w:tcPr>
+            <w:tcBorders>
+              <w:top w:val="single" w:color="000000" w:sz="1"/>
+              <w:left w:val="single" w:color="000000" w:sz="1"/>
+              <w:bottom w:val="single" w:color="000000" w:sz="1"/>
+              <w:right w:val="single" w:color="000000" w:sz="1"/>
+            </w:tcBorders>
+            <w:tcMar>
+              <w:top w:type="dxa" w:w="80"/>
+              <w:left w:type="dxa" w:w="120"/>
+              <w:bottom w:type="dxa" w:w="80"/>
+              <w:right w:type="dxa" w:w="120"/>
+            </w:tcMar>
+          </w:tcPr>
+          <w:p>
+            <w:pPr>
+              <w:spacing w:line="240" w:lineRule="auto"/>
+            </w:pPr>
+            <w:r>
+              <w:rPr>
+                <w:rFonts w:ascii="Times New Roman" w:cs="Times New Roman" w:eastAsia="Times New Roman" w:hAnsi="Times New Roman"/>
+                <w:sz w:val="20"/>
+                <w:szCs w:val="20"/>
+              </w:rPr>
+              <w:t xml:space="preserve">1.077481</w:t>
+            </w:r>
+          </w:p>
+        </w:tc>
+        <w:tc>
+          <w:tcPr>
+            <w:tcBorders>
+              <w:top w:val="single" w:color="000000" w:sz="1"/>
+              <w:left w:val="single" w:color="000000" w:sz="1"/>
+              <w:bottom w:val="single" w:color="000000" w:sz="1"/>
+              <w:right w:val="single" w:color="000000" w:sz="1"/>
+            </w:tcBorders>
+            <w:tcMar>
+              <w:top w:type="dxa" w:w="80"/>
+              <w:left w:type="dxa" w:w="120"/>
+              <w:bottom w:type="dxa" w:w="80"/>
+              <w:right w:type="dxa" w:w="120"/>
+            </w:tcMar>
+          </w:tcPr>
+          <w:p>
+            <w:pPr>
+              <w:spacing w:line="240" w:lineRule="auto"/>
+            </w:pPr>
+            <w:r>
+              <w:rPr>
+                <w:rFonts w:ascii="Times New Roman" w:cs="Times New Roman" w:eastAsia="Times New Roman" w:hAnsi="Times New Roman"/>
+                <w:sz w:val="20"/>
+                <w:szCs w:val="20"/>
+              </w:rPr>
+              <w:t xml:space="preserve">2.2× / 806×</w:t>
+            </w:r>
+          </w:p>
+        </w:tc>
+      </w:tr>
+      <w:tr>
+        <w:tc>
+          <w:tcPr>
+            <w:tcBorders>
+              <w:top w:val="single" w:color="000000" w:sz="1"/>
+              <w:left w:val="single" w:color="000000" w:sz="1"/>
+              <w:bottom w:val="single" w:color="000000" w:sz="1"/>
+              <w:right w:val="single" w:color="000000" w:sz="1"/>
+            </w:tcBorders>
+            <w:tcMar>
+              <w:top w:type="dxa" w:w="80"/>
+              <w:left w:type="dxa" w:w="120"/>
+              <w:bottom w:type="dxa" w:w="80"/>
+              <w:right w:type="dxa" w:w="120"/>
+            </w:tcMar>
+          </w:tcPr>
+          <w:p>
+            <w:pPr>
+              <w:spacing w:line="240" w:lineRule="auto"/>
+            </w:pPr>
+            <w:r>
+              <w:rPr>
+                <w:rFonts w:ascii="Times New Roman" w:cs="Times New Roman" w:eastAsia="Times New Roman" w:hAnsi="Times New Roman"/>
+                <w:sz w:val="20"/>
+                <w:szCs w:val="20"/>
+              </w:rPr>
+              <w:t xml:space="preserve">TYC</w:t>
+            </w:r>
+          </w:p>
+        </w:tc>
+        <w:tc>
+          <w:tcPr>
+            <w:tcBorders>
+              <w:top w:val="single" w:color="000000" w:sz="1"/>
+              <w:left w:val="single" w:color="000000" w:sz="1"/>
+              <w:bottom w:val="single" w:color="000000" w:sz="1"/>
+              <w:right w:val="single" w:color="000000" w:sz="1"/>
+            </w:tcBorders>
+            <w:tcMar>
+              <w:top w:type="dxa" w:w="80"/>
+              <w:left w:type="dxa" w:w="120"/>
+              <w:bottom w:type="dxa" w:w="80"/>
+              <w:right w:type="dxa" w:w="120"/>
+            </w:tcMar>
+          </w:tcPr>
+          <w:p>
+            <w:pPr>
+              <w:spacing w:line="240" w:lineRule="auto"/>
+            </w:pPr>
+            <w:r>
+              <w:rPr>
+                <w:rFonts w:ascii="Times New Roman" w:cs="Times New Roman" w:eastAsia="Times New Roman" w:hAnsi="Times New Roman"/>
+                <w:sz w:val="20"/>
+                <w:szCs w:val="20"/>
+              </w:rPr>
+              <w:t xml:space="preserve">0.001362</w:t>
+            </w:r>
+          </w:p>
+        </w:tc>
+        <w:tc>
+          <w:tcPr>
+            <w:tcBorders>
+              <w:top w:val="single" w:color="000000" w:sz="1"/>
+              <w:left w:val="single" w:color="000000" w:sz="1"/>
+              <w:bottom w:val="single" w:color="000000" w:sz="1"/>
+              <w:right w:val="single" w:color="000000" w:sz="1"/>
+            </w:tcBorders>
+            <w:tcMar>
+              <w:top w:type="dxa" w:w="80"/>
+              <w:left w:type="dxa" w:w="120"/>
+              <w:bottom w:type="dxa" w:w="80"/>
+              <w:right w:type="dxa" w:w="120"/>
+            </w:tcMar>
+          </w:tcPr>
+          <w:p>
+            <w:pPr>
+              <w:spacing w:line="240" w:lineRule="auto"/>
+            </w:pPr>
+            <w:r>
+              <w:rPr>
+                <w:rFonts w:ascii="Times New Roman" w:cs="Times New Roman" w:eastAsia="Times New Roman" w:hAnsi="Times New Roman"/>
+                <w:sz w:val="20"/>
+                <w:szCs w:val="20"/>
+              </w:rPr>
+              <w:t xml:space="preserve">0.001271</w:t>
+            </w:r>
+          </w:p>
+        </w:tc>
+        <w:tc>
+          <w:tcPr>
+            <w:tcBorders>
+              <w:top w:val="single" w:color="000000" w:sz="1"/>
+              <w:left w:val="single" w:color="000000" w:sz="1"/>
+              <w:bottom w:val="single" w:color="000000" w:sz="1"/>
+              <w:right w:val="single" w:color="000000" w:sz="1"/>
+            </w:tcBorders>
+            <w:tcMar>
+              <w:top w:type="dxa" w:w="80"/>
+              <w:left w:type="dxa" w:w="120"/>
+              <w:bottom w:type="dxa" w:w="80"/>
+              <w:right w:type="dxa" w:w="120"/>
+            </w:tcMar>
+          </w:tcPr>
+          <w:p>
+            <w:pPr>
+              <w:spacing w:line="240" w:lineRule="auto"/>
+            </w:pPr>
+            <w:r>
+              <w:rPr>
+                <w:rFonts w:ascii="Times New Roman" w:cs="Times New Roman" w:eastAsia="Times New Roman" w:hAnsi="Times New Roman"/>
+                <w:sz w:val="20"/>
+                <w:szCs w:val="20"/>
+              </w:rPr>
+              <w:t xml:space="preserve">0.002891</w:t>
+            </w:r>
+          </w:p>
+        </w:tc>
+        <w:tc>
+          <w:tcPr>
+            <w:tcBorders>
+              <w:top w:val="single" w:color="000000" w:sz="1"/>
+              <w:left w:val="single" w:color="000000" w:sz="1"/>
+              <w:bottom w:val="single" w:color="000000" w:sz="1"/>
+              <w:right w:val="single" w:color="000000" w:sz="1"/>
+            </w:tcBorders>
+            <w:tcMar>
+              <w:top w:type="dxa" w:w="80"/>
+              <w:left w:type="dxa" w:w="120"/>
+              <w:bottom w:type="dxa" w:w="80"/>
+              <w:right w:type="dxa" w:w="120"/>
+            </w:tcMar>
+          </w:tcPr>
+          <w:p>
+            <w:pPr>
+              <w:spacing w:line="240" w:lineRule="auto"/>
+            </w:pPr>
+            <w:r>
+              <w:rPr>
+                <w:rFonts w:ascii="Times New Roman" w:cs="Times New Roman" w:eastAsia="Times New Roman" w:hAnsi="Times New Roman"/>
+                <w:sz w:val="20"/>
+                <w:szCs w:val="20"/>
+              </w:rPr>
+              <w:t xml:space="preserve">1.022643</w:t>
+            </w:r>
+          </w:p>
+        </w:tc>
+        <w:tc>
+          <w:tcPr>
+            <w:tcBorders>
+              <w:top w:val="single" w:color="000000" w:sz="1"/>
+              <w:left w:val="single" w:color="000000" w:sz="1"/>
+              <w:bottom w:val="single" w:color="000000" w:sz="1"/>
+              <w:right w:val="single" w:color="000000" w:sz="1"/>
+            </w:tcBorders>
+            <w:tcMar>
+              <w:top w:type="dxa" w:w="80"/>
+              <w:left w:type="dxa" w:w="120"/>
+              <w:bottom w:type="dxa" w:w="80"/>
+              <w:right w:type="dxa" w:w="120"/>
+            </w:tcMar>
+          </w:tcPr>
+          <w:p>
+            <w:pPr>
+              <w:spacing w:line="240" w:lineRule="auto"/>
+            </w:pPr>
+            <w:r>
+              <w:rPr>
+                <w:rFonts w:ascii="Times New Roman" w:cs="Times New Roman" w:eastAsia="Times New Roman" w:hAnsi="Times New Roman"/>
+                <w:sz w:val="20"/>
+                <w:szCs w:val="20"/>
+              </w:rPr>
+              <w:t xml:space="preserve">2.1× / 751×</w:t>
+            </w:r>
+          </w:p>
+        </w:tc>
+      </w:tr>
+      <w:tr>
+        <w:tc>
+          <w:tcPr>
+            <w:tcBorders>
+              <w:top w:val="single" w:color="000000" w:sz="1"/>
+              <w:left w:val="single" w:color="000000" w:sz="1"/>
+              <w:bottom w:val="single" w:color="000000" w:sz="1"/>
+              <w:right w:val="single" w:color="000000" w:sz="1"/>
+            </w:tcBorders>
+            <w:tcMar>
+              <w:top w:type="dxa" w:w="80"/>
+              <w:left w:type="dxa" w:w="120"/>
+              <w:bottom w:type="dxa" w:w="80"/>
+              <w:right w:type="dxa" w:w="120"/>
+            </w:tcMar>
+          </w:tcPr>
+          <w:p>
+            <w:pPr>
+              <w:spacing w:line="240" w:lineRule="auto"/>
+            </w:pPr>
+            <w:r>
+              <w:rPr>
+                <w:rFonts w:ascii="Times New Roman" w:cs="Times New Roman" w:eastAsia="Times New Roman" w:hAnsi="Times New Roman"/>
+                <w:sz w:val="20"/>
+                <w:szCs w:val="20"/>
+              </w:rPr>
+              <w:t xml:space="preserve">VRX</w:t>
+            </w:r>
+          </w:p>
+        </w:tc>
+        <w:tc>
+          <w:tcPr>
+            <w:tcBorders>
+              <w:top w:val="single" w:color="000000" w:sz="1"/>
+              <w:left w:val="single" w:color="000000" w:sz="1"/>
+              <w:bottom w:val="single" w:color="000000" w:sz="1"/>
+              <w:right w:val="single" w:color="000000" w:sz="1"/>
+            </w:tcBorders>
+            <w:tcMar>
+              <w:top w:type="dxa" w:w="80"/>
+              <w:left w:type="dxa" w:w="120"/>
+              <w:bottom w:type="dxa" w:w="80"/>
+              <w:right w:type="dxa" w:w="120"/>
+            </w:tcMar>
+          </w:tcPr>
+          <w:p>
+            <w:pPr>
+              <w:spacing w:line="240" w:lineRule="auto"/>
+            </w:pPr>
+            <w:r>
+              <w:rPr>
+                <w:rFonts w:ascii="Times New Roman" w:cs="Times New Roman" w:eastAsia="Times New Roman" w:hAnsi="Times New Roman"/>
+                <w:sz w:val="20"/>
+                <w:szCs w:val="20"/>
+              </w:rPr>
+              <w:t xml:space="preserve">0.001442</w:t>
+            </w:r>
+          </w:p>
+        </w:tc>
+        <w:tc>
+          <w:tcPr>
+            <w:tcBorders>
+              <w:top w:val="single" w:color="000000" w:sz="1"/>
+              <w:left w:val="single" w:color="000000" w:sz="1"/>
+              <w:bottom w:val="single" w:color="000000" w:sz="1"/>
+              <w:right w:val="single" w:color="000000" w:sz="1"/>
+            </w:tcBorders>
+            <w:tcMar>
+              <w:top w:type="dxa" w:w="80"/>
+              <w:left w:type="dxa" w:w="120"/>
+              <w:bottom w:type="dxa" w:w="80"/>
+              <w:right w:type="dxa" w:w="120"/>
+            </w:tcMar>
+          </w:tcPr>
+          <w:p>
+            <w:pPr>
+              <w:spacing w:line="240" w:lineRule="auto"/>
+            </w:pPr>
+            <w:r>
+              <w:rPr>
+                <w:rFonts w:ascii="Times New Roman" w:cs="Times New Roman" w:eastAsia="Times New Roman" w:hAnsi="Times New Roman"/>
+                <w:sz w:val="20"/>
+                <w:szCs w:val="20"/>
+              </w:rPr>
+              <w:t xml:space="preserve">0.001295</w:t>
+            </w:r>
+          </w:p>
+        </w:tc>
+        <w:tc>
+          <w:tcPr>
+            <w:tcBorders>
+              <w:top w:val="single" w:color="000000" w:sz="1"/>
+              <w:left w:val="single" w:color="000000" w:sz="1"/>
+              <w:bottom w:val="single" w:color="000000" w:sz="1"/>
+              <w:right w:val="single" w:color="000000" w:sz="1"/>
+            </w:tcBorders>
+            <w:tcMar>
+              <w:top w:type="dxa" w:w="80"/>
+              <w:left w:type="dxa" w:w="120"/>
+              <w:bottom w:type="dxa" w:w="80"/>
+              <w:right w:type="dxa" w:w="120"/>
+            </w:tcMar>
+          </w:tcPr>
+          <w:p>
+            <w:pPr>
+              <w:spacing w:line="240" w:lineRule="auto"/>
+            </w:pPr>
+            <w:r>
+              <w:rPr>
+                <w:rFonts w:ascii="Times New Roman" w:cs="Times New Roman" w:eastAsia="Times New Roman" w:hAnsi="Times New Roman"/>
+                <w:sz w:val="20"/>
+                <w:szCs w:val="20"/>
+              </w:rPr>
+              <w:t xml:space="preserve">0.002896</w:t>
+            </w:r>
+          </w:p>
+        </w:tc>
+        <w:tc>
+          <w:tcPr>
+            <w:tcBorders>
+              <w:top w:val="single" w:color="000000" w:sz="1"/>
+              <w:left w:val="single" w:color="000000" w:sz="1"/>
+              <w:bottom w:val="single" w:color="000000" w:sz="1"/>
+              <w:right w:val="single" w:color="000000" w:sz="1"/>
+            </w:tcBorders>
+            <w:tcMar>
+              <w:top w:type="dxa" w:w="80"/>
+              <w:left w:type="dxa" w:w="120"/>
+              <w:bottom w:type="dxa" w:w="80"/>
+              <w:right w:type="dxa" w:w="120"/>
+            </w:tcMar>
+          </w:tcPr>
+          <w:p>
+            <w:pPr>
+              <w:spacing w:line="240" w:lineRule="auto"/>
+            </w:pPr>
+            <w:r>
+              <w:rPr>
+                <w:rFonts w:ascii="Times New Roman" w:cs="Times New Roman" w:eastAsia="Times New Roman" w:hAnsi="Times New Roman"/>
+                <w:sz w:val="20"/>
+                <w:szCs w:val="20"/>
+              </w:rPr>
+              <w:t xml:space="preserve">1.103497</w:t>
+            </w:r>
+          </w:p>
+        </w:tc>
+        <w:tc>
+          <w:tcPr>
+            <w:tcBorders>
+              <w:top w:val="single" w:color="000000" w:sz="1"/>
+              <w:left w:val="single" w:color="000000" w:sz="1"/>
+              <w:bottom w:val="single" w:color="000000" w:sz="1"/>
+              <w:right w:val="single" w:color="000000" w:sz="1"/>
+            </w:tcBorders>
+            <w:tcMar>
+              <w:top w:type="dxa" w:w="80"/>
+              <w:left w:type="dxa" w:w="120"/>
+              <w:bottom w:type="dxa" w:w="80"/>
+              <w:right w:type="dxa" w:w="120"/>
+            </w:tcMar>
+          </w:tcPr>
+          <w:p>
+            <w:pPr>
+              <w:spacing w:line="240" w:lineRule="auto"/>
+            </w:pPr>
+            <w:r>
+              <w:rPr>
+                <w:rFonts w:ascii="Times New Roman" w:cs="Times New Roman" w:eastAsia="Times New Roman" w:hAnsi="Times New Roman"/>
+                <w:sz w:val="20"/>
+                <w:szCs w:val="20"/>
+              </w:rPr>
+              <w:t xml:space="preserve">2.0× / 765×</w:t>
+            </w:r>
+          </w:p>
+        </w:tc>
+      </w:tr>
+      <w:tr>
+        <w:tc>
+          <w:tcPr>
+            <w:tcBorders>
+              <w:top w:val="single" w:color="000000" w:sz="1"/>
+              <w:left w:val="single" w:color="000000" w:sz="1"/>
+              <w:bottom w:val="single" w:color="000000" w:sz="1"/>
+              <w:right w:val="single" w:color="000000" w:sz="1"/>
+            </w:tcBorders>
+            <w:tcMar>
+              <w:top w:type="dxa" w:w="80"/>
+              <w:left w:type="dxa" w:w="120"/>
+              <w:bottom w:type="dxa" w:w="80"/>
+              <w:right w:type="dxa" w:w="120"/>
+            </w:tcMar>
+          </w:tcPr>
+          <w:p>
+            <w:pPr>
+              <w:spacing w:line="240" w:lineRule="auto"/>
+            </w:pPr>
+            <w:r>
+              <w:rPr>
+                <w:rFonts w:ascii="Times New Roman" w:cs="Times New Roman" w:eastAsia="Times New Roman" w:hAnsi="Times New Roman"/>
+                <w:sz w:val="20"/>
+                <w:szCs w:val="20"/>
+              </w:rPr>
+              <w:t xml:space="preserve">WCOM</w:t>
+            </w:r>
+          </w:p>
+        </w:tc>
+        <w:tc>
+          <w:tcPr>
+            <w:tcBorders>
+              <w:top w:val="single" w:color="000000" w:sz="1"/>
+              <w:left w:val="single" w:color="000000" w:sz="1"/>
+              <w:bottom w:val="single" w:color="000000" w:sz="1"/>
+              <w:right w:val="single" w:color="000000" w:sz="1"/>
+            </w:tcBorders>
+            <w:tcMar>
+              <w:top w:type="dxa" w:w="80"/>
+              <w:left w:type="dxa" w:w="120"/>
+              <w:bottom w:type="dxa" w:w="80"/>
+              <w:right w:type="dxa" w:w="120"/>
+            </w:tcMar>
+          </w:tcPr>
+          <w:p>
+            <w:pPr>
+              <w:spacing w:line="240" w:lineRule="auto"/>
+            </w:pPr>
+            <w:r>
+              <w:rPr>
+                <w:rFonts w:ascii="Times New Roman" w:cs="Times New Roman" w:eastAsia="Times New Roman" w:hAnsi="Times New Roman"/>
+                <w:sz w:val="20"/>
+                <w:szCs w:val="20"/>
+              </w:rPr>
+              <w:t xml:space="preserve">0.001375</w:t>
+            </w:r>
+          </w:p>
+        </w:tc>
+        <w:tc>
+          <w:tcPr>
+            <w:tcBorders>
+              <w:top w:val="single" w:color="000000" w:sz="1"/>
+              <w:left w:val="single" w:color="000000" w:sz="1"/>
+              <w:bottom w:val="single" w:color="000000" w:sz="1"/>
+              <w:right w:val="single" w:color="000000" w:sz="1"/>
+            </w:tcBorders>
+            <w:tcMar>
+              <w:top w:type="dxa" w:w="80"/>
+              <w:left w:type="dxa" w:w="120"/>
+              <w:bottom w:type="dxa" w:w="80"/>
+              <w:right w:type="dxa" w:w="120"/>
+            </w:tcMar>
+          </w:tcPr>
+          <w:p>
+            <w:pPr>
+              <w:spacing w:line="240" w:lineRule="auto"/>
+            </w:pPr>
+            <w:r>
+              <w:rPr>
+                <w:rFonts w:ascii="Times New Roman" w:cs="Times New Roman" w:eastAsia="Times New Roman" w:hAnsi="Times New Roman"/>
+                <w:sz w:val="20"/>
+                <w:szCs w:val="20"/>
+              </w:rPr>
+              <w:t xml:space="preserve">0.001259</w:t>
+            </w:r>
+          </w:p>
+        </w:tc>
+        <w:tc>
+          <w:tcPr>
+            <w:tcBorders>
+              <w:top w:val="single" w:color="000000" w:sz="1"/>
+              <w:left w:val="single" w:color="000000" w:sz="1"/>
+              <w:bottom w:val="single" w:color="000000" w:sz="1"/>
+              <w:right w:val="single" w:color="000000" w:sz="1"/>
+            </w:tcBorders>
+            <w:tcMar>
+              <w:top w:type="dxa" w:w="80"/>
+              <w:left w:type="dxa" w:w="120"/>
+              <w:bottom w:type="dxa" w:w="80"/>
+              <w:right w:type="dxa" w:w="120"/>
+            </w:tcMar>
+          </w:tcPr>
+          <w:p>
+            <w:pPr>
+              <w:spacing w:line="240" w:lineRule="auto"/>
+            </w:pPr>
+            <w:r>
+              <w:rPr>
+                <w:rFonts w:ascii="Times New Roman" w:cs="Times New Roman" w:eastAsia="Times New Roman" w:hAnsi="Times New Roman"/>
+                <w:sz w:val="20"/>
+                <w:szCs w:val="20"/>
+              </w:rPr>
+              <w:t xml:space="preserve">0.002858</w:t>
+            </w:r>
+          </w:p>
+        </w:tc>
+        <w:tc>
+          <w:tcPr>
+            <w:tcBorders>
+              <w:top w:val="single" w:color="000000" w:sz="1"/>
+              <w:left w:val="single" w:color="000000" w:sz="1"/>
+              <w:bottom w:val="single" w:color="000000" w:sz="1"/>
+              <w:right w:val="single" w:color="000000" w:sz="1"/>
+            </w:tcBorders>
+            <w:tcMar>
+              <w:top w:type="dxa" w:w="80"/>
+              <w:left w:type="dxa" w:w="120"/>
+              <w:bottom w:type="dxa" w:w="80"/>
+              <w:right w:type="dxa" w:w="120"/>
+            </w:tcMar>
+          </w:tcPr>
+          <w:p>
+            <w:pPr>
+              <w:spacing w:line="240" w:lineRule="auto"/>
+            </w:pPr>
+            <w:r>
+              <w:rPr>
+                <w:rFonts w:ascii="Times New Roman" w:cs="Times New Roman" w:eastAsia="Times New Roman" w:hAnsi="Times New Roman"/>
+                <w:sz w:val="20"/>
+                <w:szCs w:val="20"/>
+              </w:rPr>
+              <w:t xml:space="preserve">1.041342</w:t>
+            </w:r>
+          </w:p>
+        </w:tc>
+        <w:tc>
+          <w:tcPr>
+            <w:tcBorders>
+              <w:top w:val="single" w:color="000000" w:sz="1"/>
+              <w:left w:val="single" w:color="000000" w:sz="1"/>
+              <w:bottom w:val="single" w:color="000000" w:sz="1"/>
+              <w:right w:val="single" w:color="000000" w:sz="1"/>
+            </w:tcBorders>
+            <w:tcMar>
+              <w:top w:type="dxa" w:w="80"/>
+              <w:left w:type="dxa" w:w="120"/>
+              <w:bottom w:type="dxa" w:w="80"/>
+              <w:right w:type="dxa" w:w="120"/>
+            </w:tcMar>
+          </w:tcPr>
+          <w:p>
+            <w:pPr>
+              <w:spacing w:line="240" w:lineRule="auto"/>
+            </w:pPr>
+            <w:r>
+              <w:rPr>
+                <w:rFonts w:ascii="Times New Roman" w:cs="Times New Roman" w:eastAsia="Times New Roman" w:hAnsi="Times New Roman"/>
+                <w:sz w:val="20"/>
+                <w:szCs w:val="20"/>
+              </w:rPr>
+              <w:t xml:space="preserve">2.1× / 760×</w:t>
+            </w:r>
+          </w:p>
+        </w:tc>
+      </w:tr>
+    </w:tbl>
+    <w:p>
+      <w:pPr>
+        <w:spacing w:line="480" w:lineRule="auto"/>
+        <w:ind w:firstLine="360"/>
+      </w:pPr>
+      <w:r>
+        <w:rPr>
+          <w:rFonts w:ascii="Times New Roman" w:cs="Times New Roman" w:eastAsia="Times New Roman" w:hAnsi="Times New Roman"/>
           <w:sz w:val="24"/>
           <w:szCs w:val="24"/>
         </w:rPr>
-        <w:t xml:space="preserve">Appendices A through G — frozen spec, cohort overview, parsing QA, post-hoc analyses, reproducibility, model inventory, and training-quality diagnostics — are in the comprehensive long-form report at reports/canary_report.md and the corresponding canary_report.docx/pdf in the repository. They do not count toward the body's page limit per the syllabus.</w:t>
+        <w:t xml:space="preserve">Out-of-distribution input — Gaussian noise — produces reconstruction error 2× higher (matched magnitude) and roughly 750× higher (raw white noise) than real MD&amp;A sentences. The autoencoders demonstrably learned the structure of MiniLM-encoded MD&amp;A text.</w:t>
+      </w:r>
+    </w:p>
+    <w:p>
+      <w:pPr>
+        <w:pStyle w:val="Heading2"/>
+        <w:spacing w:after="140" w:before="280" w:line="280" w:lineRule="auto"/>
+      </w:pPr>
+      <w:r>
+        <w:rPr>
+          <w:rFonts w:ascii="Times New Roman" w:cs="Times New Roman" w:eastAsia="Times New Roman" w:hAnsi="Times New Roman"/>
+          <w:b/>
+          <w:bCs/>
+          <w:sz w:val="28"/>
+          <w:szCs w:val="28"/>
+        </w:rPr>
+        <w:t xml:space="preserve">G.3 The painful gap that explains the negative result</w:t>
+      </w:r>
+    </w:p>
+    <w:p>
+      <w:pPr>
+        <w:spacing w:line="480" w:lineRule="auto"/>
+        <w:ind w:firstLine="360"/>
+      </w:pPr>
+      <w:r>
+        <w:rPr>
+          <w:rFonts w:ascii="Times New Roman" w:cs="Times New Roman" w:eastAsia="Times New Roman" w:hAnsi="Times New Roman"/>
+          <w:sz w:val="24"/>
+          <w:szCs w:val="24"/>
+        </w:rPr>
+        <w:t xml:space="preserve">Table G.1 also makes the negative result visible: real fraud and real peer sentences differ by roughly 10% in mean reconstruction error (around 0.0013 vs around 0.0014), whereas real text and matched-magnitude Gaussian noise differ by approximately 100% (around 0.0014 vs around 0.0029). The model can clearly distinguish MD&amp;A text from non-text; it cannot reliably distinguish fraud-filing MD&amp;A from clean-peer MD&amp;A. That gap is the substantive finding of the project. The autoencoders are real, working, and well-trained models in the technical sense — they reconstruct in-distribution input two orders of magnitude better than out-of-distribution input. They are not, however, useful detectors of accounting fraud at this dataset size on this signal.</w:t>
       </w:r>
     </w:p>
     <w:sectPr>

--- a/reports/canary_report_short.docx
+++ b/reports/canary_report_short.docx
@@ -15,7 +15,7 @@
           <w:sz w:val="32"/>
           <w:szCs w:val="32"/>
         </w:rPr>
-        <w:t xml:space="preserve">Canary — A Pre-Registered Single-Signal Novelty Study on SEC 10-K MD&amp;A Text</w:t>
+        <w:t xml:space="preserve">Canary: A Pre-Registered Single-Signal Novelty Study on SEC 10-K MD&amp;A Text</w:t>
       </w:r>
     </w:p>
     <w:p>
@@ -45,7 +45,7 @@
           <w:sz w:val="24"/>
           <w:szCs w:val="24"/>
         </w:rPr>
-        <w:t xml:space="preserve">CSC 44800 — Artificial Intelligence</w:t>
+        <w:t xml:space="preserve">CSC 44800, Artificial Intelligence</w:t>
       </w:r>
     </w:p>
     <w:p>
@@ -119,7 +119,7 @@
           <w:sz w:val="24"/>
           <w:szCs w:val="24"/>
         </w:rPr>
-        <w:t xml:space="preserve">Can a computer reading the words in an annual report tell which companies turned out to be committing accounting fraud? This project tests one specific answer. I treat each Form 10-K filing's Management's Discussion and Analysis section (Item 7) as a sequence of sentences, embed every sentence with all-MiniLM-L6-v2, train a small autoencoder (384 → 128 → 32 → 128 → 384) on clean peer filings, and score each filing by mean per-sentence reconstruction error. Training is leave-one-cohort-out and time-controlled: the model only sees clean peer filings from other cohorts dated on or before each fraud's filing date. The held-out evaluation set is six historical accounting frauds — Enron (FY2000), WorldCom (FY2001), Tyco (FY2001), HealthSouth (FY2001), Valeant (FY2014), and Lehman Brothers (FY2007). The analysis specification, including exact accession numbers, was committed and git-tagged validation-spec-frozen before any validation script ran.</w:t>
+        <w:t xml:space="preserve">Can a computer reading the words in an annual report tell which companies turned out to be committing accounting fraud? This project tests one specific answer. I treat each Form 10-K filing's Management's Discussion and Analysis section (Item 7) as a sequence of sentences, embed every sentence with all-MiniLM-L6-v2, train a small autoencoder (384 → 128 → 32 → 128 → 384) on clean peer filings, and score each filing by mean per-sentence reconstruction error. Training is leave-one-cohort-out and time-controlled: the model only sees clean peer filings from other cohorts dated on or before each fraud's filing date. The held-out evaluation set is six historical accounting frauds: Enron (FY2000), WorldCom (FY2001), Tyco (FY2001), HealthSouth (FY2001), Valeant (FY2014), and Lehman Brothers (FY2007). The analysis specification, including exact accession numbers, was committed and git-tagged validation-spec-frozen before any validation script ran.</w:t>
       </w:r>
     </w:p>
     <w:p>
@@ -133,7 +133,7 @@
           <w:sz w:val="24"/>
           <w:szCs w:val="24"/>
         </w:rPr>
-        <w:t xml:space="preserve">The headline is honest about three things. First, the pre-registered design was infeasible for Enron — under the strict LOCO + time-controlled rule no eligible training data exists, because Enron's filing date precedes every peer in every other cohort. Enron is excluded from the primary results; the exclusion is a finding about pre-registration, not fraud detection. Second, of the five remaining cohorts only Lehman ranks in the top three (rank 3/13, sentence-level Mann-Whitney p ≈ 1.3 × 10⁻⁹, rank-biserial effect +0.12); the other four rank at or below random. Aggregate hit-rates are at or below the random baseline. Third, a post-hoc TF-IDF + truncated-SVD trivial baseline matches or exceeds the autoencoder on every cohort and produces a stronger Lehman signal (p ≈ 5 × 10⁻²², rank 1/13). On this dataset, the 2020s neural model adds no measurable signal beyond a 1990s latent-semantic-analysis baseline. The contribution is methodological: pre-registration that survives an uncomfortable result, plus a baseline check the field claims to want and rarely produces.</w:t>
+        <w:t xml:space="preserve">The headline is honest about three things. First, the pre-registered design was infeasible for Enron. Under the strict LOCO + time-controlled rule no eligible training data exists, because Enron's filing date precedes every peer in every other cohort. Enron is excluded from the primary results; the exclusion is a finding about pre-registration, not fraud detection. Second, of the five remaining cohorts only Lehman ranks in the top three (rank 3/13, sentence-level Mann-Whitney p ≈ 1.3 × 10⁻⁹, rank-biserial effect +0.12); the other four (HealthSouth 7/12, Tyco 9/13, Valeant 8/13, WorldCom 12/13) rank no better than the random baseline (expected rank ≈ 7). Aggregate hit-rates are at or below the random baseline. Third, a post-hoc TF-IDF + truncated-SVD trivial baseline matches or exceeds the autoencoder on every cohort and produces a stronger Lehman signal (p ≈ 5 × 10⁻²², rank 1/13). On this dataset, the 2020s neural model adds no measurable signal beyond a 1990s latent-semantic-analysis baseline. The contribution is methodological: pre-registration that survives an uncomfortable result, plus a baseline check the field claims to want and rarely produces.</w:t>
       </w:r>
     </w:p>
     <w:p>
@@ -163,7 +163,7 @@
           <w:sz w:val="24"/>
           <w:szCs w:val="24"/>
         </w:rPr>
-        <w:t xml:space="preserve">The Management's Discussion and Analysis (MD&amp;A) section of a 10-K is the longest stretch of free-form prose in a public company's annual report — Item 7 in the standard SEC form, where management explains the year in their own words. A literature in accounting and finance argues that companies that later turn out to have been committing fraud leave detectable linguistic fingerprints in their pre-discovery filings. The natural question is whether unsupervised novelty detection — sentence embeddings plus a reconstruction-error model trained on clean filings — can recover that fingerprint without ever seeing a fraud label.</w:t>
+        <w:t xml:space="preserve">The Management's Discussion and Analysis (MD&amp;A) section of a 10-K is the longest stretch of free-form prose in a public company's annual report. It is Item 7 in the standard SEC form, where management explains the year in their own words. A literature in accounting and finance argues that companies that later turn out to have been committing fraud leave detectable linguistic fingerprints in their pre-discovery filings. The natural question is whether unsupervised novelty detection, treated as sentence embeddings plus a reconstruction-error model trained on clean filings, can recover that fingerprint without ever seeing a fraud label.</w:t>
       </w:r>
     </w:p>
     <w:p>
@@ -574,7 +574,7 @@
                 <w:sz w:val="20"/>
                 <w:szCs w:val="20"/>
               </w:rPr>
-              <w:t xml:space="preserve">Adjacent — Russell &amp; Norvig general framing of empirical evaluation</w:t>
+              <w:t xml:space="preserve">Adjacent: Russell &amp; Norvig, general framing of empirical evaluation</w:t>
             </w:r>
           </w:p>
         </w:tc>
@@ -607,7 +607,7 @@
           <w:sz w:val="24"/>
           <w:szCs w:val="24"/>
         </w:rPr>
-        <w:t xml:space="preserve">The plan went through two adversarial review rounds and a five-advisor council deliberation before any code ran. The output is analysis_spec.md, committed to the repository and tagged validation-spec-frozen. Once tagged, the file is immutable: scripts/06_validate.py runs once against the frozen spec and produces a single set of numbers reported as-is. The full forensic record — commit 98d2585, tag validation-spec-frozen, datestamp 2026-05-01 13:42:42 EDT — is on the repository.</w:t>
+        <w:t xml:space="preserve">The plan went through two adversarial review rounds and a five-advisor council deliberation before any code ran. The output is analysis_spec.md, committed to the repository and tagged validation-spec-frozen. Once tagged, the file is immutable: scripts/06_validate.py runs once against the frozen spec and produces a single set of numbers reported as-is. The full forensic record is on the repository: commit 98d2585, tag validation-spec-frozen, datestamp 2026-05-01 13:42:42 EDT.</w:t>
       </w:r>
     </w:p>
     <w:p>
@@ -621,7 +621,7 @@
           <w:sz w:val="24"/>
           <w:szCs w:val="24"/>
         </w:rPr>
-        <w:t xml:space="preserve">Three rules govern the analysis. Out-of-sample, always — leave-one-cohort-out: for each held-out fraud cohort C, the autoencoder is trained on clean peer filings from cohorts other than C, and the fraud filing in C and its peers are never in the training set. Time-controlled training: only filings dated on or before each fraud's filing date are eligible within the LOCO training set; the model cannot be informed by post-fraud disclosure language. Single pass, no tuning: architecture, hyperparameters, sentence cap, seeds, and the test set were all committed before validation, and no tuning of any of these choices took place after observing per-fraud rank numbers.</w:t>
+        <w:t xml:space="preserve">Three rules govern the analysis. The first is leave-one-cohort-out: for each held-out fraud cohort C, the autoencoder is trained on clean peer filings from cohorts other than C, and the fraud filing in C and its peers are never in the training set. The second is time-controlled training: within that LOCO training set, only filings dated on or before each fraud's filing date are eligible, so the model cannot be informed by post-fraud disclosure language. The third is single-pass, no tuning: architecture, hyperparameters, sentence cap, seeds, and the test set were all committed before validation, and no tuning of any of these choices took place after observing per-fraud rank numbers.</w:t>
       </w:r>
     </w:p>
     <w:p>
@@ -2190,7 +2190,7 @@
           <w:sz w:val="24"/>
           <w:szCs w:val="24"/>
         </w:rPr>
-        <w:t xml:space="preserve">Each cohort is constructed as same-SIC-2-digit and same-fiscal-year peers, screened against the operational clean rule. Final cohort sizes: Enron 12, HealthSouth 11, Tyco 12, Valeant 12, Lehman 12, WorldCom 12 clean peers. None required SIC-1-digit fallback.</w:t>
+        <w:t xml:space="preserve">Each cohort is constructed as same SIC (Standard Industrial Classification) 2-digit and same-fiscal-year peers, screened against the operational clean rule. Final cohort sizes: Enron 12, HealthSouth 11, Tyco 12, Valeant 12, Lehman 12, WorldCom 12 clean peers. None required SIC-1-digit fallback.</w:t>
       </w:r>
     </w:p>
     <w:p>
@@ -2204,7 +2204,7 @@
           <w:sz w:val="24"/>
           <w:szCs w:val="24"/>
         </w:rPr>
-        <w:t xml:space="preserve">Two limitations of the data construction matter for interpretation. First, AAER and class-action screening were applied via editable deny-lists rather than systematic database lookups; a peer that committed undisclosed fraud could appear in a cohort, which would push the null toward zero (peers behave more like frauds) and make the test conservative. Second, EDGAR reports each company's currently-reported SIC, which may differ from its at-time-of-filing SIC. I use what EDGAR currently reports and apply it symmetrically across fraud and peer filings — the cleanest available rule but not a perfect control for sector-at-filing.</w:t>
+        <w:t xml:space="preserve">Two limitations of the data construction matter for interpretation. First, AAER and class-action screening were applied via editable deny-lists rather than systematic database lookups; a peer that committed undisclosed fraud could appear in a cohort, which would push the null toward zero (peers behave more like frauds) and make the test conservative. Second, EDGAR reports each company's currently-reported SIC, which may differ from its at-time-of-filing SIC. I use what EDGAR currently reports and apply it symmetrically across fraud and peer filings. This is the cleanest available rule, though not a perfect control for sector-at-filing.</w:t>
       </w:r>
     </w:p>
     <w:p>
@@ -2248,7 +2248,7 @@
           <w:sz w:val="24"/>
           <w:szCs w:val="24"/>
         </w:rPr>
-        <w:t xml:space="preserve">I committed in advance to a hard 80% extraction-success gate before proceeding. The parser hits 73 of 78 filings (93.6%) across all six cohorts. All six fraud filings parsed successfully (100%); the five failures are pre-2001-vintage peer filings with missing primary-document attachments or missing Item 7A end-anchors. No manual extraction fixes were applied — every parse is the parser's first attempt — so there is no possibility of asymmetric manual correction biasing the fraud-vs-peer comparison. Per-cohort detail is in reports/parsing_qa.md.</w:t>
+        <w:t xml:space="preserve">I committed in advance to a hard 80% extraction-success gate before proceeding. The parser hits 73 of 78 filings (93.6%) across all six cohorts. All six fraud filings parsed successfully (100%); the five failures are pre-2001-vintage peer filings with missing primary-document attachments or missing Item 7A end-anchors. No manual extraction fixes were applied. Every parse is the parser's first attempt, so there is no possibility of asymmetric manual correction biasing the fraud-vs-peer comparison. Per-cohort detail is in reports/parsing_qa.md.</w:t>
       </w:r>
     </w:p>
     <w:p>
@@ -2292,7 +2292,7 @@
           <w:sz w:val="24"/>
           <w:szCs w:val="24"/>
         </w:rPr>
-        <w:t xml:space="preserve">I implement a small symmetric autoencoder in PyTorch at engine/autoencoder.py: 384 → 128 → 32 → 128 → 384 with ReLU activations, MSE reconstruction loss, Adam optimizer at learning rate 1e-3, batch size 16, maximum 200 epochs with early stopping (patience 20) on a 20% validation split. The 32-dimensional bottleneck is small relative to the 384-dim input by design — a lossy bottleneck forces the model to retain training-distribution structure and reconstruct out-of-distribution sentences poorly. Random seeds for numpy, torch, and Python random are all 42.</w:t>
+        <w:t xml:space="preserve">I implement a small symmetric autoencoder in PyTorch at engine/autoencoder.py: 384 → 128 → 32 → 128 → 384 with ReLU activations, MSE reconstruction loss, Adam optimizer at learning rate 1e-3, batch size 16, maximum 200 epochs with early stopping (patience 20) on a 20% validation split. The 32-dimensional bottleneck is small relative to the 384-dim input by design. A lossy bottleneck forces the model to retain training-distribution structure and reconstruct out-of-distribution sentences poorly. Random seeds for numpy, torch, and Python random are all 42.</w:t>
       </w:r>
     </w:p>
     <w:p>
@@ -2321,6 +2321,20 @@
           <w:szCs w:val="24"/>
         </w:rPr>
         <w:t xml:space="preserve">At inference, each filing's MD&amp;A is embedded the same way; the autoencoder's per-sentence reconstruction error is MSE between input and output for that sentence; the filing's score is the mean per-sentence reconstruction error. Per-filing scores for fraud and clean peers in each of the five LOCO cohorts are written to data/results/scores.csv and feed Section 6.</w:t>
+      </w:r>
+    </w:p>
+    <w:p>
+      <w:pPr>
+        <w:spacing w:line="480" w:lineRule="auto"/>
+        <w:ind w:firstLine="360"/>
+      </w:pPr>
+      <w:r>
+        <w:rPr>
+          <w:rFonts w:ascii="Times New Roman" w:cs="Times New Roman" w:eastAsia="Times New Roman" w:hAnsi="Times New Roman"/>
+          <w:sz w:val="24"/>
+          <w:szCs w:val="24"/>
+        </w:rPr>
+        <w:t xml:space="preserve">Two design choices that did not work were caught in the build before the spec was frozen and are documented for transparency. First, an early version of this pipeline used Benford's Law on MD&amp;A text as an auxiliary signal. The second adversarial review pointed out that Benford applies to financial-statement line items, not narrative prose, so the method was incoherent on its face; Benford was removed from the spec before any code ran. Second, the original peer-matching rule used SIC-1-digit codes; preliminary cohort assembly produced peer pools that were too heterogeneous (SIC-1 mixes consumer durables with industrial machinery, for example), so I tightened the rule to SIC-2-digit before freezing the spec. The autoencoder bottleneck dimension itself was frozen at 32 a priori without a sensitivity sweep; that is named as a limitation in Section 8 rather than fixed post-hoc, since changing the bottleneck after observing per-fraud rank numbers would have violated the contract.</w:t>
       </w:r>
     </w:p>
     <w:p>
@@ -2466,7 +2480,7 @@
           <w:sz w:val="24"/>
           <w:szCs w:val="24"/>
         </w:rPr>
-        <w:t xml:space="preserve">Enron's FY2000 10-K was filed 2001-04-02. The earliest filing in any other cohort is Tyco's, dated 2001-12-28 — 270 days later. Under the strict LOCO + time-controlled rule, Enron's eligible training set is empty: no autoencoder was trained, and no per-filing score, rank, Mann-Whitney result, or bootstrap CI can be reported for Enron without violating the frozen spec.</w:t>
+        <w:t xml:space="preserve">Enron's FY2000 10-K was filed 2001-04-02. The earliest filing in any other cohort is Tyco's, dated 2001-12-28, 270 days later. Under the strict LOCO + time-controlled rule, Enron's eligible training set is empty: no autoencoder was trained, and no per-filing score, rank, Mann-Whitney result, or bootstrap CI can be reported for Enron without violating the frozen spec.</w:t>
       </w:r>
     </w:p>
     <w:p>
@@ -2480,7 +2494,7 @@
           <w:sz w:val="24"/>
           <w:szCs w:val="24"/>
         </w:rPr>
-        <w:t xml:space="preserve">This is the correct outcome of the contract, not a workaround for missing data. The honest reading is uncomfortable: the pre-registered design was infeasible for the most famous fraud in the dataset, and the design freeze did not catch the consequence. That is a finding about pre-registration, not fraud detection. It also illustrates a generalizable problem in held-out evaluation under temporal constraints — when held-out positive examples include the chronologically earliest one in the eligible universe, time-controlled training has no out-of-sample data to consume.</w:t>
+        <w:t xml:space="preserve">This is the correct outcome of the contract, not a workaround for missing data. The honest reading is uncomfortable: the pre-registered design was infeasible for the most famous fraud in the dataset, and the design freeze did not catch the consequence. That is a finding about pre-registration, not fraud detection. It also illustrates a generalizable problem in held-out evaluation under temporal constraints. When held-out positive examples include the chronologically earliest one in the eligible universe, time-controlled training has no out-of-sample data to consume.</w:t>
       </w:r>
     </w:p>
     <w:p>
@@ -3802,7 +3816,7 @@
           <w:sz w:val="24"/>
           <w:szCs w:val="24"/>
         </w:rPr>
-        <w:t xml:space="preserve">Lehman is the only cohort that ranks among the top three. The Mann-Whitney p-value of 1.3 × 10⁻⁹ on Lehman is small, but must be read alongside the effect size: rank-biserial of +0.12 (small) with 1,051 fraud sentences against 5,763 peer sentences. Sentence-level p-values scale aggressively with sentence count under fixed effect size; the rank-biserial effect is the more honest summary statistic. The other four cohorts show negative effect sizes — fraud per-sentence errors are statistically lower than peers' — meaning the autoencoder's signal on those cohorts is in the opposite of the predicted direction.</w:t>
+        <w:t xml:space="preserve">Lehman is the only cohort that ranks among the top three. The Mann-Whitney p-value of 1.3 × 10⁻⁹ on Lehman is small, but must be read alongside the effect size: rank-biserial of +0.12 (small) with 1,051 fraud sentences against 5,763 peer sentences. Sentence-level p-values scale aggressively with sentence count under fixed effect size; the rank-biserial effect is the more honest summary statistic. The other four cohorts show negative effect sizes. Fraud per-sentence errors are statistically lower than peers', which means the autoencoder's signal on those cohorts is in the opposite of the predicted direction.</w:t>
       </w:r>
     </w:p>
     <w:p>
@@ -5186,7 +5200,7 @@
           <w:sz w:val="20"/>
           <w:szCs w:val="20"/>
         </w:rPr>
-        <w:t xml:space="preserve">Figure 1. Per-fraud rank: pre-registered autoencoder vs post-hoc TF-IDF + SVD32 baseline. The trivial baseline matches the autoencoder on Valeant and WorldCom and outperforms it on Lehman, HealthSouth, and Tyco.</w:t>
+        <w:t xml:space="preserve">Figure 1. Per-fraud rank, pre-registered autoencoder vs post-hoc TF-IDF + SVD32 baseline. The trivial baseline matches the autoencoder on Valeant and WorldCom and outperforms it on Lehman, HealthSouth, and Tyco.</w:t>
       </w:r>
     </w:p>
     <w:p>
@@ -5200,7 +5214,7 @@
           <w:sz w:val="24"/>
           <w:szCs w:val="24"/>
         </w:rPr>
-        <w:t xml:space="preserve">The TF-IDF + SVD32 baseline matches the autoencoder on Valeant and WorldCom and outperforms it on Lehman, HealthSouth, and Tyco. On Lehman, the trivial baseline lands the fraud at rank 1 of 13 with MW p ≈ 5 × 10⁻²² and rank-biserial +0.19, both stronger than the autoencoder. Aggregate hit-rates for the trivial baseline are hit@1 = 0.20, hit@3 = 0.20, hit@5 = 0.40 — the only configuration in this study that exceeds the random baseline at any k.</w:t>
+        <w:t xml:space="preserve">The TF-IDF + SVD32 baseline matches the autoencoder on Valeant and WorldCom and outperforms it on Lehman, HealthSouth, and Tyco. On Lehman, the trivial baseline lands the fraud at rank 1 of 13 with MW p ≈ 5 × 10⁻²² and rank-biserial +0.19, both stronger than the autoencoder. Aggregate hit-rates for the trivial baseline are hit@1 = 0.20, hit@3 = 0.20, hit@5 = 0.40. This is the only configuration in this study that exceeds the random baseline at any k.</w:t>
       </w:r>
     </w:p>
     <w:p>
@@ -6224,7 +6238,7 @@
           <w:sz w:val="24"/>
           <w:szCs w:val="24"/>
         </w:rPr>
-        <w:t xml:space="preserve">Removing each fraud in turn does not produce a regime under which the four-fraud aggregate beats random; removing Lehman drops hit@3 and hit@5 to 0.00. The aggregate result is entirely Lehman. Two readings are consistent with the data — either the single signal has no out-of-sample power at N = 6, or MD&amp;A language is too heterogeneous for a single autoencoder reconstruction-error signal to discriminate fraud from clean peers without supervision. Both yield the same conclusion: at this dataset size, on this signal, the answer to the driving question is no.</w:t>
+        <w:t xml:space="preserve">Removing each fraud in turn does not produce a regime under which the four-fraud aggregate beats random; removing Lehman drops hit@3 and hit@5 to 0.00. The aggregate result is entirely Lehman. Two readings are consistent with the data. Either the single signal has no out-of-sample power at N = 6, or MD&amp;A language is too heterogeneous for a single autoencoder reconstruction-error signal to discriminate fraud from clean peers without supervision. Both yield the same conclusion: at this dataset size, on this signal, the answer to the driving question is no.</w:t>
       </w:r>
     </w:p>
     <w:p>
@@ -6282,7 +6296,7 @@
           <w:sz w:val="24"/>
           <w:szCs w:val="24"/>
         </w:rPr>
-        <w:t xml:space="preserve">Second, the pre-registered design was infeasible for Enron under LOCO + time-controlled training because the chronologically earliest held-out positive has no eligible training data. That is a finding about pre-registration discipline, not fraud-detection capability — and a generalizable lesson: any held-out evaluation under temporal constraints must verify that every held-out positive admits at least one eligible training cohort under the proposed rule before the spec is frozen.</w:t>
+        <w:t xml:space="preserve">Second, the pre-registered design was infeasible for Enron under LOCO + time-controlled training because the chronologically earliest held-out positive has no eligible training data. That is a finding about pre-registration discipline, not fraud-detection capability. It is also a generalizable lesson: any held-out evaluation under temporal constraints must verify that every held-out positive admits at least one eligible training cohort under the proposed rule before the spec is frozen.</w:t>
       </w:r>
     </w:p>
     <w:p>
@@ -6310,7 +6324,7 @@
           <w:sz w:val="24"/>
           <w:szCs w:val="24"/>
         </w:rPr>
-        <w:t xml:space="preserve">Three lessons follow. Pre-registration is load-bearing only if it survives contact with the data — the frozen spec held; I did not iterate the autoencoder, redefine "clean," or retreat from Enron's exclusion. Methodological exclusions are content if owned — Section 7.1 reports Enron's exclusion as a finding rather than a workaround. The Lehman training-size confound is real, partially refuted, and named — Valeant trained on more sentences (4,327) than Lehman (3,367) and ranks 8/13, so size alone does not explain Lehman's rank; the TF-IDF baseline reproduces the Lehman-specific result, weakly arguing for a real text-distributional Lehman signature rather than a method-specific artifact.</w:t>
+        <w:t xml:space="preserve">Three lessons follow from the work itself. Pre-registration was load-bearing only because the frozen spec held under data that disappointed: I did not iterate the autoencoder, redefine "clean," or retreat from Enron's exclusion. The Enron exclusion is content rather than missing data because Section 7.1 reports it as a finding. And the Lehman training-size confound, which is the obvious objection to the one positive cohort, is partially refuted by the project's own data: Valeant trained on more sentences (4,327) than Lehman (3,367) yet ranks 8/13, so training-corpus size alone does not explain Lehman's rank. The TF-IDF baseline reproduces the Lehman-specific result, which weakly argues for a real text-distributional Lehman signature rather than a method-specific artifact.</w:t>
       </w:r>
     </w:p>
     <w:p>
@@ -6338,7 +6352,7 @@
           <w:sz w:val="24"/>
           <w:szCs w:val="24"/>
         </w:rPr>
-        <w:t xml:space="preserve">Future work. The most informative single direction is change-detection within firm: instead of comparing a fraud filing's MD&amp;A against industry peers, compare it against the same firm's prior-year MD&amp;A. This controls for firm-specific style at the cost of losing the fraud-vs-clean comparison and converts the question from "is this filing anomalous against peers" to "is this filing anomalous against itself." Other directions: multi-section integration (Item 1A risk factors, Item 8 financial notes); structured-plus-unstructured fusion; a genuinely larger held-out set conditioned on AAER-confirmed fraud rather than the high-profile six; a supervised classical-ML baseline (logistic regression on TF-IDF features) once a larger fraud-label set is available — that would violate this study's contract but is the obvious follow-up.</w:t>
+        <w:t xml:space="preserve">Future work. The most informative single direction is change-detection within firm: instead of comparing a fraud filing's MD&amp;A against industry peers, compare it against the same firm's prior-year MD&amp;A. This controls for firm-specific style at the cost of losing the fraud-vs-clean comparison and converts the question from "is this filing anomalous against peers" to "is this filing anomalous against itself." Other directions: multi-section integration (Item 1A risk factors, Item 8 financial notes); structured-plus-unstructured fusion; a genuinely larger held-out set conditioned on AAER-confirmed fraud rather than the high-profile six; a supervised classical-ML baseline (logistic regression on TF-IDF features) once a larger fraud-label set is available. That would violate this study's contract but is the obvious follow-up.</w:t>
       </w:r>
     </w:p>
     <w:p>
@@ -6467,1495 +6481,6 @@
           <w:szCs w:val="24"/>
         </w:rPr>
         <w:t xml:space="preserve">Project repository: https://github.com/ArseniiChan/canary. All code, frozen spec, deny-lists, parsed MD&amp;A index, training logs, single-pass validation outputs, post-hoc baseline outputs, figures, and the appendices (cohort overview, parsing QA, model inventory, training-quality diagnostics) are committed to the repo. Live demo: https://canary-psi.vercel.app.</w:t>
-      </w:r>
-    </w:p>
-    <w:p>
-      <w:pPr>
-        <w:pStyle w:val="Heading1"/>
-        <w:spacing w:after="180" w:before="360" w:line="280" w:lineRule="auto"/>
-      </w:pPr>
-      <w:r>
-        <w:rPr>
-          <w:rFonts w:ascii="Times New Roman" w:cs="Times New Roman" w:eastAsia="Times New Roman" w:hAnsi="Times New Roman"/>
-          <w:b/>
-          <w:bCs/>
-          <w:sz w:val="32"/>
-          <w:szCs w:val="32"/>
-        </w:rPr>
-        <w:t xml:space="preserve">Appendix A — Frozen analysis spec</w:t>
-      </w:r>
-    </w:p>
-    <w:p>
-      <w:pPr>
-        <w:spacing w:line="480" w:lineRule="auto"/>
-        <w:ind w:firstLine="360"/>
-      </w:pPr>
-      <w:r>
-        <w:rPr>
-          <w:rFonts w:ascii="Times New Roman" w:cs="Times New Roman" w:eastAsia="Times New Roman" w:hAnsi="Times New Roman"/>
-          <w:sz w:val="24"/>
-          <w:szCs w:val="24"/>
-        </w:rPr>
-        <w:t xml:space="preserve">Committed at analysis_spec.md in the project repository, git-tagged validation-spec-frozen at commit 98d2585 on 2026-05-01 13:42:42 EDT before any validation script ran. Contains exact accession numbers for all six fraud filings, verified pre-discovery dates and sources, and the full primary-configuration block (architecture, optimizer, seeds, sentence cap, statistical methods, peer-matching rule, and operational "clean" definition).</w:t>
-      </w:r>
-    </w:p>
-    <w:p>
-      <w:pPr>
-        <w:pStyle w:val="Heading1"/>
-        <w:spacing w:after="180" w:before="360" w:line="280" w:lineRule="auto"/>
-      </w:pPr>
-      <w:r>
-        <w:rPr>
-          <w:rFonts w:ascii="Times New Roman" w:cs="Times New Roman" w:eastAsia="Times New Roman" w:hAnsi="Times New Roman"/>
-          <w:b/>
-          <w:bCs/>
-          <w:sz w:val="32"/>
-          <w:szCs w:val="32"/>
-        </w:rPr>
-        <w:t xml:space="preserve">Appendix B — Cohort overview</w:t>
-      </w:r>
-    </w:p>
-    <w:p>
-      <w:pPr>
-        <w:spacing w:line="480" w:lineRule="auto"/>
-        <w:ind w:firstLine="360"/>
-      </w:pPr>
-      <w:r>
-        <w:rPr>
-          <w:rFonts w:ascii="Times New Roman" w:cs="Times New Roman" w:eastAsia="Times New Roman" w:hAnsi="Times New Roman"/>
-          <w:sz w:val="24"/>
-          <w:szCs w:val="24"/>
-        </w:rPr>
-        <w:t xml:space="preserve">Per-cohort peer lists, clean-rule outcomes per peer, and SIC-distribution within each cohort are in reports/cohort_overview.md. The five trained autoencoders had training-set sizes: WCOM 1,477 sentences from 19 filings; TYC 861 from 11; HRC 2,283 from 29; VRX 4,327 from 55; LEH 3,367 from 43.</w:t>
-      </w:r>
-    </w:p>
-    <w:p>
-      <w:pPr>
-        <w:pStyle w:val="Heading1"/>
-        <w:spacing w:after="180" w:before="360" w:line="280" w:lineRule="auto"/>
-      </w:pPr>
-      <w:r>
-        <w:rPr>
-          <w:rFonts w:ascii="Times New Roman" w:cs="Times New Roman" w:eastAsia="Times New Roman" w:hAnsi="Times New Roman"/>
-          <w:b/>
-          <w:bCs/>
-          <w:sz w:val="32"/>
-          <w:szCs w:val="32"/>
-        </w:rPr>
-        <w:t xml:space="preserve">Appendix C — Parsing QA</w:t>
-      </w:r>
-    </w:p>
-    <w:p>
-      <w:pPr>
-        <w:spacing w:line="480" w:lineRule="auto"/>
-        <w:ind w:firstLine="360"/>
-      </w:pPr>
-      <w:r>
-        <w:rPr>
-          <w:rFonts w:ascii="Times New Roman" w:cs="Times New Roman" w:eastAsia="Times New Roman" w:hAnsi="Times New Roman"/>
-          <w:sz w:val="24"/>
-          <w:szCs w:val="24"/>
-        </w:rPr>
-        <w:t xml:space="preserve">Extraction success rate by fraud-vs-peer status and by year, per-filing parse method and character/sentence counts, and the failure list are in reports/parsing_qa.md. Total: 73/78 filings successfully extracted (93.6%); fraud filings: 6/6 (100%); five failures all in pre-2001-vintage peer filings with missing primary documents or missing Item 7A end-anchors.</w:t>
-      </w:r>
-    </w:p>
-    <w:p>
-      <w:pPr>
-        <w:pStyle w:val="Heading1"/>
-        <w:spacing w:after="180" w:before="360" w:line="280" w:lineRule="auto"/>
-      </w:pPr>
-      <w:r>
-        <w:rPr>
-          <w:rFonts w:ascii="Times New Roman" w:cs="Times New Roman" w:eastAsia="Times New Roman" w:hAnsi="Times New Roman"/>
-          <w:b/>
-          <w:bCs/>
-          <w:sz w:val="32"/>
-          <w:szCs w:val="32"/>
-        </w:rPr>
-        <w:t xml:space="preserve">Appendix D — Post-hoc analyses (script paths)</w:t>
-      </w:r>
-    </w:p>
-    <w:p>
-      <w:pPr>
-        <w:spacing w:line="480" w:lineRule="auto"/>
-        <w:ind w:firstLine="360"/>
-      </w:pPr>
-      <w:r>
-        <w:rPr>
-          <w:rFonts w:ascii="Times New Roman" w:cs="Times New Roman" w:eastAsia="Times New Roman" w:hAnsi="Times New Roman"/>
-          <w:sz w:val="24"/>
-          <w:szCs w:val="24"/>
-        </w:rPr>
-        <w:t xml:space="preserve">TF-IDF + SVD32 trivial baseline: scripts/09_tfidf_baseline.py; outputs at data/results/scores_tfidf.csv and data/results/per_fraud_metrics_tfidf.json. Entity-masking ablation: scripts/10_entity_masking_posthoc.py; output at data/results/entity_masking_posthoc.json. Both clearly labeled post-hoc and exploratory; neither displaces the primary numbers in data/results/per_fraud_metrics.json.</w:t>
-      </w:r>
-    </w:p>
-    <w:p>
-      <w:pPr>
-        <w:pStyle w:val="Heading1"/>
-        <w:spacing w:after="180" w:before="360" w:line="280" w:lineRule="auto"/>
-      </w:pPr>
-      <w:r>
-        <w:rPr>
-          <w:rFonts w:ascii="Times New Roman" w:cs="Times New Roman" w:eastAsia="Times New Roman" w:hAnsi="Times New Roman"/>
-          <w:b/>
-          <w:bCs/>
-          <w:sz w:val="32"/>
-          <w:szCs w:val="32"/>
-        </w:rPr>
-        <w:t xml:space="preserve">Appendix E — Reproducibility</w:t>
-      </w:r>
-    </w:p>
-    <w:p>
-      <w:pPr>
-        <w:spacing w:line="240" w:lineRule="auto"/>
-      </w:pPr>
-      <w:r>
-        <w:rPr>
-          <w:rFonts w:ascii="Consolas" w:cs="Consolas" w:eastAsia="Consolas" w:hAnsi="Consolas"/>
-          <w:sz w:val="20"/>
-          <w:szCs w:val="20"/>
-        </w:rPr>
-        <w:t xml:space="preserve">make install                                          # one-time
-make pin-accessions                                   # Phase 0; commits + tags spec
-make reproduce                                        # full pipeline through figures
-make test                                             # 36 unit tests
-.venv/bin/python scripts/09_tfidf_baseline.py         # post-hoc baseline
-.venv/bin/python scripts/10_entity_masking_posthoc.py # post-hoc masking
-.venv/bin/python scripts/14_training_quality_diagnostics.py  # Appendix G figures</w:t>
-      </w:r>
-    </w:p>
-    <w:p>
-      <w:pPr>
-        <w:spacing w:line="480" w:lineRule="auto"/>
-        <w:ind w:firstLine="360"/>
-      </w:pPr>
-      <w:r>
-        <w:rPr>
-          <w:rFonts w:ascii="Times New Roman" w:cs="Times New Roman" w:eastAsia="Times New Roman" w:hAnsi="Times New Roman"/>
-          <w:sz w:val="24"/>
-          <w:szCs w:val="24"/>
-        </w:rPr>
-        <w:t xml:space="preserve">Random seeds for numpy, torch, and Python random are fixed at 42. Embeddings are cached on disk per (filing, model). Every figure in reports/figures/ regenerates from data/results/.</w:t>
-      </w:r>
-    </w:p>
-    <w:p>
-      <w:pPr>
-        <w:pStyle w:val="Heading1"/>
-        <w:spacing w:after="180" w:before="360" w:line="280" w:lineRule="auto"/>
-      </w:pPr>
-      <w:r>
-        <w:rPr>
-          <w:rFonts w:ascii="Times New Roman" w:cs="Times New Roman" w:eastAsia="Times New Roman" w:hAnsi="Times New Roman"/>
-          <w:b/>
-          <w:bCs/>
-          <w:sz w:val="32"/>
-          <w:szCs w:val="32"/>
-        </w:rPr>
-        <w:t xml:space="preserve">Appendix F — Model inventory</w:t>
-      </w:r>
-    </w:p>
-    <w:p>
-      <w:pPr>
-        <w:spacing w:line="480" w:lineRule="auto"/>
-        <w:ind w:firstLine="360"/>
-      </w:pPr>
-      <w:r>
-        <w:rPr>
-          <w:rFonts w:ascii="Times New Roman" w:cs="Times New Roman" w:eastAsia="Times New Roman" w:hAnsi="Times New Roman"/>
-          <w:sz w:val="24"/>
-          <w:szCs w:val="24"/>
-        </w:rPr>
-        <w:t xml:space="preserve">The Canary project uses three distinct kinds of model, totalling eleven model instances:</w:t>
-      </w:r>
-    </w:p>
-    <w:p>
-      <w:pPr>
-        <w:spacing w:line="480" w:lineRule="auto"/>
-        <w:ind w:firstLine="360"/>
-      </w:pPr>
-      <w:r>
-        <w:rPr>
-          <w:rFonts w:ascii="Times New Roman" w:cs="Times New Roman" w:eastAsia="Times New Roman" w:hAnsi="Times New Roman"/>
-          <w:sz w:val="24"/>
-          <w:szCs w:val="24"/>
-        </w:rPr>
-        <w:t xml:space="preserve">(F.1) Pretrained transformer — used as a frozen feature extractor. sentence-transformers/all-MiniLM-L6-v2, a 6-layer MiniLM-based transformer pretrained by Microsoft Research and the Hugging Face Sentence-Transformers project on more than one billion sentence pairs. Approximately 22M parameters. Outputs 384-dimensional sentence vectors. We do not train this model — we freeze it and use it as the input encoder for every MD&amp;A sentence in the project.</w:t>
-      </w:r>
-    </w:p>
-    <w:p>
-      <w:pPr>
-        <w:spacing w:line="480" w:lineRule="auto"/>
-        <w:ind w:firstLine="360"/>
-      </w:pPr>
-      <w:r>
-        <w:rPr>
-          <w:rFonts w:ascii="Times New Roman" w:cs="Times New Roman" w:eastAsia="Times New Roman" w:hAnsi="Times New Roman"/>
-          <w:sz w:val="24"/>
-          <w:szCs w:val="24"/>
-        </w:rPr>
-        <w:t xml:space="preserve">(F.2) Custom autoencoders — the models trained for this project. Five PyTorch autoencoders, one per cohort (HRC, LEH, TYC, VRX, WCOM), with architecture 384 → 128 → 32 → 128 → 384 and ReLU activations between layers. Approximately 117,000 parameters each. MSE reconstruction loss; Adam at learning rate 1e-3; batch size 16; maximum 200 epochs with early stopping (patience 20) on a 20% validation split; numpy / torch / Python random seeds all 42. Trained from scratch on each cohort's leave-one-cohort-out and time-controlled training corpus. Saved checkpoints at data/processed/models/&lt;TICKER&gt;.pt reload cleanly and reproduce the committed per-cohort fraud scores to six decimal places (verified at the validation freeze and re-verified before the May 7 presentation).</w:t>
-      </w:r>
-    </w:p>
-    <w:p>
-      <w:pPr>
-        <w:spacing w:line="480" w:lineRule="auto"/>
-        <w:ind w:firstLine="360"/>
-      </w:pPr>
-      <w:r>
-        <w:rPr>
-          <w:rFonts w:ascii="Times New Roman" w:cs="Times New Roman" w:eastAsia="Times New Roman" w:hAnsi="Times New Roman"/>
-          <w:sz w:val="24"/>
-          <w:szCs w:val="24"/>
-        </w:rPr>
-        <w:t xml:space="preserve">(F.3) Classical-ML baseline — post-hoc, council-mandated. Five TF-IDF + TruncatedSVD pipelines, one per cohort, trained on the same LOCO + time-controlled training corpora. TF-IDF vectorizer with English stop-word removal, sublinear term-frequency scaling, and a 20,000-feature cap; TruncatedSVD with 32 components — matching the autoencoder bottleneck dimension exactly so the comparison is apples-to-apples on bottleneck capacity.</w:t>
-      </w:r>
-    </w:p>
-    <w:p>
-      <w:pPr>
-        <w:pStyle w:val="Heading1"/>
-        <w:spacing w:after="180" w:before="360" w:line="280" w:lineRule="auto"/>
-      </w:pPr>
-      <w:r>
-        <w:rPr>
-          <w:rFonts w:ascii="Times New Roman" w:cs="Times New Roman" w:eastAsia="Times New Roman" w:hAnsi="Times New Roman"/>
-          <w:b/>
-          <w:bCs/>
-          <w:sz w:val="32"/>
-          <w:szCs w:val="32"/>
-        </w:rPr>
-        <w:t xml:space="preserve">Appendix G — Training-quality diagnostics</w:t>
-      </w:r>
-    </w:p>
-    <w:p>
-      <w:pPr>
-        <w:spacing w:line="480" w:lineRule="auto"/>
-        <w:ind w:firstLine="360"/>
-      </w:pPr>
-      <w:r>
-        <w:rPr>
-          <w:rFonts w:ascii="Times New Roman" w:cs="Times New Roman" w:eastAsia="Times New Roman" w:hAnsi="Times New Roman"/>
-          <w:sz w:val="24"/>
-          <w:szCs w:val="24"/>
-        </w:rPr>
-        <w:t xml:space="preserve">Three diagnostics, all from scripts/14_training_quality_diagnostics.py, prove that the autoencoders trained for this project are real working models, not artifacts that merely compiled.</w:t>
-      </w:r>
-    </w:p>
-    <w:p>
-      <w:pPr>
-        <w:pStyle w:val="Heading2"/>
-        <w:spacing w:after="140" w:before="280" w:line="280" w:lineRule="auto"/>
-      </w:pPr>
-      <w:r>
-        <w:rPr>
-          <w:rFonts w:ascii="Times New Roman" w:cs="Times New Roman" w:eastAsia="Times New Roman" w:hAnsi="Times New Roman"/>
-          <w:b/>
-          <w:bCs/>
-          <w:sz w:val="28"/>
-          <w:szCs w:val="28"/>
-        </w:rPr>
-        <w:t xml:space="preserve">G.1 Per-epoch convergence</w:t>
-      </w:r>
-    </w:p>
-    <w:p>
-      <w:pPr>
-        <w:spacing w:line="480" w:lineRule="auto"/>
-        <w:ind w:firstLine="360"/>
-      </w:pPr>
-      <w:r>
-        <w:rPr>
-          <w:rFonts w:ascii="Times New Roman" w:cs="Times New Roman" w:eastAsia="Times New Roman" w:hAnsi="Times New Roman"/>
-          <w:sz w:val="24"/>
-          <w:szCs w:val="24"/>
-        </w:rPr>
-        <w:t xml:space="preserve">Each of the five cohort autoencoders converged via early stopping at best epoch 50–59 of a 200-epoch maximum, with patience 20. Final train loss ranged from 0.000736 (HRC) to 0.000911 (VRX); final validation loss from 0.000947 (HRC) to 0.001129 (TYC). The train-validation gap was small everywhere — between 0.000111 (VRX, largest training set) and 0.000301 (TYC, smallest training set). Full training log: data/processed/training_log.json.</w:t>
-      </w:r>
-    </w:p>
-    <w:p>
-      <w:pPr>
-        <w:pStyle w:val="Heading2"/>
-        <w:spacing w:after="140" w:before="280" w:line="280" w:lineRule="auto"/>
-      </w:pPr>
-      <w:r>
-        <w:rPr>
-          <w:rFonts w:ascii="Times New Roman" w:cs="Times New Roman" w:eastAsia="Times New Roman" w:hAnsi="Times New Roman"/>
-          <w:b/>
-          <w:bCs/>
-          <w:sz w:val="28"/>
-          <w:szCs w:val="28"/>
-        </w:rPr>
-        <w:t xml:space="preserve">G.2 Noise sanity check</w:t>
-      </w:r>
-    </w:p>
-    <w:p>
-      <w:pPr>
-        <w:spacing w:line="480" w:lineRule="auto"/>
-        <w:ind w:firstLine="360"/>
-      </w:pPr>
-      <w:r>
-        <w:rPr>
-          <w:rFonts w:ascii="Times New Roman" w:cs="Times New Roman" w:eastAsia="Times New Roman" w:hAnsi="Times New Roman"/>
-          <w:sz w:val="24"/>
-          <w:szCs w:val="24"/>
-        </w:rPr>
-        <w:t xml:space="preserve">The decisive test that the autoencoder learned a meaningful manifold rather than a trivial constant function. For each cohort autoencoder, I scored four kinds of input under the same per-sentence MSE reconstruction-error metric: (i) the cohort's clean-peer sentences, (ii) the cohort's fraud-filing sentences, (iii) 1,000 unit-norm Gaussian vectors of the same dimensionality, and (iv) 1,000 raw N(0, 1) vectors.</w:t>
-      </w:r>
-    </w:p>
-    <w:p>
-      <w:pPr>
-        <w:spacing w:line="240" w:lineRule="auto"/>
-        <w:jc w:val="center"/>
-      </w:pPr>
-      <w:r>
-        <w:rPr>
-          <w:rFonts w:ascii="Times New Roman" w:cs="Times New Roman" w:eastAsia="Times New Roman" w:hAnsi="Times New Roman"/>
-          <w:i/>
-          <w:iCs/>
-          <w:sz w:val="20"/>
-          <w:szCs w:val="20"/>
-        </w:rPr>
-        <w:t xml:space="preserve">Table G.1. Mean per-sentence reconstruction error by input type.</w:t>
-      </w:r>
-    </w:p>
-    <w:tbl>
-      <w:tblPr>
-        <w:tblW w:type="dxa" w:w="9360"/>
-        <w:tblBorders>
-          <w:top w:val="single" w:color="auto" w:sz="4"/>
-          <w:left w:val="single" w:color="auto" w:sz="4"/>
-          <w:bottom w:val="single" w:color="auto" w:sz="4"/>
-          <w:right w:val="single" w:color="auto" w:sz="4"/>
-          <w:insideH w:val="single" w:color="auto" w:sz="4"/>
-          <w:insideV w:val="single" w:color="auto" w:sz="4"/>
-        </w:tblBorders>
-      </w:tblPr>
-      <w:tblGrid>
-        <w:gridCol w:w="1100"/>
-        <w:gridCol w:w="1300"/>
-        <w:gridCol w:w="1400"/>
-        <w:gridCol w:w="1900"/>
-        <w:gridCol w:w="1500"/>
-        <w:gridCol w:w="2160"/>
-      </w:tblGrid>
-      <w:tr>
-        <w:trPr>
-          <w:tblHeader/>
-        </w:trPr>
-        <w:tc>
-          <w:tcPr>
-            <w:tcBorders>
-              <w:top w:val="single" w:color="000000" w:sz="1"/>
-              <w:left w:val="single" w:color="000000" w:sz="1"/>
-              <w:bottom w:val="single" w:color="000000" w:sz="1"/>
-              <w:right w:val="single" w:color="000000" w:sz="1"/>
-            </w:tcBorders>
-            <w:shd w:fill="EDEDED" w:color="auto" w:val="clear"/>
-            <w:tcMar>
-              <w:top w:type="dxa" w:w="80"/>
-              <w:left w:type="dxa" w:w="120"/>
-              <w:bottom w:type="dxa" w:w="80"/>
-              <w:right w:type="dxa" w:w="120"/>
-            </w:tcMar>
-          </w:tcPr>
-          <w:p>
-            <w:pPr>
-              <w:spacing w:line="240" w:lineRule="auto"/>
-            </w:pPr>
-            <w:r>
-              <w:rPr>
-                <w:rFonts w:ascii="Times New Roman" w:cs="Times New Roman" w:eastAsia="Times New Roman" w:hAnsi="Times New Roman"/>
-                <w:b/>
-                <w:bCs/>
-                <w:sz w:val="20"/>
-                <w:szCs w:val="20"/>
-              </w:rPr>
-              <w:t xml:space="preserve">Cohort</w:t>
-            </w:r>
-          </w:p>
-        </w:tc>
-        <w:tc>
-          <w:tcPr>
-            <w:tcBorders>
-              <w:top w:val="single" w:color="000000" w:sz="1"/>
-              <w:left w:val="single" w:color="000000" w:sz="1"/>
-              <w:bottom w:val="single" w:color="000000" w:sz="1"/>
-              <w:right w:val="single" w:color="000000" w:sz="1"/>
-            </w:tcBorders>
-            <w:shd w:fill="EDEDED" w:color="auto" w:val="clear"/>
-            <w:tcMar>
-              <w:top w:type="dxa" w:w="80"/>
-              <w:left w:type="dxa" w:w="120"/>
-              <w:bottom w:type="dxa" w:w="80"/>
-              <w:right w:type="dxa" w:w="120"/>
-            </w:tcMar>
-          </w:tcPr>
-          <w:p>
-            <w:pPr>
-              <w:spacing w:line="240" w:lineRule="auto"/>
-            </w:pPr>
-            <w:r>
-              <w:rPr>
-                <w:rFonts w:ascii="Times New Roman" w:cs="Times New Roman" w:eastAsia="Times New Roman" w:hAnsi="Times New Roman"/>
-                <w:b/>
-                <w:bCs/>
-                <w:sz w:val="20"/>
-                <w:szCs w:val="20"/>
-              </w:rPr>
-              <w:t xml:space="preserve">Real peer</w:t>
-            </w:r>
-          </w:p>
-        </w:tc>
-        <w:tc>
-          <w:tcPr>
-            <w:tcBorders>
-              <w:top w:val="single" w:color="000000" w:sz="1"/>
-              <w:left w:val="single" w:color="000000" w:sz="1"/>
-              <w:bottom w:val="single" w:color="000000" w:sz="1"/>
-              <w:right w:val="single" w:color="000000" w:sz="1"/>
-            </w:tcBorders>
-            <w:shd w:fill="EDEDED" w:color="auto" w:val="clear"/>
-            <w:tcMar>
-              <w:top w:type="dxa" w:w="80"/>
-              <w:left w:type="dxa" w:w="120"/>
-              <w:bottom w:type="dxa" w:w="80"/>
-              <w:right w:type="dxa" w:w="120"/>
-            </w:tcMar>
-          </w:tcPr>
-          <w:p>
-            <w:pPr>
-              <w:spacing w:line="240" w:lineRule="auto"/>
-            </w:pPr>
-            <w:r>
-              <w:rPr>
-                <w:rFonts w:ascii="Times New Roman" w:cs="Times New Roman" w:eastAsia="Times New Roman" w:hAnsi="Times New Roman"/>
-                <w:b/>
-                <w:bCs/>
-                <w:sz w:val="20"/>
-                <w:szCs w:val="20"/>
-              </w:rPr>
-              <w:t xml:space="preserve">Real fraud</w:t>
-            </w:r>
-          </w:p>
-        </w:tc>
-        <w:tc>
-          <w:tcPr>
-            <w:tcBorders>
-              <w:top w:val="single" w:color="000000" w:sz="1"/>
-              <w:left w:val="single" w:color="000000" w:sz="1"/>
-              <w:bottom w:val="single" w:color="000000" w:sz="1"/>
-              <w:right w:val="single" w:color="000000" w:sz="1"/>
-            </w:tcBorders>
-            <w:shd w:fill="EDEDED" w:color="auto" w:val="clear"/>
-            <w:tcMar>
-              <w:top w:type="dxa" w:w="80"/>
-              <w:left w:type="dxa" w:w="120"/>
-              <w:bottom w:type="dxa" w:w="80"/>
-              <w:right w:type="dxa" w:w="120"/>
-            </w:tcMar>
-          </w:tcPr>
-          <w:p>
-            <w:pPr>
-              <w:spacing w:line="240" w:lineRule="auto"/>
-            </w:pPr>
-            <w:r>
-              <w:rPr>
-                <w:rFonts w:ascii="Times New Roman" w:cs="Times New Roman" w:eastAsia="Times New Roman" w:hAnsi="Times New Roman"/>
-                <w:b/>
-                <w:bCs/>
-                <w:sz w:val="20"/>
-                <w:szCs w:val="20"/>
-              </w:rPr>
-              <w:t xml:space="preserve">Unit-norm Gaussian</w:t>
-            </w:r>
-          </w:p>
-        </w:tc>
-        <w:tc>
-          <w:tcPr>
-            <w:tcBorders>
-              <w:top w:val="single" w:color="000000" w:sz="1"/>
-              <w:left w:val="single" w:color="000000" w:sz="1"/>
-              <w:bottom w:val="single" w:color="000000" w:sz="1"/>
-              <w:right w:val="single" w:color="000000" w:sz="1"/>
-            </w:tcBorders>
-            <w:shd w:fill="EDEDED" w:color="auto" w:val="clear"/>
-            <w:tcMar>
-              <w:top w:type="dxa" w:w="80"/>
-              <w:left w:type="dxa" w:w="120"/>
-              <w:bottom w:type="dxa" w:w="80"/>
-              <w:right w:type="dxa" w:w="120"/>
-            </w:tcMar>
-          </w:tcPr>
-          <w:p>
-            <w:pPr>
-              <w:spacing w:line="240" w:lineRule="auto"/>
-            </w:pPr>
-            <w:r>
-              <w:rPr>
-                <w:rFonts w:ascii="Times New Roman" w:cs="Times New Roman" w:eastAsia="Times New Roman" w:hAnsi="Times New Roman"/>
-                <w:b/>
-                <w:bCs/>
-                <w:sz w:val="20"/>
-                <w:szCs w:val="20"/>
-              </w:rPr>
-              <w:t xml:space="preserve">Raw N(0,1)</w:t>
-            </w:r>
-          </w:p>
-        </w:tc>
-        <w:tc>
-          <w:tcPr>
-            <w:tcBorders>
-              <w:top w:val="single" w:color="000000" w:sz="1"/>
-              <w:left w:val="single" w:color="000000" w:sz="1"/>
-              <w:bottom w:val="single" w:color="000000" w:sz="1"/>
-              <w:right w:val="single" w:color="000000" w:sz="1"/>
-            </w:tcBorders>
-            <w:shd w:fill="EDEDED" w:color="auto" w:val="clear"/>
-            <w:tcMar>
-              <w:top w:type="dxa" w:w="80"/>
-              <w:left w:type="dxa" w:w="120"/>
-              <w:bottom w:type="dxa" w:w="80"/>
-              <w:right w:type="dxa" w:w="120"/>
-            </w:tcMar>
-          </w:tcPr>
-          <w:p>
-            <w:pPr>
-              <w:spacing w:line="240" w:lineRule="auto"/>
-            </w:pPr>
-            <w:r>
-              <w:rPr>
-                <w:rFonts w:ascii="Times New Roman" w:cs="Times New Roman" w:eastAsia="Times New Roman" w:hAnsi="Times New Roman"/>
-                <w:b/>
-                <w:bCs/>
-                <w:sz w:val="20"/>
-                <w:szCs w:val="20"/>
-              </w:rPr>
-              <w:t xml:space="preserve">Noise / real ratio</w:t>
-            </w:r>
-          </w:p>
-        </w:tc>
-      </w:tr>
-      <w:tr>
-        <w:tc>
-          <w:tcPr>
-            <w:tcBorders>
-              <w:top w:val="single" w:color="000000" w:sz="1"/>
-              <w:left w:val="single" w:color="000000" w:sz="1"/>
-              <w:bottom w:val="single" w:color="000000" w:sz="1"/>
-              <w:right w:val="single" w:color="000000" w:sz="1"/>
-            </w:tcBorders>
-            <w:tcMar>
-              <w:top w:type="dxa" w:w="80"/>
-              <w:left w:type="dxa" w:w="120"/>
-              <w:bottom w:type="dxa" w:w="80"/>
-              <w:right w:type="dxa" w:w="120"/>
-            </w:tcMar>
-          </w:tcPr>
-          <w:p>
-            <w:pPr>
-              <w:spacing w:line="240" w:lineRule="auto"/>
-            </w:pPr>
-            <w:r>
-              <w:rPr>
-                <w:rFonts w:ascii="Times New Roman" w:cs="Times New Roman" w:eastAsia="Times New Roman" w:hAnsi="Times New Roman"/>
-                <w:sz w:val="20"/>
-                <w:szCs w:val="20"/>
-              </w:rPr>
-              <w:t xml:space="preserve">HRC</w:t>
-            </w:r>
-          </w:p>
-        </w:tc>
-        <w:tc>
-          <w:tcPr>
-            <w:tcBorders>
-              <w:top w:val="single" w:color="000000" w:sz="1"/>
-              <w:left w:val="single" w:color="000000" w:sz="1"/>
-              <w:bottom w:val="single" w:color="000000" w:sz="1"/>
-              <w:right w:val="single" w:color="000000" w:sz="1"/>
-            </w:tcBorders>
-            <w:tcMar>
-              <w:top w:type="dxa" w:w="80"/>
-              <w:left w:type="dxa" w:w="120"/>
-              <w:bottom w:type="dxa" w:w="80"/>
-              <w:right w:type="dxa" w:w="120"/>
-            </w:tcMar>
-          </w:tcPr>
-          <w:p>
-            <w:pPr>
-              <w:spacing w:line="240" w:lineRule="auto"/>
-            </w:pPr>
-            <w:r>
-              <w:rPr>
-                <w:rFonts w:ascii="Times New Roman" w:cs="Times New Roman" w:eastAsia="Times New Roman" w:hAnsi="Times New Roman"/>
-                <w:sz w:val="20"/>
-                <w:szCs w:val="20"/>
-              </w:rPr>
-              <w:t xml:space="preserve">0.001406</w:t>
-            </w:r>
-          </w:p>
-        </w:tc>
-        <w:tc>
-          <w:tcPr>
-            <w:tcBorders>
-              <w:top w:val="single" w:color="000000" w:sz="1"/>
-              <w:left w:val="single" w:color="000000" w:sz="1"/>
-              <w:bottom w:val="single" w:color="000000" w:sz="1"/>
-              <w:right w:val="single" w:color="000000" w:sz="1"/>
-            </w:tcBorders>
-            <w:tcMar>
-              <w:top w:type="dxa" w:w="80"/>
-              <w:left w:type="dxa" w:w="120"/>
-              <w:bottom w:type="dxa" w:w="80"/>
-              <w:right w:type="dxa" w:w="120"/>
-            </w:tcMar>
-          </w:tcPr>
-          <w:p>
-            <w:pPr>
-              <w:spacing w:line="240" w:lineRule="auto"/>
-            </w:pPr>
-            <w:r>
-              <w:rPr>
-                <w:rFonts w:ascii="Times New Roman" w:cs="Times New Roman" w:eastAsia="Times New Roman" w:hAnsi="Times New Roman"/>
-                <w:sz w:val="20"/>
-                <w:szCs w:val="20"/>
-              </w:rPr>
-              <w:t xml:space="preserve">0.001266</w:t>
-            </w:r>
-          </w:p>
-        </w:tc>
-        <w:tc>
-          <w:tcPr>
-            <w:tcBorders>
-              <w:top w:val="single" w:color="000000" w:sz="1"/>
-              <w:left w:val="single" w:color="000000" w:sz="1"/>
-              <w:bottom w:val="single" w:color="000000" w:sz="1"/>
-              <w:right w:val="single" w:color="000000" w:sz="1"/>
-            </w:tcBorders>
-            <w:tcMar>
-              <w:top w:type="dxa" w:w="80"/>
-              <w:left w:type="dxa" w:w="120"/>
-              <w:bottom w:type="dxa" w:w="80"/>
-              <w:right w:type="dxa" w:w="120"/>
-            </w:tcMar>
-          </w:tcPr>
-          <w:p>
-            <w:pPr>
-              <w:spacing w:line="240" w:lineRule="auto"/>
-            </w:pPr>
-            <w:r>
-              <w:rPr>
-                <w:rFonts w:ascii="Times New Roman" w:cs="Times New Roman" w:eastAsia="Times New Roman" w:hAnsi="Times New Roman"/>
-                <w:sz w:val="20"/>
-                <w:szCs w:val="20"/>
-              </w:rPr>
-              <w:t xml:space="preserve">0.002954</w:t>
-            </w:r>
-          </w:p>
-        </w:tc>
-        <w:tc>
-          <w:tcPr>
-            <w:tcBorders>
-              <w:top w:val="single" w:color="000000" w:sz="1"/>
-              <w:left w:val="single" w:color="000000" w:sz="1"/>
-              <w:bottom w:val="single" w:color="000000" w:sz="1"/>
-              <w:right w:val="single" w:color="000000" w:sz="1"/>
-            </w:tcBorders>
-            <w:tcMar>
-              <w:top w:type="dxa" w:w="80"/>
-              <w:left w:type="dxa" w:w="120"/>
-              <w:bottom w:type="dxa" w:w="80"/>
-              <w:right w:type="dxa" w:w="120"/>
-            </w:tcMar>
-          </w:tcPr>
-          <w:p>
-            <w:pPr>
-              <w:spacing w:line="240" w:lineRule="auto"/>
-            </w:pPr>
-            <w:r>
-              <w:rPr>
-                <w:rFonts w:ascii="Times New Roman" w:cs="Times New Roman" w:eastAsia="Times New Roman" w:hAnsi="Times New Roman"/>
-                <w:sz w:val="20"/>
-                <w:szCs w:val="20"/>
-              </w:rPr>
-              <w:t xml:space="preserve">1.076235</w:t>
-            </w:r>
-          </w:p>
-        </w:tc>
-        <w:tc>
-          <w:tcPr>
-            <w:tcBorders>
-              <w:top w:val="single" w:color="000000" w:sz="1"/>
-              <w:left w:val="single" w:color="000000" w:sz="1"/>
-              <w:bottom w:val="single" w:color="000000" w:sz="1"/>
-              <w:right w:val="single" w:color="000000" w:sz="1"/>
-            </w:tcBorders>
-            <w:tcMar>
-              <w:top w:type="dxa" w:w="80"/>
-              <w:left w:type="dxa" w:w="120"/>
-              <w:bottom w:type="dxa" w:w="80"/>
-              <w:right w:type="dxa" w:w="120"/>
-            </w:tcMar>
-          </w:tcPr>
-          <w:p>
-            <w:pPr>
-              <w:spacing w:line="240" w:lineRule="auto"/>
-            </w:pPr>
-            <w:r>
-              <w:rPr>
-                <w:rFonts w:ascii="Times New Roman" w:cs="Times New Roman" w:eastAsia="Times New Roman" w:hAnsi="Times New Roman"/>
-                <w:sz w:val="20"/>
-                <w:szCs w:val="20"/>
-              </w:rPr>
-              <w:t xml:space="preserve">2.1× / 765×</w:t>
-            </w:r>
-          </w:p>
-        </w:tc>
-      </w:tr>
-      <w:tr>
-        <w:tc>
-          <w:tcPr>
-            <w:tcBorders>
-              <w:top w:val="single" w:color="000000" w:sz="1"/>
-              <w:left w:val="single" w:color="000000" w:sz="1"/>
-              <w:bottom w:val="single" w:color="000000" w:sz="1"/>
-              <w:right w:val="single" w:color="000000" w:sz="1"/>
-            </w:tcBorders>
-            <w:tcMar>
-              <w:top w:type="dxa" w:w="80"/>
-              <w:left w:type="dxa" w:w="120"/>
-              <w:bottom w:type="dxa" w:w="80"/>
-              <w:right w:type="dxa" w:w="120"/>
-            </w:tcMar>
-          </w:tcPr>
-          <w:p>
-            <w:pPr>
-              <w:spacing w:line="240" w:lineRule="auto"/>
-            </w:pPr>
-            <w:r>
-              <w:rPr>
-                <w:rFonts w:ascii="Times New Roman" w:cs="Times New Roman" w:eastAsia="Times New Roman" w:hAnsi="Times New Roman"/>
-                <w:sz w:val="20"/>
-                <w:szCs w:val="20"/>
-              </w:rPr>
-              <w:t xml:space="preserve">LEH</w:t>
-            </w:r>
-          </w:p>
-        </w:tc>
-        <w:tc>
-          <w:tcPr>
-            <w:tcBorders>
-              <w:top w:val="single" w:color="000000" w:sz="1"/>
-              <w:left w:val="single" w:color="000000" w:sz="1"/>
-              <w:bottom w:val="single" w:color="000000" w:sz="1"/>
-              <w:right w:val="single" w:color="000000" w:sz="1"/>
-            </w:tcBorders>
-            <w:tcMar>
-              <w:top w:type="dxa" w:w="80"/>
-              <w:left w:type="dxa" w:w="120"/>
-              <w:bottom w:type="dxa" w:w="80"/>
-              <w:right w:type="dxa" w:w="120"/>
-            </w:tcMar>
-          </w:tcPr>
-          <w:p>
-            <w:pPr>
-              <w:spacing w:line="240" w:lineRule="auto"/>
-            </w:pPr>
-            <w:r>
-              <w:rPr>
-                <w:rFonts w:ascii="Times New Roman" w:cs="Times New Roman" w:eastAsia="Times New Roman" w:hAnsi="Times New Roman"/>
-                <w:sz w:val="20"/>
-                <w:szCs w:val="20"/>
-              </w:rPr>
-              <w:t xml:space="preserve">0.001337</w:t>
-            </w:r>
-          </w:p>
-        </w:tc>
-        <w:tc>
-          <w:tcPr>
-            <w:tcBorders>
-              <w:top w:val="single" w:color="000000" w:sz="1"/>
-              <w:left w:val="single" w:color="000000" w:sz="1"/>
-              <w:bottom w:val="single" w:color="000000" w:sz="1"/>
-              <w:right w:val="single" w:color="000000" w:sz="1"/>
-            </w:tcBorders>
-            <w:tcMar>
-              <w:top w:type="dxa" w:w="80"/>
-              <w:left w:type="dxa" w:w="120"/>
-              <w:bottom w:type="dxa" w:w="80"/>
-              <w:right w:type="dxa" w:w="120"/>
-            </w:tcMar>
-          </w:tcPr>
-          <w:p>
-            <w:pPr>
-              <w:spacing w:line="240" w:lineRule="auto"/>
-            </w:pPr>
-            <w:r>
-              <w:rPr>
-                <w:rFonts w:ascii="Times New Roman" w:cs="Times New Roman" w:eastAsia="Times New Roman" w:hAnsi="Times New Roman"/>
-                <w:sz w:val="20"/>
-                <w:szCs w:val="20"/>
-              </w:rPr>
-              <w:t xml:space="preserve">0.001395</w:t>
-            </w:r>
-          </w:p>
-        </w:tc>
-        <w:tc>
-          <w:tcPr>
-            <w:tcBorders>
-              <w:top w:val="single" w:color="000000" w:sz="1"/>
-              <w:left w:val="single" w:color="000000" w:sz="1"/>
-              <w:bottom w:val="single" w:color="000000" w:sz="1"/>
-              <w:right w:val="single" w:color="000000" w:sz="1"/>
-            </w:tcBorders>
-            <w:tcMar>
-              <w:top w:type="dxa" w:w="80"/>
-              <w:left w:type="dxa" w:w="120"/>
-              <w:bottom w:type="dxa" w:w="80"/>
-              <w:right w:type="dxa" w:w="120"/>
-            </w:tcMar>
-          </w:tcPr>
-          <w:p>
-            <w:pPr>
-              <w:spacing w:line="240" w:lineRule="auto"/>
-            </w:pPr>
-            <w:r>
-              <w:rPr>
-                <w:rFonts w:ascii="Times New Roman" w:cs="Times New Roman" w:eastAsia="Times New Roman" w:hAnsi="Times New Roman"/>
-                <w:sz w:val="20"/>
-                <w:szCs w:val="20"/>
-              </w:rPr>
-              <w:t xml:space="preserve">0.002966</w:t>
-            </w:r>
-          </w:p>
-        </w:tc>
-        <w:tc>
-          <w:tcPr>
-            <w:tcBorders>
-              <w:top w:val="single" w:color="000000" w:sz="1"/>
-              <w:left w:val="single" w:color="000000" w:sz="1"/>
-              <w:bottom w:val="single" w:color="000000" w:sz="1"/>
-              <w:right w:val="single" w:color="000000" w:sz="1"/>
-            </w:tcBorders>
-            <w:tcMar>
-              <w:top w:type="dxa" w:w="80"/>
-              <w:left w:type="dxa" w:w="120"/>
-              <w:bottom w:type="dxa" w:w="80"/>
-              <w:right w:type="dxa" w:w="120"/>
-            </w:tcMar>
-          </w:tcPr>
-          <w:p>
-            <w:pPr>
-              <w:spacing w:line="240" w:lineRule="auto"/>
-            </w:pPr>
-            <w:r>
-              <w:rPr>
-                <w:rFonts w:ascii="Times New Roman" w:cs="Times New Roman" w:eastAsia="Times New Roman" w:hAnsi="Times New Roman"/>
-                <w:sz w:val="20"/>
-                <w:szCs w:val="20"/>
-              </w:rPr>
-              <w:t xml:space="preserve">1.077481</w:t>
-            </w:r>
-          </w:p>
-        </w:tc>
-        <w:tc>
-          <w:tcPr>
-            <w:tcBorders>
-              <w:top w:val="single" w:color="000000" w:sz="1"/>
-              <w:left w:val="single" w:color="000000" w:sz="1"/>
-              <w:bottom w:val="single" w:color="000000" w:sz="1"/>
-              <w:right w:val="single" w:color="000000" w:sz="1"/>
-            </w:tcBorders>
-            <w:tcMar>
-              <w:top w:type="dxa" w:w="80"/>
-              <w:left w:type="dxa" w:w="120"/>
-              <w:bottom w:type="dxa" w:w="80"/>
-              <w:right w:type="dxa" w:w="120"/>
-            </w:tcMar>
-          </w:tcPr>
-          <w:p>
-            <w:pPr>
-              <w:spacing w:line="240" w:lineRule="auto"/>
-            </w:pPr>
-            <w:r>
-              <w:rPr>
-                <w:rFonts w:ascii="Times New Roman" w:cs="Times New Roman" w:eastAsia="Times New Roman" w:hAnsi="Times New Roman"/>
-                <w:sz w:val="20"/>
-                <w:szCs w:val="20"/>
-              </w:rPr>
-              <w:t xml:space="preserve">2.2× / 806×</w:t>
-            </w:r>
-          </w:p>
-        </w:tc>
-      </w:tr>
-      <w:tr>
-        <w:tc>
-          <w:tcPr>
-            <w:tcBorders>
-              <w:top w:val="single" w:color="000000" w:sz="1"/>
-              <w:left w:val="single" w:color="000000" w:sz="1"/>
-              <w:bottom w:val="single" w:color="000000" w:sz="1"/>
-              <w:right w:val="single" w:color="000000" w:sz="1"/>
-            </w:tcBorders>
-            <w:tcMar>
-              <w:top w:type="dxa" w:w="80"/>
-              <w:left w:type="dxa" w:w="120"/>
-              <w:bottom w:type="dxa" w:w="80"/>
-              <w:right w:type="dxa" w:w="120"/>
-            </w:tcMar>
-          </w:tcPr>
-          <w:p>
-            <w:pPr>
-              <w:spacing w:line="240" w:lineRule="auto"/>
-            </w:pPr>
-            <w:r>
-              <w:rPr>
-                <w:rFonts w:ascii="Times New Roman" w:cs="Times New Roman" w:eastAsia="Times New Roman" w:hAnsi="Times New Roman"/>
-                <w:sz w:val="20"/>
-                <w:szCs w:val="20"/>
-              </w:rPr>
-              <w:t xml:space="preserve">TYC</w:t>
-            </w:r>
-          </w:p>
-        </w:tc>
-        <w:tc>
-          <w:tcPr>
-            <w:tcBorders>
-              <w:top w:val="single" w:color="000000" w:sz="1"/>
-              <w:left w:val="single" w:color="000000" w:sz="1"/>
-              <w:bottom w:val="single" w:color="000000" w:sz="1"/>
-              <w:right w:val="single" w:color="000000" w:sz="1"/>
-            </w:tcBorders>
-            <w:tcMar>
-              <w:top w:type="dxa" w:w="80"/>
-              <w:left w:type="dxa" w:w="120"/>
-              <w:bottom w:type="dxa" w:w="80"/>
-              <w:right w:type="dxa" w:w="120"/>
-            </w:tcMar>
-          </w:tcPr>
-          <w:p>
-            <w:pPr>
-              <w:spacing w:line="240" w:lineRule="auto"/>
-            </w:pPr>
-            <w:r>
-              <w:rPr>
-                <w:rFonts w:ascii="Times New Roman" w:cs="Times New Roman" w:eastAsia="Times New Roman" w:hAnsi="Times New Roman"/>
-                <w:sz w:val="20"/>
-                <w:szCs w:val="20"/>
-              </w:rPr>
-              <w:t xml:space="preserve">0.001362</w:t>
-            </w:r>
-          </w:p>
-        </w:tc>
-        <w:tc>
-          <w:tcPr>
-            <w:tcBorders>
-              <w:top w:val="single" w:color="000000" w:sz="1"/>
-              <w:left w:val="single" w:color="000000" w:sz="1"/>
-              <w:bottom w:val="single" w:color="000000" w:sz="1"/>
-              <w:right w:val="single" w:color="000000" w:sz="1"/>
-            </w:tcBorders>
-            <w:tcMar>
-              <w:top w:type="dxa" w:w="80"/>
-              <w:left w:type="dxa" w:w="120"/>
-              <w:bottom w:type="dxa" w:w="80"/>
-              <w:right w:type="dxa" w:w="120"/>
-            </w:tcMar>
-          </w:tcPr>
-          <w:p>
-            <w:pPr>
-              <w:spacing w:line="240" w:lineRule="auto"/>
-            </w:pPr>
-            <w:r>
-              <w:rPr>
-                <w:rFonts w:ascii="Times New Roman" w:cs="Times New Roman" w:eastAsia="Times New Roman" w:hAnsi="Times New Roman"/>
-                <w:sz w:val="20"/>
-                <w:szCs w:val="20"/>
-              </w:rPr>
-              <w:t xml:space="preserve">0.001271</w:t>
-            </w:r>
-          </w:p>
-        </w:tc>
-        <w:tc>
-          <w:tcPr>
-            <w:tcBorders>
-              <w:top w:val="single" w:color="000000" w:sz="1"/>
-              <w:left w:val="single" w:color="000000" w:sz="1"/>
-              <w:bottom w:val="single" w:color="000000" w:sz="1"/>
-              <w:right w:val="single" w:color="000000" w:sz="1"/>
-            </w:tcBorders>
-            <w:tcMar>
-              <w:top w:type="dxa" w:w="80"/>
-              <w:left w:type="dxa" w:w="120"/>
-              <w:bottom w:type="dxa" w:w="80"/>
-              <w:right w:type="dxa" w:w="120"/>
-            </w:tcMar>
-          </w:tcPr>
-          <w:p>
-            <w:pPr>
-              <w:spacing w:line="240" w:lineRule="auto"/>
-            </w:pPr>
-            <w:r>
-              <w:rPr>
-                <w:rFonts w:ascii="Times New Roman" w:cs="Times New Roman" w:eastAsia="Times New Roman" w:hAnsi="Times New Roman"/>
-                <w:sz w:val="20"/>
-                <w:szCs w:val="20"/>
-              </w:rPr>
-              <w:t xml:space="preserve">0.002891</w:t>
-            </w:r>
-          </w:p>
-        </w:tc>
-        <w:tc>
-          <w:tcPr>
-            <w:tcBorders>
-              <w:top w:val="single" w:color="000000" w:sz="1"/>
-              <w:left w:val="single" w:color="000000" w:sz="1"/>
-              <w:bottom w:val="single" w:color="000000" w:sz="1"/>
-              <w:right w:val="single" w:color="000000" w:sz="1"/>
-            </w:tcBorders>
-            <w:tcMar>
-              <w:top w:type="dxa" w:w="80"/>
-              <w:left w:type="dxa" w:w="120"/>
-              <w:bottom w:type="dxa" w:w="80"/>
-              <w:right w:type="dxa" w:w="120"/>
-            </w:tcMar>
-          </w:tcPr>
-          <w:p>
-            <w:pPr>
-              <w:spacing w:line="240" w:lineRule="auto"/>
-            </w:pPr>
-            <w:r>
-              <w:rPr>
-                <w:rFonts w:ascii="Times New Roman" w:cs="Times New Roman" w:eastAsia="Times New Roman" w:hAnsi="Times New Roman"/>
-                <w:sz w:val="20"/>
-                <w:szCs w:val="20"/>
-              </w:rPr>
-              <w:t xml:space="preserve">1.022643</w:t>
-            </w:r>
-          </w:p>
-        </w:tc>
-        <w:tc>
-          <w:tcPr>
-            <w:tcBorders>
-              <w:top w:val="single" w:color="000000" w:sz="1"/>
-              <w:left w:val="single" w:color="000000" w:sz="1"/>
-              <w:bottom w:val="single" w:color="000000" w:sz="1"/>
-              <w:right w:val="single" w:color="000000" w:sz="1"/>
-            </w:tcBorders>
-            <w:tcMar>
-              <w:top w:type="dxa" w:w="80"/>
-              <w:left w:type="dxa" w:w="120"/>
-              <w:bottom w:type="dxa" w:w="80"/>
-              <w:right w:type="dxa" w:w="120"/>
-            </w:tcMar>
-          </w:tcPr>
-          <w:p>
-            <w:pPr>
-              <w:spacing w:line="240" w:lineRule="auto"/>
-            </w:pPr>
-            <w:r>
-              <w:rPr>
-                <w:rFonts w:ascii="Times New Roman" w:cs="Times New Roman" w:eastAsia="Times New Roman" w:hAnsi="Times New Roman"/>
-                <w:sz w:val="20"/>
-                <w:szCs w:val="20"/>
-              </w:rPr>
-              <w:t xml:space="preserve">2.1× / 751×</w:t>
-            </w:r>
-          </w:p>
-        </w:tc>
-      </w:tr>
-      <w:tr>
-        <w:tc>
-          <w:tcPr>
-            <w:tcBorders>
-              <w:top w:val="single" w:color="000000" w:sz="1"/>
-              <w:left w:val="single" w:color="000000" w:sz="1"/>
-              <w:bottom w:val="single" w:color="000000" w:sz="1"/>
-              <w:right w:val="single" w:color="000000" w:sz="1"/>
-            </w:tcBorders>
-            <w:tcMar>
-              <w:top w:type="dxa" w:w="80"/>
-              <w:left w:type="dxa" w:w="120"/>
-              <w:bottom w:type="dxa" w:w="80"/>
-              <w:right w:type="dxa" w:w="120"/>
-            </w:tcMar>
-          </w:tcPr>
-          <w:p>
-            <w:pPr>
-              <w:spacing w:line="240" w:lineRule="auto"/>
-            </w:pPr>
-            <w:r>
-              <w:rPr>
-                <w:rFonts w:ascii="Times New Roman" w:cs="Times New Roman" w:eastAsia="Times New Roman" w:hAnsi="Times New Roman"/>
-                <w:sz w:val="20"/>
-                <w:szCs w:val="20"/>
-              </w:rPr>
-              <w:t xml:space="preserve">VRX</w:t>
-            </w:r>
-          </w:p>
-        </w:tc>
-        <w:tc>
-          <w:tcPr>
-            <w:tcBorders>
-              <w:top w:val="single" w:color="000000" w:sz="1"/>
-              <w:left w:val="single" w:color="000000" w:sz="1"/>
-              <w:bottom w:val="single" w:color="000000" w:sz="1"/>
-              <w:right w:val="single" w:color="000000" w:sz="1"/>
-            </w:tcBorders>
-            <w:tcMar>
-              <w:top w:type="dxa" w:w="80"/>
-              <w:left w:type="dxa" w:w="120"/>
-              <w:bottom w:type="dxa" w:w="80"/>
-              <w:right w:type="dxa" w:w="120"/>
-            </w:tcMar>
-          </w:tcPr>
-          <w:p>
-            <w:pPr>
-              <w:spacing w:line="240" w:lineRule="auto"/>
-            </w:pPr>
-            <w:r>
-              <w:rPr>
-                <w:rFonts w:ascii="Times New Roman" w:cs="Times New Roman" w:eastAsia="Times New Roman" w:hAnsi="Times New Roman"/>
-                <w:sz w:val="20"/>
-                <w:szCs w:val="20"/>
-              </w:rPr>
-              <w:t xml:space="preserve">0.001442</w:t>
-            </w:r>
-          </w:p>
-        </w:tc>
-        <w:tc>
-          <w:tcPr>
-            <w:tcBorders>
-              <w:top w:val="single" w:color="000000" w:sz="1"/>
-              <w:left w:val="single" w:color="000000" w:sz="1"/>
-              <w:bottom w:val="single" w:color="000000" w:sz="1"/>
-              <w:right w:val="single" w:color="000000" w:sz="1"/>
-            </w:tcBorders>
-            <w:tcMar>
-              <w:top w:type="dxa" w:w="80"/>
-              <w:left w:type="dxa" w:w="120"/>
-              <w:bottom w:type="dxa" w:w="80"/>
-              <w:right w:type="dxa" w:w="120"/>
-            </w:tcMar>
-          </w:tcPr>
-          <w:p>
-            <w:pPr>
-              <w:spacing w:line="240" w:lineRule="auto"/>
-            </w:pPr>
-            <w:r>
-              <w:rPr>
-                <w:rFonts w:ascii="Times New Roman" w:cs="Times New Roman" w:eastAsia="Times New Roman" w:hAnsi="Times New Roman"/>
-                <w:sz w:val="20"/>
-                <w:szCs w:val="20"/>
-              </w:rPr>
-              <w:t xml:space="preserve">0.001295</w:t>
-            </w:r>
-          </w:p>
-        </w:tc>
-        <w:tc>
-          <w:tcPr>
-            <w:tcBorders>
-              <w:top w:val="single" w:color="000000" w:sz="1"/>
-              <w:left w:val="single" w:color="000000" w:sz="1"/>
-              <w:bottom w:val="single" w:color="000000" w:sz="1"/>
-              <w:right w:val="single" w:color="000000" w:sz="1"/>
-            </w:tcBorders>
-            <w:tcMar>
-              <w:top w:type="dxa" w:w="80"/>
-              <w:left w:type="dxa" w:w="120"/>
-              <w:bottom w:type="dxa" w:w="80"/>
-              <w:right w:type="dxa" w:w="120"/>
-            </w:tcMar>
-          </w:tcPr>
-          <w:p>
-            <w:pPr>
-              <w:spacing w:line="240" w:lineRule="auto"/>
-            </w:pPr>
-            <w:r>
-              <w:rPr>
-                <w:rFonts w:ascii="Times New Roman" w:cs="Times New Roman" w:eastAsia="Times New Roman" w:hAnsi="Times New Roman"/>
-                <w:sz w:val="20"/>
-                <w:szCs w:val="20"/>
-              </w:rPr>
-              <w:t xml:space="preserve">0.002896</w:t>
-            </w:r>
-          </w:p>
-        </w:tc>
-        <w:tc>
-          <w:tcPr>
-            <w:tcBorders>
-              <w:top w:val="single" w:color="000000" w:sz="1"/>
-              <w:left w:val="single" w:color="000000" w:sz="1"/>
-              <w:bottom w:val="single" w:color="000000" w:sz="1"/>
-              <w:right w:val="single" w:color="000000" w:sz="1"/>
-            </w:tcBorders>
-            <w:tcMar>
-              <w:top w:type="dxa" w:w="80"/>
-              <w:left w:type="dxa" w:w="120"/>
-              <w:bottom w:type="dxa" w:w="80"/>
-              <w:right w:type="dxa" w:w="120"/>
-            </w:tcMar>
-          </w:tcPr>
-          <w:p>
-            <w:pPr>
-              <w:spacing w:line="240" w:lineRule="auto"/>
-            </w:pPr>
-            <w:r>
-              <w:rPr>
-                <w:rFonts w:ascii="Times New Roman" w:cs="Times New Roman" w:eastAsia="Times New Roman" w:hAnsi="Times New Roman"/>
-                <w:sz w:val="20"/>
-                <w:szCs w:val="20"/>
-              </w:rPr>
-              <w:t xml:space="preserve">1.103497</w:t>
-            </w:r>
-          </w:p>
-        </w:tc>
-        <w:tc>
-          <w:tcPr>
-            <w:tcBorders>
-              <w:top w:val="single" w:color="000000" w:sz="1"/>
-              <w:left w:val="single" w:color="000000" w:sz="1"/>
-              <w:bottom w:val="single" w:color="000000" w:sz="1"/>
-              <w:right w:val="single" w:color="000000" w:sz="1"/>
-            </w:tcBorders>
-            <w:tcMar>
-              <w:top w:type="dxa" w:w="80"/>
-              <w:left w:type="dxa" w:w="120"/>
-              <w:bottom w:type="dxa" w:w="80"/>
-              <w:right w:type="dxa" w:w="120"/>
-            </w:tcMar>
-          </w:tcPr>
-          <w:p>
-            <w:pPr>
-              <w:spacing w:line="240" w:lineRule="auto"/>
-            </w:pPr>
-            <w:r>
-              <w:rPr>
-                <w:rFonts w:ascii="Times New Roman" w:cs="Times New Roman" w:eastAsia="Times New Roman" w:hAnsi="Times New Roman"/>
-                <w:sz w:val="20"/>
-                <w:szCs w:val="20"/>
-              </w:rPr>
-              <w:t xml:space="preserve">2.0× / 765×</w:t>
-            </w:r>
-          </w:p>
-        </w:tc>
-      </w:tr>
-      <w:tr>
-        <w:tc>
-          <w:tcPr>
-            <w:tcBorders>
-              <w:top w:val="single" w:color="000000" w:sz="1"/>
-              <w:left w:val="single" w:color="000000" w:sz="1"/>
-              <w:bottom w:val="single" w:color="000000" w:sz="1"/>
-              <w:right w:val="single" w:color="000000" w:sz="1"/>
-            </w:tcBorders>
-            <w:tcMar>
-              <w:top w:type="dxa" w:w="80"/>
-              <w:left w:type="dxa" w:w="120"/>
-              <w:bottom w:type="dxa" w:w="80"/>
-              <w:right w:type="dxa" w:w="120"/>
-            </w:tcMar>
-          </w:tcPr>
-          <w:p>
-            <w:pPr>
-              <w:spacing w:line="240" w:lineRule="auto"/>
-            </w:pPr>
-            <w:r>
-              <w:rPr>
-                <w:rFonts w:ascii="Times New Roman" w:cs="Times New Roman" w:eastAsia="Times New Roman" w:hAnsi="Times New Roman"/>
-                <w:sz w:val="20"/>
-                <w:szCs w:val="20"/>
-              </w:rPr>
-              <w:t xml:space="preserve">WCOM</w:t>
-            </w:r>
-          </w:p>
-        </w:tc>
-        <w:tc>
-          <w:tcPr>
-            <w:tcBorders>
-              <w:top w:val="single" w:color="000000" w:sz="1"/>
-              <w:left w:val="single" w:color="000000" w:sz="1"/>
-              <w:bottom w:val="single" w:color="000000" w:sz="1"/>
-              <w:right w:val="single" w:color="000000" w:sz="1"/>
-            </w:tcBorders>
-            <w:tcMar>
-              <w:top w:type="dxa" w:w="80"/>
-              <w:left w:type="dxa" w:w="120"/>
-              <w:bottom w:type="dxa" w:w="80"/>
-              <w:right w:type="dxa" w:w="120"/>
-            </w:tcMar>
-          </w:tcPr>
-          <w:p>
-            <w:pPr>
-              <w:spacing w:line="240" w:lineRule="auto"/>
-            </w:pPr>
-            <w:r>
-              <w:rPr>
-                <w:rFonts w:ascii="Times New Roman" w:cs="Times New Roman" w:eastAsia="Times New Roman" w:hAnsi="Times New Roman"/>
-                <w:sz w:val="20"/>
-                <w:szCs w:val="20"/>
-              </w:rPr>
-              <w:t xml:space="preserve">0.001375</w:t>
-            </w:r>
-          </w:p>
-        </w:tc>
-        <w:tc>
-          <w:tcPr>
-            <w:tcBorders>
-              <w:top w:val="single" w:color="000000" w:sz="1"/>
-              <w:left w:val="single" w:color="000000" w:sz="1"/>
-              <w:bottom w:val="single" w:color="000000" w:sz="1"/>
-              <w:right w:val="single" w:color="000000" w:sz="1"/>
-            </w:tcBorders>
-            <w:tcMar>
-              <w:top w:type="dxa" w:w="80"/>
-              <w:left w:type="dxa" w:w="120"/>
-              <w:bottom w:type="dxa" w:w="80"/>
-              <w:right w:type="dxa" w:w="120"/>
-            </w:tcMar>
-          </w:tcPr>
-          <w:p>
-            <w:pPr>
-              <w:spacing w:line="240" w:lineRule="auto"/>
-            </w:pPr>
-            <w:r>
-              <w:rPr>
-                <w:rFonts w:ascii="Times New Roman" w:cs="Times New Roman" w:eastAsia="Times New Roman" w:hAnsi="Times New Roman"/>
-                <w:sz w:val="20"/>
-                <w:szCs w:val="20"/>
-              </w:rPr>
-              <w:t xml:space="preserve">0.001259</w:t>
-            </w:r>
-          </w:p>
-        </w:tc>
-        <w:tc>
-          <w:tcPr>
-            <w:tcBorders>
-              <w:top w:val="single" w:color="000000" w:sz="1"/>
-              <w:left w:val="single" w:color="000000" w:sz="1"/>
-              <w:bottom w:val="single" w:color="000000" w:sz="1"/>
-              <w:right w:val="single" w:color="000000" w:sz="1"/>
-            </w:tcBorders>
-            <w:tcMar>
-              <w:top w:type="dxa" w:w="80"/>
-              <w:left w:type="dxa" w:w="120"/>
-              <w:bottom w:type="dxa" w:w="80"/>
-              <w:right w:type="dxa" w:w="120"/>
-            </w:tcMar>
-          </w:tcPr>
-          <w:p>
-            <w:pPr>
-              <w:spacing w:line="240" w:lineRule="auto"/>
-            </w:pPr>
-            <w:r>
-              <w:rPr>
-                <w:rFonts w:ascii="Times New Roman" w:cs="Times New Roman" w:eastAsia="Times New Roman" w:hAnsi="Times New Roman"/>
-                <w:sz w:val="20"/>
-                <w:szCs w:val="20"/>
-              </w:rPr>
-              <w:t xml:space="preserve">0.002858</w:t>
-            </w:r>
-          </w:p>
-        </w:tc>
-        <w:tc>
-          <w:tcPr>
-            <w:tcBorders>
-              <w:top w:val="single" w:color="000000" w:sz="1"/>
-              <w:left w:val="single" w:color="000000" w:sz="1"/>
-              <w:bottom w:val="single" w:color="000000" w:sz="1"/>
-              <w:right w:val="single" w:color="000000" w:sz="1"/>
-            </w:tcBorders>
-            <w:tcMar>
-              <w:top w:type="dxa" w:w="80"/>
-              <w:left w:type="dxa" w:w="120"/>
-              <w:bottom w:type="dxa" w:w="80"/>
-              <w:right w:type="dxa" w:w="120"/>
-            </w:tcMar>
-          </w:tcPr>
-          <w:p>
-            <w:pPr>
-              <w:spacing w:line="240" w:lineRule="auto"/>
-            </w:pPr>
-            <w:r>
-              <w:rPr>
-                <w:rFonts w:ascii="Times New Roman" w:cs="Times New Roman" w:eastAsia="Times New Roman" w:hAnsi="Times New Roman"/>
-                <w:sz w:val="20"/>
-                <w:szCs w:val="20"/>
-              </w:rPr>
-              <w:t xml:space="preserve">1.041342</w:t>
-            </w:r>
-          </w:p>
-        </w:tc>
-        <w:tc>
-          <w:tcPr>
-            <w:tcBorders>
-              <w:top w:val="single" w:color="000000" w:sz="1"/>
-              <w:left w:val="single" w:color="000000" w:sz="1"/>
-              <w:bottom w:val="single" w:color="000000" w:sz="1"/>
-              <w:right w:val="single" w:color="000000" w:sz="1"/>
-            </w:tcBorders>
-            <w:tcMar>
-              <w:top w:type="dxa" w:w="80"/>
-              <w:left w:type="dxa" w:w="120"/>
-              <w:bottom w:type="dxa" w:w="80"/>
-              <w:right w:type="dxa" w:w="120"/>
-            </w:tcMar>
-          </w:tcPr>
-          <w:p>
-            <w:pPr>
-              <w:spacing w:line="240" w:lineRule="auto"/>
-            </w:pPr>
-            <w:r>
-              <w:rPr>
-                <w:rFonts w:ascii="Times New Roman" w:cs="Times New Roman" w:eastAsia="Times New Roman" w:hAnsi="Times New Roman"/>
-                <w:sz w:val="20"/>
-                <w:szCs w:val="20"/>
-              </w:rPr>
-              <w:t xml:space="preserve">2.1× / 760×</w:t>
-            </w:r>
-          </w:p>
-        </w:tc>
-      </w:tr>
-    </w:tbl>
-    <w:p>
-      <w:pPr>
-        <w:spacing w:line="480" w:lineRule="auto"/>
-        <w:ind w:firstLine="360"/>
-      </w:pPr>
-      <w:r>
-        <w:rPr>
-          <w:rFonts w:ascii="Times New Roman" w:cs="Times New Roman" w:eastAsia="Times New Roman" w:hAnsi="Times New Roman"/>
-          <w:sz w:val="24"/>
-          <w:szCs w:val="24"/>
-        </w:rPr>
-        <w:t xml:space="preserve">Out-of-distribution input — Gaussian noise — produces reconstruction error 2× higher (matched magnitude) and roughly 750× higher (raw white noise) than real MD&amp;A sentences. The autoencoders demonstrably learned the structure of MiniLM-encoded MD&amp;A text.</w:t>
-      </w:r>
-    </w:p>
-    <w:p>
-      <w:pPr>
-        <w:pStyle w:val="Heading2"/>
-        <w:spacing w:after="140" w:before="280" w:line="280" w:lineRule="auto"/>
-      </w:pPr>
-      <w:r>
-        <w:rPr>
-          <w:rFonts w:ascii="Times New Roman" w:cs="Times New Roman" w:eastAsia="Times New Roman" w:hAnsi="Times New Roman"/>
-          <w:b/>
-          <w:bCs/>
-          <w:sz w:val="28"/>
-          <w:szCs w:val="28"/>
-        </w:rPr>
-        <w:t xml:space="preserve">G.3 The painful gap that explains the negative result</w:t>
-      </w:r>
-    </w:p>
-    <w:p>
-      <w:pPr>
-        <w:spacing w:line="480" w:lineRule="auto"/>
-        <w:ind w:firstLine="360"/>
-      </w:pPr>
-      <w:r>
-        <w:rPr>
-          <w:rFonts w:ascii="Times New Roman" w:cs="Times New Roman" w:eastAsia="Times New Roman" w:hAnsi="Times New Roman"/>
-          <w:sz w:val="24"/>
-          <w:szCs w:val="24"/>
-        </w:rPr>
-        <w:t xml:space="preserve">Table G.1 also makes the negative result visible: real fraud and real peer sentences differ by roughly 10% in mean reconstruction error (around 0.0013 vs around 0.0014), whereas real text and matched-magnitude Gaussian noise differ by approximately 100% (around 0.0014 vs around 0.0029). The model can clearly distinguish MD&amp;A text from non-text; it cannot reliably distinguish fraud-filing MD&amp;A from clean-peer MD&amp;A. That gap is the substantive finding of the project. The autoencoders are real, working, and well-trained models in the technical sense — they reconstruct in-distribution input two orders of magnitude better than out-of-distribution input. They are not, however, useful detectors of accounting fraud at this dataset size on this signal.</w:t>
       </w:r>
     </w:p>
     <w:sectPr>
@@ -8022,7 +6547,7 @@
         <w:sz w:val="20"/>
         <w:szCs w:val="20"/>
       </w:rPr>
-      <w:t xml:space="preserve">Canary — Arsenii Chan — CSC 44800 — Page </w:t>
+      <w:t xml:space="preserve">Arsenii Chan  ·  CSC 44800  ·  Page </w:t>
     </w:r>
     <w:r>
       <w:rPr>

--- a/reports/canary_report_short.docx
+++ b/reports/canary_report_short.docx
@@ -163,7 +163,7 @@
           <w:sz w:val="24"/>
           <w:szCs w:val="24"/>
         </w:rPr>
-        <w:t xml:space="preserve">The Management's Discussion and Analysis (MD&amp;A) section of a 10-K is the longest stretch of free-form prose in a public company's annual report. It is Item 7 in the standard SEC form, where management explains the year in their own words. A literature in accounting and finance argues that companies that later turn out to have been committing fraud leave detectable linguistic fingerprints in their pre-discovery filings. The natural question is whether unsupervised novelty detection, treated as sentence embeddings plus a reconstruction-error model trained on clean filings, can recover that fingerprint without ever seeing a fraud label.</w:t>
+        <w:t xml:space="preserve">The Management's Discussion and Analysis (MD&amp;A) section of a 10-K is the longest stretch of free-form prose in a public company's annual report. The MD&amp;A is Item 7 in the standard SEC form, where management explains the year in their own words. A literature in accounting and finance argues that companies that later turn out to have been committing fraud leave detectable linguistic fingerprints in their pre-discovery filings. The natural question is whether unsupervised novelty detection, treated as sentence embeddings plus a reconstruction-error model trained on clean filings, can recover that fingerprint without ever seeing a fraud label.</w:t>
       </w:r>
     </w:p>
     <w:p>
@@ -235,7 +235,7 @@
           <w:sz w:val="24"/>
           <w:szCs w:val="24"/>
         </w:rPr>
-        <w:t xml:space="preserve">This is not a fraud detector. It is a comparative novelty study with N = 6 positive examples, evaluated as a held-out probe set under a contract that was written down and immutable before any number was looked at. The discipline of the contract is the deliverable; the numbers it produced are evidence the contract held.</w:t>
+        <w:t xml:space="preserve">Canary is not a fraud detector. The project is a comparative novelty study with N = 6 positive examples, evaluated as a held-out probe set under a contract that was written down and immutable before any number was looked at. The discipline of the contract is the deliverable; the numbers it produced are evidence the contract held.</w:t>
       </w:r>
     </w:p>
     <w:p>
@@ -635,7 +635,7 @@
           <w:sz w:val="24"/>
           <w:szCs w:val="24"/>
         </w:rPr>
-        <w:t xml:space="preserve">A peer is admitted to a cohort iff three rules hold: the CIK is not on an editable AAER deny-list (sourced from public knowledge of SEC enforcement releases); the same CIK has filed no Form 10-K/A within five years post-filing; the CIK or company name is not on an editable class-action deny-list. Both deny-lists are committed at data/processed/aaer_denylist.txt and data/processed/classaction_denylist.txt.</w:t>
+        <w:t xml:space="preserve">A peer is admitted to a cohort iff three rules hold: the CIK (Central Index Key, the SEC's per-company identifier) is not on an editable AAER (Accounting and Auditing Enforcement Releases) deny-list (sourced from public knowledge of SEC enforcement releases); the same CIK has filed no Form 10-K/A within five years post-filing; the CIK or company name is not on an editable class-action deny-list. Both deny-lists are committed at data/processed/aaer_denylist.txt and data/processed/classaction_denylist.txt.</w:t>
       </w:r>
     </w:p>
     <w:p>
@@ -2204,7 +2204,7 @@
           <w:sz w:val="24"/>
           <w:szCs w:val="24"/>
         </w:rPr>
-        <w:t xml:space="preserve">Two limitations of the data construction matter for interpretation. First, AAER and class-action screening were applied via editable deny-lists rather than systematic database lookups; a peer that committed undisclosed fraud could appear in a cohort, which would push the null toward zero (peers behave more like frauds) and make the test conservative. Second, EDGAR reports each company's currently-reported SIC, which may differ from its at-time-of-filing SIC. I use what EDGAR currently reports and apply it symmetrically across fraud and peer filings. This is the cleanest available rule, though not a perfect control for sector-at-filing.</w:t>
+        <w:t xml:space="preserve">Two limitations of the data construction matter for interpretation. First, AAER and class-action screening were applied via editable deny-lists rather than systematic database lookups. A peer that committed undisclosed fraud could appear in a cohort and push the null toward zero, making the test conservative. Second, EDGAR reports each company's currently-reported SIC, which may differ from its at-time-of-filing SIC. I use what EDGAR currently reports and apply it symmetrically across fraud and peer filings. The rule above is the cleanest available, though not a perfect control for the firm's sector at the time of filing.</w:t>
       </w:r>
     </w:p>
     <w:p>
@@ -2494,7 +2494,7 @@
           <w:sz w:val="24"/>
           <w:szCs w:val="24"/>
         </w:rPr>
-        <w:t xml:space="preserve">This is the correct outcome of the contract, not a workaround for missing data. The honest reading is uncomfortable: the pre-registered design was infeasible for the most famous fraud in the dataset, and the design freeze did not catch the consequence. That is a finding about pre-registration, not fraud detection. It also illustrates a generalizable problem in held-out evaluation under temporal constraints. When held-out positive examples include the chronologically earliest one in the eligible universe, time-controlled training has no out-of-sample data to consume.</w:t>
+        <w:t xml:space="preserve">That outcome is correct under the contract, not a workaround for missing data. The honest reading is uncomfortable: the pre-registered design was infeasible for the most famous fraud in the dataset, and the design freeze did not catch the consequence. That is a finding about pre-registration, not fraud detection. It also illustrates a generalizable problem in held-out evaluation under temporal constraints. When held-out positive examples include the chronologically earliest one in the eligible universe, time-controlled training has no out-of-sample data to consume.</w:t>
       </w:r>
     </w:p>
     <w:p>
@@ -5214,7 +5214,7 @@
           <w:sz w:val="24"/>
           <w:szCs w:val="24"/>
         </w:rPr>
-        <w:t xml:space="preserve">The TF-IDF + SVD32 baseline matches the autoencoder on Valeant and WorldCom and outperforms it on Lehman, HealthSouth, and Tyco. On Lehman, the trivial baseline lands the fraud at rank 1 of 13 with MW p ≈ 5 × 10⁻²² and rank-biserial +0.19, both stronger than the autoencoder. Aggregate hit-rates for the trivial baseline are hit@1 = 0.20, hit@3 = 0.20, hit@5 = 0.40. This is the only configuration in this study that exceeds the random baseline at any k.</w:t>
+        <w:t xml:space="preserve">The TF-IDF + SVD32 baseline matches the autoencoder on Valeant and WorldCom and outperforms it on Lehman, HealthSouth, and Tyco. On Lehman, the trivial baseline lands the fraud at rank 1 of 13 with MW p ≈ 5 × 10⁻²² and rank-biserial +0.19, both stronger than the autoencoder. Aggregate hit-rates for the trivial baseline are hit@1 = 0.20, hit@3 = 0.20, hit@5 = 0.40. No other configuration in this study exceeds the random baseline at any k.</w:t>
       </w:r>
     </w:p>
     <w:p>
@@ -5244,7 +5244,7 @@
           <w:sz w:val="28"/>
           <w:szCs w:val="28"/>
         </w:rPr>
-        <w:t xml:space="preserve">7.4 Lehman's positive result is robust to entity masking</w:t>
+        <w:t xml:space="preserve">7.4 Lehman's positive result is unchanged by entity masking</w:t>
       </w:r>
     </w:p>
     <w:p>
@@ -6296,7 +6296,7 @@
           <w:sz w:val="24"/>
           <w:szCs w:val="24"/>
         </w:rPr>
-        <w:t xml:space="preserve">Second, the pre-registered design was infeasible for Enron under LOCO + time-controlled training because the chronologically earliest held-out positive has no eligible training data. That is a finding about pre-registration discipline, not fraud-detection capability. It is also a generalizable lesson: any held-out evaluation under temporal constraints must verify that every held-out positive admits at least one eligible training cohort under the proposed rule before the spec is frozen.</w:t>
+        <w:t xml:space="preserve">Second, the pre-registered design was infeasible for Enron under LOCO + time-controlled training because the chronologically earliest held-out positive has no eligible training data. That is a finding about pre-registration discipline, not fraud-detection capability. The second finding is also a generalizable lesson: any held-out evaluation under temporal constraints must verify that every held-out positive admits at least one eligible training cohort under the proposed rule before the spec is frozen.</w:t>
       </w:r>
     </w:p>
     <w:p>
